--- a/Project Files/SwipeLab - ADD.docx
+++ b/Project Files/SwipeLab - ADD.docx
@@ -7522,7 +7522,7 @@
     <w:p>
       <w:r>
         <w:pict w14:anchorId="00124E5E">
-          <v:rect id="_x0000_i1131" style="width:0;height:1.5pt" o:hralign="center" o:hrstd="t" o:hr="t" fillcolor="#a0a0a0" stroked="f"/>
+          <v:rect id="_x0000_i1025" style="width:0;height:1.5pt" o:hralign="center" o:hrstd="t" o:hr="t" fillcolor="#a0a0a0" stroked="f"/>
         </w:pict>
       </w:r>
     </w:p>
@@ -8378,7 +8378,7 @@
     <w:p>
       <w:r>
         <w:pict w14:anchorId="59550E3D">
-          <v:rect id="_x0000_i1028" style="width:0;height:1.5pt" o:hralign="center" o:hrstd="t" o:hr="t" fillcolor="#a0a0a0" stroked="f"/>
+          <v:rect id="_x0000_i1026" style="width:0;height:1.5pt" o:hralign="center" o:hrstd="t" o:hr="t" fillcolor="#a0a0a0" stroked="f"/>
         </w:pict>
       </w:r>
     </w:p>
@@ -8402,17 +8402,7 @@
           <w:szCs w:val="34"/>
           <w:lang w:val="en-US"/>
         </w:rPr>
-        <w:t>2.</w:t>
-      </w:r>
-      <w:r>
-        <w:rPr>
-          <w:b/>
-          <w:bCs/>
-          <w:sz w:val="34"/>
-          <w:szCs w:val="34"/>
-          <w:lang w:val="en-US"/>
-        </w:rPr>
-        <w:t xml:space="preserve">3 </w:t>
+        <w:t xml:space="preserve">2.3 </w:t>
       </w:r>
       <w:r>
         <w:rPr>
@@ -8618,7 +8608,7 @@
     <w:p>
       <w:r>
         <w:pict w14:anchorId="2F102CCE">
-          <v:rect id="_x0000_i1029" style="width:0;height:1.5pt" o:hralign="center" o:hrstd="t" o:hr="t" fillcolor="#a0a0a0" stroked="f"/>
+          <v:rect id="_x0000_i1027" style="width:0;height:1.5pt" o:hralign="center" o:hrstd="t" o:hr="t" fillcolor="#a0a0a0" stroked="f"/>
         </w:pict>
       </w:r>
     </w:p>
@@ -8644,17 +8634,7 @@
           <w:szCs w:val="34"/>
           <w:lang w:val="en-US"/>
         </w:rPr>
-        <w:t>2.</w:t>
-      </w:r>
-      <w:r>
-        <w:rPr>
-          <w:b/>
-          <w:bCs/>
-          <w:sz w:val="34"/>
-          <w:szCs w:val="34"/>
-          <w:lang w:val="en-US"/>
-        </w:rPr>
-        <w:t xml:space="preserve">4 </w:t>
+        <w:t xml:space="preserve">2.4 </w:t>
       </w:r>
       <w:r>
         <w:rPr>
@@ -8954,7 +8934,7 @@
       </w:pPr>
       <w:r>
         <w:pict w14:anchorId="1A939881">
-          <v:rect id="_x0000_i1030" style="width:0;height:1.5pt" o:hralign="center" o:hrstd="t" o:hr="t" fillcolor="#a0a0a0" stroked="f"/>
+          <v:rect id="_x0000_i1028" style="width:0;height:1.5pt" o:hralign="center" o:hrstd="t" o:hr="t" fillcolor="#a0a0a0" stroked="f"/>
         </w:pict>
       </w:r>
     </w:p>
@@ -8975,6 +8955,7 @@
         <w:rPr>
           <w:b/>
           <w:bCs/>
+          <w:lang w:val="en-US"/>
         </w:rPr>
         <w:t xml:space="preserve">3. </w:t>
       </w:r>
@@ -10015,7 +9996,7 @@
           <w:lang w:val="en-US"/>
         </w:rPr>
         <w:pict w14:anchorId="29206E65">
-          <v:rect id="_x0000_i1174" style="width:6in;height:1.5pt" o:hralign="center" o:hrstd="t" o:hr="t" fillcolor="#a0a0a0" stroked="f"/>
+          <v:rect id="_x0000_i1029" style="width:6in;height:1.5pt" o:hralign="center" o:hrstd="t" o:hr="t" fillcolor="#a0a0a0" stroked="f"/>
         </w:pict>
       </w:r>
     </w:p>
@@ -10078,6 +10059,7 @@
       </w:pPr>
       <w:r>
         <w:rPr>
+          <w:noProof/>
           <w:lang w:val="en-US"/>
         </w:rPr>
         <w:drawing>
@@ -10133,7 +10115,7 @@
     <w:p>
       <w:r>
         <w:pict w14:anchorId="6D0BA8B5">
-          <v:rect id="_x0000_i1044" style="width:0;height:1.5pt" o:hralign="center" o:hrstd="t" o:hr="t" fillcolor="#a0a0a0" stroked="f"/>
+          <v:rect id="_x0000_i1030" style="width:0;height:1.5pt" o:hralign="center" o:hrstd="t" o:hr="t" fillcolor="#a0a0a0" stroked="f"/>
         </w:pict>
       </w:r>
     </w:p>
@@ -11239,9 +11221,30 @@
       </w:r>
     </w:p>
     <w:p>
+      <w:pPr>
+        <w:rPr>
+          <w:lang w:val="en-US"/>
+        </w:rPr>
+      </w:pPr>
+    </w:p>
+    <w:p>
+      <w:pPr>
+        <w:rPr>
+          <w:lang w:val="en-US"/>
+        </w:rPr>
+      </w:pPr>
+    </w:p>
+    <w:p>
+      <w:pPr>
+        <w:rPr>
+          <w:lang w:val="en-US"/>
+        </w:rPr>
+      </w:pPr>
+    </w:p>
+    <w:p>
       <w:r>
         <w:pict w14:anchorId="73541EE3">
-          <v:rect id="_x0000_i1045" style="width:0;height:1.5pt" o:hralign="center" o:hrstd="t" o:hr="t" fillcolor="#a0a0a0" stroked="f"/>
+          <v:rect id="_x0000_i1031" style="width:0;height:1.5pt" o:hralign="center" o:hrstd="t" o:hr="t" fillcolor="#a0a0a0" stroked="f"/>
         </w:pict>
       </w:r>
     </w:p>
@@ -11257,26 +11260,25 @@
           <w:lang w:val="en-US"/>
         </w:rPr>
       </w:pPr>
-      <w:bookmarkStart w:id="15" w:name="_r0dyreyk10x" w:colFirst="0" w:colLast="0"/>
-      <w:bookmarkStart w:id="16" w:name="_Toc219474132"/>
+      <w:bookmarkStart w:id="15" w:name="_Toc219474132"/>
+      <w:r>
+        <w:rPr>
+          <w:b/>
+          <w:bCs/>
+          <w:lang w:val="en-US"/>
+        </w:rPr>
+        <w:lastRenderedPageBreak/>
+        <w:t xml:space="preserve">4. </w:t>
+      </w:r>
+      <w:r>
+        <w:rPr>
+          <w:b/>
+          <w:bCs/>
+          <w:lang w:val="en-US"/>
+        </w:rPr>
+        <w:t>Behavioral Analysis</w:t>
+      </w:r>
       <w:bookmarkEnd w:id="15"/>
-      <w:r>
-        <w:rPr>
-          <w:b/>
-          <w:bCs/>
-          <w:lang w:val="en-US"/>
-        </w:rPr>
-        <w:t xml:space="preserve">4. </w:t>
-      </w:r>
-      <w:r>
-        <w:rPr>
-          <w:b/>
-          <w:bCs/>
-          <w:lang w:val="en-US"/>
-        </w:rPr>
-        <w:t>Behavioral Analysis</w:t>
-      </w:r>
-      <w:bookmarkEnd w:id="16"/>
     </w:p>
     <w:p>
       <w:pPr>
@@ -11290,7 +11292,7 @@
           <w:lang w:val="en-US"/>
         </w:rPr>
       </w:pPr>
-      <w:bookmarkStart w:id="17" w:name="_Toc219474133"/>
+      <w:bookmarkStart w:id="16" w:name="_Toc219474133"/>
       <w:r>
         <w:rPr>
           <w:b/>
@@ -11299,7 +11301,6 @@
           <w:szCs w:val="34"/>
           <w:lang w:val="en-US"/>
         </w:rPr>
-        <w:lastRenderedPageBreak/>
         <w:t xml:space="preserve">4.1 </w:t>
       </w:r>
       <w:r>
@@ -11312,7 +11313,7 @@
         </w:rPr>
         <w:t>Sequence Diagrams</w:t>
       </w:r>
-      <w:bookmarkEnd w:id="17"/>
+      <w:bookmarkEnd w:id="16"/>
     </w:p>
     <w:p>
       <w:pPr>
@@ -11344,7 +11345,7 @@
           <w:lang w:val="en-US"/>
         </w:rPr>
       </w:pPr>
-      <w:bookmarkStart w:id="18" w:name="_Toc219474134"/>
+      <w:bookmarkStart w:id="17" w:name="_Toc219474134"/>
       <w:r>
         <w:rPr>
           <w:b/>
@@ -11385,7 +11386,7 @@
         </w:rPr>
         <w:t>Events</w:t>
       </w:r>
-      <w:bookmarkEnd w:id="18"/>
+      <w:bookmarkEnd w:id="17"/>
     </w:p>
     <w:p>
       <w:pPr>
@@ -11414,7 +11415,7 @@
           <w:lang w:val="en-US"/>
         </w:rPr>
       </w:pPr>
-      <w:bookmarkStart w:id="19" w:name="_Toc219474135"/>
+      <w:bookmarkStart w:id="18" w:name="_Toc219474135"/>
       <w:r>
         <w:rPr>
           <w:b/>
@@ -11455,7 +11456,7 @@
         </w:rPr>
         <w:t>States</w:t>
       </w:r>
-      <w:bookmarkEnd w:id="19"/>
+      <w:bookmarkEnd w:id="18"/>
     </w:p>
     <w:p>
       <w:pPr>
@@ -11691,14 +11692,13 @@
           <w:lang w:val="en-US"/>
         </w:rPr>
       </w:pPr>
-      <w:bookmarkStart w:id="20" w:name="_Toc219474136"/>
-      <w:r>
-        <w:rPr>
-          <w:b/>
-          <w:bCs/>
-          <w:lang w:val="en-US"/>
-        </w:rPr>
-        <w:lastRenderedPageBreak/>
+      <w:bookmarkStart w:id="19" w:name="_Toc219474136"/>
+      <w:r>
+        <w:rPr>
+          <w:b/>
+          <w:bCs/>
+          <w:lang w:val="en-US"/>
+        </w:rPr>
         <w:t xml:space="preserve">5. </w:t>
       </w:r>
       <w:r>
@@ -11709,7 +11709,7 @@
         </w:rPr>
         <w:t>Object-Oriented Analysis</w:t>
       </w:r>
-      <w:bookmarkEnd w:id="20"/>
+      <w:bookmarkEnd w:id="19"/>
     </w:p>
     <w:p>
       <w:pPr>
@@ -11723,7 +11723,7 @@
           <w:lang w:val="en-US"/>
         </w:rPr>
       </w:pPr>
-      <w:bookmarkStart w:id="21" w:name="_Toc219474137"/>
+      <w:bookmarkStart w:id="20" w:name="_Toc219474137"/>
       <w:r>
         <w:rPr>
           <w:b/>
@@ -11752,9 +11752,41 @@
           <w:szCs w:val="34"/>
           <w:lang w:val="en-US"/>
         </w:rPr>
-        <w:t>Class</w:t>
-      </w:r>
-      <w:r>
+        <w:t>Class Diagrams</w:t>
+      </w:r>
+      <w:bookmarkEnd w:id="20"/>
+    </w:p>
+    <w:p>
+      <w:pPr>
+        <w:spacing w:before="240" w:after="240"/>
+        <w:rPr>
+          <w:lang w:val="en-US"/>
+        </w:rPr>
+      </w:pPr>
+      <w:proofErr w:type="gramStart"/>
+      <w:r>
+        <w:rPr>
+          <w:lang w:val="en-US"/>
+        </w:rPr>
+        <w:t>TODO !</w:t>
+      </w:r>
+      <w:proofErr w:type="gramEnd"/>
+    </w:p>
+    <w:p>
+      <w:pPr>
+        <w:spacing w:before="240" w:after="240"/>
+        <w:ind w:left="1080" w:hanging="360"/>
+        <w:rPr>
+          <w:b/>
+          <w:bCs/>
+          <w:lang w:val="en-US"/>
+        </w:rPr>
+      </w:pPr>
+    </w:p>
+    <w:p>
+      <w:pPr>
+        <w:pStyle w:val="Heading2"/>
+        <w:spacing w:before="240" w:after="240"/>
         <w:rPr>
           <w:b/>
           <w:bCs/>
@@ -11762,41 +11794,9 @@
           <w:szCs w:val="34"/>
           <w:lang w:val="en-US"/>
         </w:rPr>
-        <w:t xml:space="preserve"> Diagrams</w:t>
-      </w:r>
-      <w:bookmarkEnd w:id="21"/>
-    </w:p>
-    <w:p>
-      <w:pPr>
-        <w:spacing w:before="240" w:after="240"/>
-        <w:rPr>
-          <w:lang w:val="en-US"/>
-        </w:rPr>
-      </w:pPr>
-      <w:proofErr w:type="gramStart"/>
-      <w:r>
-        <w:rPr>
-          <w:lang w:val="en-US"/>
-        </w:rPr>
-        <w:t>TODO !</w:t>
-      </w:r>
-      <w:proofErr w:type="gramEnd"/>
-    </w:p>
-    <w:p>
-      <w:pPr>
-        <w:spacing w:before="240" w:after="240"/>
-        <w:ind w:left="1080" w:hanging="360"/>
-        <w:rPr>
-          <w:b/>
-          <w:bCs/>
-          <w:lang w:val="en-US"/>
-        </w:rPr>
-      </w:pPr>
-    </w:p>
-    <w:p>
-      <w:pPr>
-        <w:pStyle w:val="Heading2"/>
-        <w:spacing w:before="240" w:after="240"/>
+      </w:pPr>
+      <w:bookmarkStart w:id="21" w:name="_Toc219474138"/>
+      <w:r>
         <w:rPr>
           <w:b/>
           <w:bCs/>
@@ -11804,8 +11804,8 @@
           <w:szCs w:val="34"/>
           <w:lang w:val="en-US"/>
         </w:rPr>
-      </w:pPr>
-      <w:bookmarkStart w:id="22" w:name="_Toc219474138"/>
+        <w:t>5</w:t>
+      </w:r>
       <w:r>
         <w:rPr>
           <w:b/>
@@ -11814,7 +11814,7 @@
           <w:szCs w:val="34"/>
           <w:lang w:val="en-US"/>
         </w:rPr>
-        <w:t>5</w:t>
+        <w:t>.</w:t>
       </w:r>
       <w:r>
         <w:rPr>
@@ -11824,7 +11824,7 @@
           <w:szCs w:val="34"/>
           <w:lang w:val="en-US"/>
         </w:rPr>
-        <w:t>.</w:t>
+        <w:t>2</w:t>
       </w:r>
       <w:r>
         <w:rPr>
@@ -11834,7 +11834,7 @@
           <w:szCs w:val="34"/>
           <w:lang w:val="en-US"/>
         </w:rPr>
-        <w:t>2</w:t>
+        <w:t xml:space="preserve"> </w:t>
       </w:r>
       <w:r>
         <w:rPr>
@@ -11844,19 +11844,9 @@
           <w:szCs w:val="34"/>
           <w:lang w:val="en-US"/>
         </w:rPr>
-        <w:t xml:space="preserve"> </w:t>
-      </w:r>
-      <w:r>
-        <w:rPr>
-          <w:b/>
-          <w:bCs/>
-          <w:sz w:val="34"/>
-          <w:szCs w:val="34"/>
-          <w:lang w:val="en-US"/>
-        </w:rPr>
         <w:t>Class Description</w:t>
       </w:r>
-      <w:bookmarkEnd w:id="22"/>
+      <w:bookmarkEnd w:id="21"/>
     </w:p>
     <w:p>
       <w:pPr>
@@ -12295,6 +12285,7 @@
           <w:bCs/>
           <w:lang w:val="en-US"/>
         </w:rPr>
+        <w:lastRenderedPageBreak/>
         <w:t>Post-condition:</w:t>
       </w:r>
       <w:r>
@@ -12359,7 +12350,6 @@
           <w:bCs/>
           <w:lang w:val="en-US"/>
         </w:rPr>
-        <w:lastRenderedPageBreak/>
         <w:t>Description:</w:t>
       </w:r>
       <w:r>
@@ -12910,6 +12900,7 @@
         <w:rPr>
           <w:lang w:val="en-US"/>
         </w:rPr>
+        <w:lastRenderedPageBreak/>
         <w:t>A new Classification record is saved to the database.</w:t>
       </w:r>
     </w:p>
@@ -12946,7 +12937,6 @@
         <w:rPr>
           <w:lang w:val="en-US"/>
         </w:rPr>
-        <w:lastRenderedPageBreak/>
         <w:t xml:space="preserve">The user's </w:t>
       </w:r>
       <w:proofErr w:type="spellStart"/>
@@ -13575,6 +13565,7 @@
           <w:bCs/>
           <w:lang w:val="en-US"/>
         </w:rPr>
+        <w:lastRenderedPageBreak/>
         <w:t>Description:</w:t>
       </w:r>
       <w:r>
@@ -13669,7 +13660,6 @@
           <w:bCs/>
           <w:lang w:val="en-US"/>
         </w:rPr>
-        <w:lastRenderedPageBreak/>
         <w:t xml:space="preserve">Method: </w:t>
       </w:r>
       <w:proofErr w:type="spellStart"/>
@@ -14365,6 +14355,7 @@
         <w:rPr>
           <w:lang w:val="en-US"/>
         </w:rPr>
+        <w:lastRenderedPageBreak/>
         <w:t>criteriaJson</w:t>
       </w:r>
       <w:proofErr w:type="spellEnd"/>
@@ -14430,7 +14421,6 @@
           <w:bCs/>
           <w:lang w:val="en-US"/>
         </w:rPr>
-        <w:lastRenderedPageBreak/>
         <w:t>8. Class: Image</w:t>
       </w:r>
     </w:p>
@@ -15029,6 +15019,7 @@
           <w:bCs/>
           <w:lang w:val="en-US"/>
         </w:rPr>
+        <w:lastRenderedPageBreak/>
         <w:t>Description:</w:t>
       </w:r>
       <w:r>
@@ -15113,7 +15104,6 @@
           <w:bCs/>
           <w:lang w:val="en-US"/>
         </w:rPr>
-        <w:lastRenderedPageBreak/>
         <w:t>Post-condition:</w:t>
       </w:r>
       <w:r>
@@ -15270,7 +15260,7 @@
       </w:pPr>
       <w:r>
         <w:pict w14:anchorId="3A29BF78">
-          <v:rect id="_x0000_i1183" style="width:0;height:1.5pt" o:hralign="center" o:hrstd="t" o:hr="t" fillcolor="#a0a0a0" stroked="f"/>
+          <v:rect id="_x0000_i1032" style="width:0;height:1.5pt" o:hralign="center" o:hrstd="t" o:hr="t" fillcolor="#a0a0a0" stroked="f"/>
         </w:pict>
       </w:r>
     </w:p>
@@ -15286,7 +15276,7 @@
           <w:lang w:val="en-US"/>
         </w:rPr>
       </w:pPr>
-      <w:bookmarkStart w:id="23" w:name="_Toc219474139"/>
+      <w:bookmarkStart w:id="22" w:name="_Toc219474139"/>
       <w:r>
         <w:rPr>
           <w:b/>
@@ -15337,7 +15327,7 @@
         </w:rPr>
         <w:t>Packages</w:t>
       </w:r>
-      <w:bookmarkEnd w:id="23"/>
+      <w:bookmarkEnd w:id="22"/>
     </w:p>
     <w:p>
       <w:pPr>
@@ -15817,6 +15807,7 @@
           <w:bCs/>
           <w:lang w:val="en-US"/>
         </w:rPr>
+        <w:lastRenderedPageBreak/>
         <w:t>.auth</w:t>
       </w:r>
       <w:proofErr w:type="gramEnd"/>
@@ -15898,7 +15889,6 @@
           <w:bCs/>
           <w:lang w:val="en-US"/>
         </w:rPr>
-        <w:lastRenderedPageBreak/>
         <w:t>.integration</w:t>
       </w:r>
       <w:proofErr w:type="gramEnd"/>
@@ -16738,7 +16728,7 @@
           <w:lang w:val="en-US"/>
         </w:rPr>
       </w:pPr>
-      <w:bookmarkStart w:id="24" w:name="_Toc219474140"/>
+      <w:bookmarkStart w:id="23" w:name="_Toc219474140"/>
       <w:r>
         <w:rPr>
           <w:b/>
@@ -16749,7 +16739,7 @@
         </w:rPr>
         <w:t>5.4 Unit Testing</w:t>
       </w:r>
-      <w:bookmarkEnd w:id="24"/>
+      <w:bookmarkEnd w:id="23"/>
     </w:p>
     <w:p>
       <w:pPr>
@@ -16790,6 +16780,13 @@
     </w:p>
     <w:p>
       <w:pPr>
+        <w:rPr>
+          <w:lang w:val="en-US"/>
+        </w:rPr>
+      </w:pPr>
+    </w:p>
+    <w:p>
+      <w:pPr>
         <w:pStyle w:val="Heading1"/>
         <w:spacing w:before="240" w:after="240"/>
         <w:rPr>
@@ -16798,7 +16795,4352 @@
           <w:lang w:val="en-US"/>
         </w:rPr>
       </w:pPr>
-      <w:bookmarkStart w:id="25" w:name="_Toc219474141"/>
+      <w:bookmarkStart w:id="24" w:name="_Toc219474141"/>
+      <w:r>
+        <w:rPr>
+          <w:b/>
+          <w:bCs/>
+          <w:lang w:val="en-US"/>
+        </w:rPr>
+        <w:lastRenderedPageBreak/>
+        <w:t>6. User Interface Draft</w:t>
+      </w:r>
+      <w:bookmarkEnd w:id="24"/>
+    </w:p>
+    <w:p>
+      <w:pPr>
+        <w:spacing w:before="240" w:after="240"/>
+        <w:rPr>
+          <w:b/>
+          <w:bCs/>
+          <w:lang w:val="en-US"/>
+        </w:rPr>
+      </w:pPr>
+      <w:r>
+        <w:rPr>
+          <w:b/>
+          <w:bCs/>
+          <w:sz w:val="28"/>
+          <w:szCs w:val="28"/>
+          <w:lang w:val="en-US"/>
+        </w:rPr>
+        <w:t>6.1 User’s Interface (Player Mode)</w:t>
+      </w:r>
+    </w:p>
+    <w:p>
+      <w:pPr>
+        <w:spacing w:before="240" w:after="240"/>
+        <w:rPr>
+          <w:lang w:val="en-US"/>
+        </w:rPr>
+      </w:pPr>
+      <w:r>
+        <w:rPr>
+          <w:lang w:val="en-US"/>
+        </w:rPr>
+        <w:t xml:space="preserve">Those screens are intended for a </w:t>
+      </w:r>
+      <w:proofErr w:type="gramStart"/>
+      <w:r>
+        <w:rPr>
+          <w:lang w:val="en-US"/>
+        </w:rPr>
+        <w:t>regular users</w:t>
+      </w:r>
+      <w:proofErr w:type="gramEnd"/>
+      <w:r>
+        <w:rPr>
+          <w:lang w:val="en-US"/>
+        </w:rPr>
+        <w:t xml:space="preserve"> such as volunteers, researchers and anyone who is assigned to a labeling task.</w:t>
+      </w:r>
+    </w:p>
+    <w:p>
+      <w:pPr>
+        <w:spacing w:before="240" w:after="240"/>
+        <w:rPr>
+          <w:b/>
+          <w:bCs/>
+          <w:lang w:val="en-US"/>
+        </w:rPr>
+      </w:pPr>
+      <w:r>
+        <w:rPr>
+          <w:b/>
+          <w:bCs/>
+          <w:lang w:val="en-US"/>
+        </w:rPr>
+        <w:t>6.1.1 User Login</w:t>
+      </w:r>
+    </w:p>
+    <w:p>
+      <w:pPr>
+        <w:spacing w:before="240" w:after="240"/>
+        <w:jc w:val="center"/>
+        <w:rPr>
+          <w:lang w:val="en-US"/>
+        </w:rPr>
+      </w:pPr>
+      <w:r>
+        <w:rPr>
+          <w:noProof/>
+          <w:lang w:val="en-US"/>
+        </w:rPr>
+        <mc:AlternateContent>
+          <mc:Choice Requires="wps">
+            <w:drawing>
+              <wp:anchor distT="0" distB="0" distL="114300" distR="114300" simplePos="0" relativeHeight="251677696" behindDoc="0" locked="0" layoutInCell="1" allowOverlap="1" wp14:anchorId="30386C34" wp14:editId="3BC733C2">
+                <wp:simplePos x="0" y="0"/>
+                <wp:positionH relativeFrom="column">
+                  <wp:posOffset>1284387</wp:posOffset>
+                </wp:positionH>
+                <wp:positionV relativeFrom="paragraph">
+                  <wp:posOffset>2387908</wp:posOffset>
+                </wp:positionV>
+                <wp:extent cx="1257961" cy="174423"/>
+                <wp:effectExtent l="0" t="0" r="37465" b="35560"/>
+                <wp:wrapNone/>
+                <wp:docPr id="540657055" name="Straight Connector 6"/>
+                <wp:cNvGraphicFramePr/>
+                <a:graphic xmlns:a="http://schemas.openxmlformats.org/drawingml/2006/main">
+                  <a:graphicData uri="http://schemas.microsoft.com/office/word/2010/wordprocessingShape">
+                    <wps:wsp>
+                      <wps:cNvCnPr/>
+                      <wps:spPr>
+                        <a:xfrm flipV="1">
+                          <a:off x="0" y="0"/>
+                          <a:ext cx="1257961" cy="174423"/>
+                        </a:xfrm>
+                        <a:prstGeom prst="line">
+                          <a:avLst/>
+                        </a:prstGeom>
+                        <a:ln w="19050" cap="flat" cmpd="sng" algn="ctr">
+                          <a:solidFill>
+                            <a:schemeClr val="accent5"/>
+                          </a:solidFill>
+                          <a:prstDash val="dash"/>
+                          <a:round/>
+                          <a:headEnd type="none" w="med" len="med"/>
+                          <a:tailEnd type="none" w="med" len="med"/>
+                        </a:ln>
+                      </wps:spPr>
+                      <wps:style>
+                        <a:lnRef idx="0">
+                          <a:scrgbClr r="0" g="0" b="0"/>
+                        </a:lnRef>
+                        <a:fillRef idx="0">
+                          <a:scrgbClr r="0" g="0" b="0"/>
+                        </a:fillRef>
+                        <a:effectRef idx="0">
+                          <a:scrgbClr r="0" g="0" b="0"/>
+                        </a:effectRef>
+                        <a:fontRef idx="minor">
+                          <a:schemeClr val="tx1"/>
+                        </a:fontRef>
+                      </wps:style>
+                      <wps:bodyPr/>
+                    </wps:wsp>
+                  </a:graphicData>
+                </a:graphic>
+                <wp14:sizeRelH relativeFrom="margin">
+                  <wp14:pctWidth>0</wp14:pctWidth>
+                </wp14:sizeRelH>
+                <wp14:sizeRelV relativeFrom="margin">
+                  <wp14:pctHeight>0</wp14:pctHeight>
+                </wp14:sizeRelV>
+              </wp:anchor>
+            </w:drawing>
+          </mc:Choice>
+          <mc:Fallback>
+            <w:pict>
+              <v:line w14:anchorId="7DCEF5AD" id="Straight Connector 6" o:spid="_x0000_s1026" style="position:absolute;flip:y;z-index:251677696;visibility:visible;mso-wrap-style:square;mso-width-percent:0;mso-height-percent:0;mso-wrap-distance-left:9pt;mso-wrap-distance-top:0;mso-wrap-distance-right:9pt;mso-wrap-distance-bottom:0;mso-position-horizontal:absolute;mso-position-horizontal-relative:text;mso-position-vertical:absolute;mso-position-vertical-relative:text;mso-width-percent:0;mso-height-percent:0;mso-width-relative:margin;mso-height-relative:margin" from="101.15pt,188pt" to="200.2pt,201.75pt" o:gfxdata="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" strokecolor="#4bacc6 [3208]" strokeweight="1.5pt">
+                <v:stroke dashstyle="dash"/>
+              </v:line>
+            </w:pict>
+          </mc:Fallback>
+        </mc:AlternateContent>
+      </w:r>
+      <w:r>
+        <w:rPr>
+          <w:noProof/>
+          <w:lang w:val="en-US"/>
+        </w:rPr>
+        <mc:AlternateContent>
+          <mc:Choice Requires="wps">
+            <w:drawing>
+              <wp:anchor distT="0" distB="0" distL="114300" distR="114300" simplePos="0" relativeHeight="251675648" behindDoc="0" locked="0" layoutInCell="1" allowOverlap="1" wp14:anchorId="60EE0527" wp14:editId="64196CDF">
+                <wp:simplePos x="0" y="0"/>
+                <wp:positionH relativeFrom="column">
+                  <wp:posOffset>1241542</wp:posOffset>
+                </wp:positionH>
+                <wp:positionV relativeFrom="paragraph">
+                  <wp:posOffset>1832926</wp:posOffset>
+                </wp:positionV>
+                <wp:extent cx="1131670" cy="190279"/>
+                <wp:effectExtent l="0" t="0" r="30480" b="19685"/>
+                <wp:wrapNone/>
+                <wp:docPr id="118923307" name="Straight Connector 6"/>
+                <wp:cNvGraphicFramePr/>
+                <a:graphic xmlns:a="http://schemas.openxmlformats.org/drawingml/2006/main">
+                  <a:graphicData uri="http://schemas.microsoft.com/office/word/2010/wordprocessingShape">
+                    <wps:wsp>
+                      <wps:cNvCnPr/>
+                      <wps:spPr>
+                        <a:xfrm>
+                          <a:off x="0" y="0"/>
+                          <a:ext cx="1131670" cy="190279"/>
+                        </a:xfrm>
+                        <a:prstGeom prst="line">
+                          <a:avLst/>
+                        </a:prstGeom>
+                        <a:ln w="19050" cap="flat" cmpd="sng" algn="ctr">
+                          <a:solidFill>
+                            <a:schemeClr val="accent5"/>
+                          </a:solidFill>
+                          <a:prstDash val="dash"/>
+                          <a:round/>
+                          <a:headEnd type="none" w="med" len="med"/>
+                          <a:tailEnd type="none" w="med" len="med"/>
+                        </a:ln>
+                      </wps:spPr>
+                      <wps:style>
+                        <a:lnRef idx="0">
+                          <a:scrgbClr r="0" g="0" b="0"/>
+                        </a:lnRef>
+                        <a:fillRef idx="0">
+                          <a:scrgbClr r="0" g="0" b="0"/>
+                        </a:fillRef>
+                        <a:effectRef idx="0">
+                          <a:scrgbClr r="0" g="0" b="0"/>
+                        </a:effectRef>
+                        <a:fontRef idx="minor">
+                          <a:schemeClr val="tx1"/>
+                        </a:fontRef>
+                      </wps:style>
+                      <wps:bodyPr/>
+                    </wps:wsp>
+                  </a:graphicData>
+                </a:graphic>
+              </wp:anchor>
+            </w:drawing>
+          </mc:Choice>
+          <mc:Fallback>
+            <w:pict>
+              <v:line w14:anchorId="02687C46" id="Straight Connector 6" o:spid="_x0000_s1026" style="position:absolute;z-index:251675648;visibility:visible;mso-wrap-style:square;mso-wrap-distance-left:9pt;mso-wrap-distance-top:0;mso-wrap-distance-right:9pt;mso-wrap-distance-bottom:0;mso-position-horizontal:absolute;mso-position-horizontal-relative:text;mso-position-vertical:absolute;mso-position-vertical-relative:text" from="97.75pt,144.3pt" to="186.85pt,159.3pt" o:gfxdata="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" strokecolor="#4bacc6 [3208]" strokeweight="1.5pt">
+                <v:stroke dashstyle="dash"/>
+              </v:line>
+            </w:pict>
+          </mc:Fallback>
+        </mc:AlternateContent>
+      </w:r>
+      <w:r>
+        <w:rPr>
+          <w:noProof/>
+          <w:lang w:val="en-US"/>
+        </w:rPr>
+        <mc:AlternateContent>
+          <mc:Choice Requires="wps">
+            <w:drawing>
+              <wp:anchor distT="45720" distB="45720" distL="114300" distR="114300" simplePos="0" relativeHeight="251674624" behindDoc="0" locked="0" layoutInCell="1" allowOverlap="1" wp14:anchorId="7D57DC7D" wp14:editId="3E728738">
+                <wp:simplePos x="0" y="0"/>
+                <wp:positionH relativeFrom="column">
+                  <wp:posOffset>-651510</wp:posOffset>
+                </wp:positionH>
+                <wp:positionV relativeFrom="paragraph">
+                  <wp:posOffset>1772285</wp:posOffset>
+                </wp:positionV>
+                <wp:extent cx="2360930" cy="1404620"/>
+                <wp:effectExtent l="0" t="0" r="0" b="635"/>
+                <wp:wrapNone/>
+                <wp:docPr id="841413579" name="Text Box 2"/>
+                <wp:cNvGraphicFramePr>
+                  <a:graphicFrameLocks xmlns:a="http://schemas.openxmlformats.org/drawingml/2006/main"/>
+                </wp:cNvGraphicFramePr>
+                <a:graphic xmlns:a="http://schemas.openxmlformats.org/drawingml/2006/main">
+                  <a:graphicData uri="http://schemas.microsoft.com/office/word/2010/wordprocessingShape">
+                    <wps:wsp>
+                      <wps:cNvSpPr txBox="1">
+                        <a:spLocks noChangeArrowheads="1"/>
+                      </wps:cNvSpPr>
+                      <wps:spPr bwMode="auto">
+                        <a:xfrm>
+                          <a:off x="0" y="0"/>
+                          <a:ext cx="2360930" cy="1404620"/>
+                        </a:xfrm>
+                        <a:prstGeom prst="rect">
+                          <a:avLst/>
+                        </a:prstGeom>
+                        <a:noFill/>
+                        <a:ln w="9525">
+                          <a:noFill/>
+                          <a:miter lim="800000"/>
+                          <a:headEnd/>
+                          <a:tailEnd/>
+                        </a:ln>
+                      </wps:spPr>
+                      <wps:txbx>
+                        <w:txbxContent>
+                          <w:p>
+                            <w:pPr>
+                              <w:rPr>
+                                <w:lang w:val="en-US"/>
+                              </w:rPr>
+                            </w:pPr>
+                            <w:r>
+                              <w:rPr>
+                                <w:lang w:val="en-US"/>
+                              </w:rPr>
+                              <w:t>Login via email &amp; password</w:t>
+                            </w:r>
+                          </w:p>
+                        </w:txbxContent>
+                      </wps:txbx>
+                      <wps:bodyPr rot="0" vert="horz" wrap="square" lIns="91440" tIns="45720" rIns="91440" bIns="45720" anchor="t" anchorCtr="0">
+                        <a:spAutoFit/>
+                      </wps:bodyPr>
+                    </wps:wsp>
+                  </a:graphicData>
+                </a:graphic>
+                <wp14:sizeRelH relativeFrom="margin">
+                  <wp14:pctWidth>40000</wp14:pctWidth>
+                </wp14:sizeRelH>
+                <wp14:sizeRelV relativeFrom="margin">
+                  <wp14:pctHeight>20000</wp14:pctHeight>
+                </wp14:sizeRelV>
+              </wp:anchor>
+            </w:drawing>
+          </mc:Choice>
+          <mc:Fallback>
+            <w:pict>
+              <v:shapetype w14:anchorId="7D57DC7D" id="_x0000_t202" coordsize="21600,21600" o:spt="202" path="m,l,21600r21600,l21600,xe">
+                <v:stroke joinstyle="miter"/>
+                <v:path gradientshapeok="t" o:connecttype="rect"/>
+              </v:shapetype>
+              <v:shape id="Text Box 2" o:spid="_x0000_s1026" type="#_x0000_t202" style="position:absolute;left:0;text-align:left;margin-left:-51.3pt;margin-top:139.55pt;width:185.9pt;height:110.6pt;z-index:251674624;visibility:visible;mso-wrap-style:square;mso-width-percent:400;mso-height-percent:200;mso-wrap-distance-left:9pt;mso-wrap-distance-top:3.6pt;mso-wrap-distance-right:9pt;mso-wrap-distance-bottom:3.6pt;mso-position-horizontal:absolute;mso-position-horizontal-relative:text;mso-position-vertical:absolute;mso-position-vertical-relative:text;mso-width-percent:400;mso-height-percent:200;mso-width-relative:margin;mso-height-relative:margin;v-text-anchor:top" o:gfxdata="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" filled="f" stroked="f">
+                <v:textbox style="mso-fit-shape-to-text:t">
+                  <w:txbxContent>
+                    <w:p>
+                      <w:pPr>
+                        <w:rPr>
+                          <w:lang w:val="en-US"/>
+                        </w:rPr>
+                      </w:pPr>
+                      <w:r>
+                        <w:rPr>
+                          <w:lang w:val="en-US"/>
+                        </w:rPr>
+                        <w:t xml:space="preserve">Login via </w:t>
+                      </w:r>
+                      <w:r>
+                        <w:rPr>
+                          <w:lang w:val="en-US"/>
+                        </w:rPr>
+                        <w:t>email &amp; password</w:t>
+                      </w:r>
+                    </w:p>
+                  </w:txbxContent>
+                </v:textbox>
+              </v:shape>
+            </w:pict>
+          </mc:Fallback>
+        </mc:AlternateContent>
+      </w:r>
+      <w:r>
+        <w:rPr>
+          <w:noProof/>
+          <w:lang w:val="en-US"/>
+        </w:rPr>
+        <mc:AlternateContent>
+          <mc:Choice Requires="wps">
+            <w:drawing>
+              <wp:anchor distT="45720" distB="45720" distL="114300" distR="114300" simplePos="0" relativeHeight="251671552" behindDoc="0" locked="0" layoutInCell="1" allowOverlap="1" wp14:anchorId="53F98EC5" wp14:editId="4ABA51E0">
+                <wp:simplePos x="0" y="0"/>
+                <wp:positionH relativeFrom="column">
+                  <wp:posOffset>-626110</wp:posOffset>
+                </wp:positionH>
+                <wp:positionV relativeFrom="paragraph">
+                  <wp:posOffset>2465070</wp:posOffset>
+                </wp:positionV>
+                <wp:extent cx="2360930" cy="1404620"/>
+                <wp:effectExtent l="0" t="0" r="0" b="635"/>
+                <wp:wrapNone/>
+                <wp:docPr id="217" name="Text Box 2"/>
+                <wp:cNvGraphicFramePr>
+                  <a:graphicFrameLocks xmlns:a="http://schemas.openxmlformats.org/drawingml/2006/main"/>
+                </wp:cNvGraphicFramePr>
+                <a:graphic xmlns:a="http://schemas.openxmlformats.org/drawingml/2006/main">
+                  <a:graphicData uri="http://schemas.microsoft.com/office/word/2010/wordprocessingShape">
+                    <wps:wsp>
+                      <wps:cNvSpPr txBox="1">
+                        <a:spLocks noChangeArrowheads="1"/>
+                      </wps:cNvSpPr>
+                      <wps:spPr bwMode="auto">
+                        <a:xfrm>
+                          <a:off x="0" y="0"/>
+                          <a:ext cx="2360930" cy="1404620"/>
+                        </a:xfrm>
+                        <a:prstGeom prst="rect">
+                          <a:avLst/>
+                        </a:prstGeom>
+                        <a:noFill/>
+                        <a:ln w="9525">
+                          <a:noFill/>
+                          <a:miter lim="800000"/>
+                          <a:headEnd/>
+                          <a:tailEnd/>
+                        </a:ln>
+                      </wps:spPr>
+                      <wps:txbx>
+                        <w:txbxContent>
+                          <w:p>
+                            <w:pPr>
+                              <w:rPr>
+                                <w:lang w:val="en-US"/>
+                              </w:rPr>
+                            </w:pPr>
+                            <w:r>
+                              <w:rPr>
+                                <w:lang w:val="en-US"/>
+                              </w:rPr>
+                              <w:t>Login via Google account</w:t>
+                            </w:r>
+                          </w:p>
+                        </w:txbxContent>
+                      </wps:txbx>
+                      <wps:bodyPr rot="0" vert="horz" wrap="square" lIns="91440" tIns="45720" rIns="91440" bIns="45720" anchor="t" anchorCtr="0">
+                        <a:spAutoFit/>
+                      </wps:bodyPr>
+                    </wps:wsp>
+                  </a:graphicData>
+                </a:graphic>
+                <wp14:sizeRelH relativeFrom="margin">
+                  <wp14:pctWidth>40000</wp14:pctWidth>
+                </wp14:sizeRelH>
+                <wp14:sizeRelV relativeFrom="margin">
+                  <wp14:pctHeight>20000</wp14:pctHeight>
+                </wp14:sizeRelV>
+              </wp:anchor>
+            </w:drawing>
+          </mc:Choice>
+          <mc:Fallback>
+            <w:pict>
+              <v:shape w14:anchorId="53F98EC5" id="_x0000_s1027" type="#_x0000_t202" style="position:absolute;left:0;text-align:left;margin-left:-49.3pt;margin-top:194.1pt;width:185.9pt;height:110.6pt;z-index:251671552;visibility:visible;mso-wrap-style:square;mso-width-percent:400;mso-height-percent:200;mso-wrap-distance-left:9pt;mso-wrap-distance-top:3.6pt;mso-wrap-distance-right:9pt;mso-wrap-distance-bottom:3.6pt;mso-position-horizontal:absolute;mso-position-horizontal-relative:text;mso-position-vertical:absolute;mso-position-vertical-relative:text;mso-width-percent:400;mso-height-percent:200;mso-width-relative:margin;mso-height-relative:margin;v-text-anchor:top" o:gfxdata="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" filled="f" stroked="f">
+                <v:textbox style="mso-fit-shape-to-text:t">
+                  <w:txbxContent>
+                    <w:p>
+                      <w:pPr>
+                        <w:rPr>
+                          <w:lang w:val="en-US"/>
+                        </w:rPr>
+                      </w:pPr>
+                      <w:r>
+                        <w:rPr>
+                          <w:lang w:val="en-US"/>
+                        </w:rPr>
+                        <w:t>Login via Google account</w:t>
+                      </w:r>
+                    </w:p>
+                  </w:txbxContent>
+                </v:textbox>
+              </v:shape>
+            </w:pict>
+          </mc:Fallback>
+        </mc:AlternateContent>
+      </w:r>
+      <w:r>
+        <w:rPr>
+          <w:noProof/>
+        </w:rPr>
+        <mc:AlternateContent>
+          <mc:Choice Requires="wps">
+            <w:drawing>
+              <wp:anchor distT="0" distB="0" distL="114300" distR="114300" simplePos="0" relativeHeight="251673600" behindDoc="0" locked="0" layoutInCell="1" allowOverlap="1" wp14:anchorId="16E5A066" wp14:editId="4DF3B35E">
+                <wp:simplePos x="0" y="0"/>
+                <wp:positionH relativeFrom="column">
+                  <wp:posOffset>-617855</wp:posOffset>
+                </wp:positionH>
+                <wp:positionV relativeFrom="paragraph">
+                  <wp:posOffset>1692275</wp:posOffset>
+                </wp:positionV>
+                <wp:extent cx="1834515" cy="432435"/>
+                <wp:effectExtent l="57150" t="38100" r="70485" b="100965"/>
+                <wp:wrapNone/>
+                <wp:docPr id="843755654" name="Rectangle: Diagonal Corners Snipped 5"/>
+                <wp:cNvGraphicFramePr/>
+                <a:graphic xmlns:a="http://schemas.openxmlformats.org/drawingml/2006/main">
+                  <a:graphicData uri="http://schemas.microsoft.com/office/word/2010/wordprocessingShape">
+                    <wps:wsp>
+                      <wps:cNvSpPr/>
+                      <wps:spPr>
+                        <a:xfrm>
+                          <a:off x="0" y="0"/>
+                          <a:ext cx="1834515" cy="432435"/>
+                        </a:xfrm>
+                        <a:prstGeom prst="snip2DiagRect">
+                          <a:avLst/>
+                        </a:prstGeom>
+                      </wps:spPr>
+                      <wps:style>
+                        <a:lnRef idx="1">
+                          <a:schemeClr val="accent5"/>
+                        </a:lnRef>
+                        <a:fillRef idx="2">
+                          <a:schemeClr val="accent5"/>
+                        </a:fillRef>
+                        <a:effectRef idx="1">
+                          <a:schemeClr val="accent5"/>
+                        </a:effectRef>
+                        <a:fontRef idx="minor">
+                          <a:schemeClr val="dk1"/>
+                        </a:fontRef>
+                      </wps:style>
+                      <wps:bodyPr rot="0" spcFirstLastPara="0" vertOverflow="overflow" horzOverflow="overflow" vert="horz" wrap="square" lIns="91440" tIns="45720" rIns="91440" bIns="45720" numCol="1" spcCol="0" rtlCol="0" fromWordArt="0" anchor="ctr" anchorCtr="0" forceAA="0" compatLnSpc="1">
+                        <a:prstTxWarp prst="textNoShape">
+                          <a:avLst/>
+                        </a:prstTxWarp>
+                        <a:noAutofit/>
+                      </wps:bodyPr>
+                    </wps:wsp>
+                  </a:graphicData>
+                </a:graphic>
+                <wp14:sizeRelH relativeFrom="margin">
+                  <wp14:pctWidth>0</wp14:pctWidth>
+                </wp14:sizeRelH>
+                <wp14:sizeRelV relativeFrom="margin">
+                  <wp14:pctHeight>0</wp14:pctHeight>
+                </wp14:sizeRelV>
+              </wp:anchor>
+            </w:drawing>
+          </mc:Choice>
+          <mc:Fallback>
+            <w:pict>
+              <v:shape w14:anchorId="03B059D9" id="Rectangle: Diagonal Corners Snipped 5" o:spid="_x0000_s1026" style="position:absolute;margin-left:-48.65pt;margin-top:133.25pt;width:144.45pt;height:34.05pt;z-index:251673600;visibility:visible;mso-wrap-style:square;mso-width-percent:0;mso-height-percent:0;mso-wrap-distance-left:9pt;mso-wrap-distance-top:0;mso-wrap-distance-right:9pt;mso-wrap-distance-bottom:0;mso-position-horizontal:absolute;mso-position-horizontal-relative:text;mso-position-vertical:absolute;mso-position-vertical-relative:text;mso-width-percent:0;mso-height-percent:0;mso-width-relative:margin;mso-height-relative:margin;v-text-anchor:middle" coordsize="1834515,432435" o:gfxdata="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" path="m,l1762441,r72074,72074l1834515,432435r,l72074,432435,,360361,,xe" fillcolor="#a5d5e2 [1624]" strokecolor="#40a7c2 [3048]">
+                <v:fill color2="#e4f2f6 [504]" rotate="t" angle="180" colors="0 #9eeaff;22938f #bbefff;1 #e4f9ff" focus="100%" type="gradient"/>
+                <v:shadow on="t" color="black" opacity="24903f" origin=",.5" offset="0,.55556mm"/>
+                <v:path arrowok="t" o:connecttype="custom" o:connectlocs="0,0;1762441,0;1834515,72074;1834515,432435;1834515,432435;72074,432435;0,360361;0,0" o:connectangles="0,0,0,0,0,0,0,0"/>
+              </v:shape>
+            </w:pict>
+          </mc:Fallback>
+        </mc:AlternateContent>
+      </w:r>
+      <w:r>
+        <w:rPr>
+          <w:noProof/>
+        </w:rPr>
+        <mc:AlternateContent>
+          <mc:Choice Requires="wps">
+            <w:drawing>
+              <wp:anchor distT="0" distB="0" distL="114300" distR="114300" simplePos="0" relativeHeight="251669504" behindDoc="0" locked="0" layoutInCell="1" allowOverlap="1" wp14:anchorId="0B66C6A6" wp14:editId="022D864B">
+                <wp:simplePos x="0" y="0"/>
+                <wp:positionH relativeFrom="column">
+                  <wp:posOffset>-592723</wp:posOffset>
+                </wp:positionH>
+                <wp:positionV relativeFrom="paragraph">
+                  <wp:posOffset>2392694</wp:posOffset>
+                </wp:positionV>
+                <wp:extent cx="1835077" cy="432788"/>
+                <wp:effectExtent l="57150" t="38100" r="70485" b="100965"/>
+                <wp:wrapNone/>
+                <wp:docPr id="1790509962" name="Rectangle: Diagonal Corners Snipped 5"/>
+                <wp:cNvGraphicFramePr/>
+                <a:graphic xmlns:a="http://schemas.openxmlformats.org/drawingml/2006/main">
+                  <a:graphicData uri="http://schemas.microsoft.com/office/word/2010/wordprocessingShape">
+                    <wps:wsp>
+                      <wps:cNvSpPr/>
+                      <wps:spPr>
+                        <a:xfrm>
+                          <a:off x="0" y="0"/>
+                          <a:ext cx="1835077" cy="432788"/>
+                        </a:xfrm>
+                        <a:prstGeom prst="snip2DiagRect">
+                          <a:avLst/>
+                        </a:prstGeom>
+                      </wps:spPr>
+                      <wps:style>
+                        <a:lnRef idx="1">
+                          <a:schemeClr val="accent5"/>
+                        </a:lnRef>
+                        <a:fillRef idx="2">
+                          <a:schemeClr val="accent5"/>
+                        </a:fillRef>
+                        <a:effectRef idx="1">
+                          <a:schemeClr val="accent5"/>
+                        </a:effectRef>
+                        <a:fontRef idx="minor">
+                          <a:schemeClr val="dk1"/>
+                        </a:fontRef>
+                      </wps:style>
+                      <wps:bodyPr rot="0" spcFirstLastPara="0" vertOverflow="overflow" horzOverflow="overflow" vert="horz" wrap="square" lIns="91440" tIns="45720" rIns="91440" bIns="45720" numCol="1" spcCol="0" rtlCol="0" fromWordArt="0" anchor="ctr" anchorCtr="0" forceAA="0" compatLnSpc="1">
+                        <a:prstTxWarp prst="textNoShape">
+                          <a:avLst/>
+                        </a:prstTxWarp>
+                        <a:noAutofit/>
+                      </wps:bodyPr>
+                    </wps:wsp>
+                  </a:graphicData>
+                </a:graphic>
+                <wp14:sizeRelH relativeFrom="margin">
+                  <wp14:pctWidth>0</wp14:pctWidth>
+                </wp14:sizeRelH>
+                <wp14:sizeRelV relativeFrom="margin">
+                  <wp14:pctHeight>0</wp14:pctHeight>
+                </wp14:sizeRelV>
+              </wp:anchor>
+            </w:drawing>
+          </mc:Choice>
+          <mc:Fallback>
+            <w:pict>
+              <v:shape w14:anchorId="6226D0FC" id="Rectangle: Diagonal Corners Snipped 5" o:spid="_x0000_s1026" style="position:absolute;margin-left:-46.65pt;margin-top:188.4pt;width:144.5pt;height:34.1pt;z-index:251669504;visibility:visible;mso-wrap-style:square;mso-width-percent:0;mso-height-percent:0;mso-wrap-distance-left:9pt;mso-wrap-distance-top:0;mso-wrap-distance-right:9pt;mso-wrap-distance-bottom:0;mso-position-horizontal:absolute;mso-position-horizontal-relative:text;mso-position-vertical:absolute;mso-position-vertical-relative:text;mso-width-percent:0;mso-height-percent:0;mso-width-relative:margin;mso-height-relative:margin;v-text-anchor:middle" coordsize="1835077,432788" o:gfxdata="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" path="m,l1762944,r72133,72133l1835077,432788r,l72133,432788,,360655,,xe" fillcolor="#a5d5e2 [1624]" strokecolor="#40a7c2 [3048]">
+                <v:fill color2="#e4f2f6 [504]" rotate="t" angle="180" colors="0 #9eeaff;22938f #bbefff;1 #e4f9ff" focus="100%" type="gradient"/>
+                <v:shadow on="t" color="black" opacity="24903f" origin=",.5" offset="0,.55556mm"/>
+                <v:path arrowok="t" o:connecttype="custom" o:connectlocs="0,0;1762944,0;1835077,72133;1835077,432788;1835077,432788;72133,432788;0,360655;0,0" o:connectangles="0,0,0,0,0,0,0,0"/>
+              </v:shape>
+            </w:pict>
+          </mc:Fallback>
+        </mc:AlternateContent>
+      </w:r>
+      <w:r>
+        <w:rPr>
+          <w:noProof/>
+        </w:rPr>
+        <w:drawing>
+          <wp:inline distT="0" distB="0" distL="0" distR="0" wp14:anchorId="7787CA81" wp14:editId="278599C7">
+            <wp:extent cx="1720906" cy="3241141"/>
+            <wp:effectExtent l="0" t="0" r="0" b="0"/>
+            <wp:docPr id="1672270316" name="Picture 1"/>
+            <wp:cNvGraphicFramePr>
+              <a:graphicFrameLocks xmlns:a="http://schemas.openxmlformats.org/drawingml/2006/main" noChangeAspect="1"/>
+            </wp:cNvGraphicFramePr>
+            <a:graphic xmlns:a="http://schemas.openxmlformats.org/drawingml/2006/main">
+              <a:graphicData uri="http://schemas.openxmlformats.org/drawingml/2006/picture">
+                <pic:pic xmlns:pic="http://schemas.openxmlformats.org/drawingml/2006/picture">
+                  <pic:nvPicPr>
+                    <pic:cNvPr id="1672270316" name=""/>
+                    <pic:cNvPicPr/>
+                  </pic:nvPicPr>
+                  <pic:blipFill>
+                    <a:blip r:embed="rId12"/>
+                    <a:stretch>
+                      <a:fillRect/>
+                    </a:stretch>
+                  </pic:blipFill>
+                  <pic:spPr>
+                    <a:xfrm>
+                      <a:off x="0" y="0"/>
+                      <a:ext cx="1729461" cy="3257254"/>
+                    </a:xfrm>
+                    <a:prstGeom prst="rect">
+                      <a:avLst/>
+                    </a:prstGeom>
+                  </pic:spPr>
+                </pic:pic>
+              </a:graphicData>
+            </a:graphic>
+          </wp:inline>
+        </w:drawing>
+      </w:r>
+    </w:p>
+    <w:p>
+      <w:pPr>
+        <w:spacing w:before="240" w:after="240"/>
+        <w:rPr>
+          <w:lang w:val="en-US"/>
+        </w:rPr>
+      </w:pPr>
+      <w:r>
+        <w:rPr>
+          <w:noProof/>
+        </w:rPr>
+        <mc:AlternateContent>
+          <mc:Choice Requires="wps">
+            <w:drawing>
+              <wp:anchor distT="0" distB="0" distL="114300" distR="114300" simplePos="0" relativeHeight="251708416" behindDoc="0" locked="0" layoutInCell="1" allowOverlap="1" wp14:anchorId="0DEFEBD2" wp14:editId="4B69396B">
+                <wp:simplePos x="0" y="0"/>
+                <wp:positionH relativeFrom="column">
+                  <wp:posOffset>2898736</wp:posOffset>
+                </wp:positionH>
+                <wp:positionV relativeFrom="paragraph">
+                  <wp:posOffset>186915</wp:posOffset>
+                </wp:positionV>
+                <wp:extent cx="1030870" cy="432435"/>
+                <wp:effectExtent l="57150" t="38100" r="74295" b="100965"/>
+                <wp:wrapNone/>
+                <wp:docPr id="138543869" name="Rectangle: Diagonal Corners Snipped 5"/>
+                <wp:cNvGraphicFramePr/>
+                <a:graphic xmlns:a="http://schemas.openxmlformats.org/drawingml/2006/main">
+                  <a:graphicData uri="http://schemas.microsoft.com/office/word/2010/wordprocessingShape">
+                    <wps:wsp>
+                      <wps:cNvSpPr/>
+                      <wps:spPr>
+                        <a:xfrm>
+                          <a:off x="0" y="0"/>
+                          <a:ext cx="1030870" cy="432435"/>
+                        </a:xfrm>
+                        <a:prstGeom prst="snip2DiagRect">
+                          <a:avLst/>
+                        </a:prstGeom>
+                      </wps:spPr>
+                      <wps:style>
+                        <a:lnRef idx="1">
+                          <a:schemeClr val="accent5"/>
+                        </a:lnRef>
+                        <a:fillRef idx="2">
+                          <a:schemeClr val="accent5"/>
+                        </a:fillRef>
+                        <a:effectRef idx="1">
+                          <a:schemeClr val="accent5"/>
+                        </a:effectRef>
+                        <a:fontRef idx="minor">
+                          <a:schemeClr val="dk1"/>
+                        </a:fontRef>
+                      </wps:style>
+                      <wps:bodyPr rot="0" spcFirstLastPara="0" vertOverflow="overflow" horzOverflow="overflow" vert="horz" wrap="square" lIns="91440" tIns="45720" rIns="91440" bIns="45720" numCol="1" spcCol="0" rtlCol="0" fromWordArt="0" anchor="ctr" anchorCtr="0" forceAA="0" compatLnSpc="1">
+                        <a:prstTxWarp prst="textNoShape">
+                          <a:avLst/>
+                        </a:prstTxWarp>
+                        <a:noAutofit/>
+                      </wps:bodyPr>
+                    </wps:wsp>
+                  </a:graphicData>
+                </a:graphic>
+                <wp14:sizeRelH relativeFrom="margin">
+                  <wp14:pctWidth>0</wp14:pctWidth>
+                </wp14:sizeRelH>
+                <wp14:sizeRelV relativeFrom="margin">
+                  <wp14:pctHeight>0</wp14:pctHeight>
+                </wp14:sizeRelV>
+              </wp:anchor>
+            </w:drawing>
+          </mc:Choice>
+          <mc:Fallback>
+            <w:pict>
+              <v:shape w14:anchorId="39D83723" id="Rectangle: Diagonal Corners Snipped 5" o:spid="_x0000_s1026" style="position:absolute;margin-left:228.25pt;margin-top:14.7pt;width:81.15pt;height:34.05pt;z-index:251708416;visibility:visible;mso-wrap-style:square;mso-width-percent:0;mso-height-percent:0;mso-wrap-distance-left:9pt;mso-wrap-distance-top:0;mso-wrap-distance-right:9pt;mso-wrap-distance-bottom:0;mso-position-horizontal:absolute;mso-position-horizontal-relative:text;mso-position-vertical:absolute;mso-position-vertical-relative:text;mso-width-percent:0;mso-height-percent:0;mso-width-relative:margin;mso-height-relative:margin;v-text-anchor:middle" coordsize="1030870,432435" o:gfxdata="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" path="m,l958796,r72074,72074l1030870,432435r,l72074,432435,,360361,,xe" fillcolor="#a5d5e2 [1624]" strokecolor="#40a7c2 [3048]">
+                <v:fill color2="#e4f2f6 [504]" rotate="t" angle="180" colors="0 #9eeaff;22938f #bbefff;1 #e4f9ff" focus="100%" type="gradient"/>
+                <v:shadow on="t" color="black" opacity="24903f" origin=",.5" offset="0,.55556mm"/>
+                <v:path arrowok="t" o:connecttype="custom" o:connectlocs="0,0;958796,0;1030870,72074;1030870,432435;1030870,432435;72074,432435;0,360361;0,0" o:connectangles="0,0,0,0,0,0,0,0"/>
+              </v:shape>
+            </w:pict>
+          </mc:Fallback>
+        </mc:AlternateContent>
+      </w:r>
+      <w:r>
+        <w:rPr>
+          <w:noProof/>
+          <w:lang w:val="en-US"/>
+        </w:rPr>
+        <mc:AlternateContent>
+          <mc:Choice Requires="wps">
+            <w:drawing>
+              <wp:anchor distT="45720" distB="45720" distL="114300" distR="114300" simplePos="0" relativeHeight="251709440" behindDoc="0" locked="0" layoutInCell="1" allowOverlap="1" wp14:anchorId="72C08CFB" wp14:editId="1ECC8B59">
+                <wp:simplePos x="0" y="0"/>
+                <wp:positionH relativeFrom="column">
+                  <wp:posOffset>2864734</wp:posOffset>
+                </wp:positionH>
+                <wp:positionV relativeFrom="paragraph">
+                  <wp:posOffset>289577</wp:posOffset>
+                </wp:positionV>
+                <wp:extent cx="2360930" cy="1404620"/>
+                <wp:effectExtent l="0" t="0" r="0" b="6350"/>
+                <wp:wrapNone/>
+                <wp:docPr id="5359052" name="Text Box 2"/>
+                <wp:cNvGraphicFramePr>
+                  <a:graphicFrameLocks xmlns:a="http://schemas.openxmlformats.org/drawingml/2006/main"/>
+                </wp:cNvGraphicFramePr>
+                <a:graphic xmlns:a="http://schemas.openxmlformats.org/drawingml/2006/main">
+                  <a:graphicData uri="http://schemas.microsoft.com/office/word/2010/wordprocessingShape">
+                    <wps:wsp>
+                      <wps:cNvSpPr txBox="1">
+                        <a:spLocks noChangeArrowheads="1"/>
+                      </wps:cNvSpPr>
+                      <wps:spPr bwMode="auto">
+                        <a:xfrm>
+                          <a:off x="0" y="0"/>
+                          <a:ext cx="2360930" cy="1404620"/>
+                        </a:xfrm>
+                        <a:prstGeom prst="rect">
+                          <a:avLst/>
+                        </a:prstGeom>
+                        <a:noFill/>
+                        <a:ln w="9525">
+                          <a:noFill/>
+                          <a:miter lim="800000"/>
+                          <a:headEnd/>
+                          <a:tailEnd/>
+                        </a:ln>
+                      </wps:spPr>
+                      <wps:txbx>
+                        <w:txbxContent>
+                          <w:p>
+                            <w:pPr>
+                              <w:rPr>
+                                <w:lang w:val="en-US"/>
+                              </w:rPr>
+                            </w:pPr>
+                            <w:r>
+                              <w:rPr>
+                                <w:lang w:val="en-US"/>
+                              </w:rPr>
+                              <w:t>Logout Button</w:t>
+                            </w:r>
+                          </w:p>
+                        </w:txbxContent>
+                      </wps:txbx>
+                      <wps:bodyPr rot="0" vert="horz" wrap="square" lIns="91440" tIns="45720" rIns="91440" bIns="45720" anchor="t" anchorCtr="0">
+                        <a:spAutoFit/>
+                      </wps:bodyPr>
+                    </wps:wsp>
+                  </a:graphicData>
+                </a:graphic>
+                <wp14:sizeRelH relativeFrom="margin">
+                  <wp14:pctWidth>40000</wp14:pctWidth>
+                </wp14:sizeRelH>
+                <wp14:sizeRelV relativeFrom="margin">
+                  <wp14:pctHeight>20000</wp14:pctHeight>
+                </wp14:sizeRelV>
+              </wp:anchor>
+            </w:drawing>
+          </mc:Choice>
+          <mc:Fallback>
+            <w:pict>
+              <v:shape w14:anchorId="72C08CFB" id="_x0000_s1028" type="#_x0000_t202" style="position:absolute;margin-left:225.55pt;margin-top:22.8pt;width:185.9pt;height:110.6pt;z-index:251709440;visibility:visible;mso-wrap-style:square;mso-width-percent:400;mso-height-percent:200;mso-wrap-distance-left:9pt;mso-wrap-distance-top:3.6pt;mso-wrap-distance-right:9pt;mso-wrap-distance-bottom:3.6pt;mso-position-horizontal:absolute;mso-position-horizontal-relative:text;mso-position-vertical:absolute;mso-position-vertical-relative:text;mso-width-percent:400;mso-height-percent:200;mso-width-relative:margin;mso-height-relative:margin;v-text-anchor:top" o:gfxdata="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" filled="f" stroked="f">
+                <v:textbox style="mso-fit-shape-to-text:t">
+                  <w:txbxContent>
+                    <w:p>
+                      <w:pPr>
+                        <w:rPr>
+                          <w:lang w:val="en-US"/>
+                        </w:rPr>
+                      </w:pPr>
+                      <w:r>
+                        <w:rPr>
+                          <w:lang w:val="en-US"/>
+                        </w:rPr>
+                        <w:t>Logout Button</w:t>
+                      </w:r>
+                    </w:p>
+                  </w:txbxContent>
+                </v:textbox>
+              </v:shape>
+            </w:pict>
+          </mc:Fallback>
+        </mc:AlternateContent>
+      </w:r>
+    </w:p>
+    <w:p>
+      <w:pPr>
+        <w:spacing w:before="240" w:after="240"/>
+        <w:rPr>
+          <w:b/>
+          <w:bCs/>
+          <w:lang w:val="en-US"/>
+        </w:rPr>
+      </w:pPr>
+      <w:r>
+        <w:rPr>
+          <w:noProof/>
+        </w:rPr>
+        <mc:AlternateContent>
+          <mc:Choice Requires="wps">
+            <w:drawing>
+              <wp:anchor distT="0" distB="0" distL="114300" distR="114300" simplePos="0" relativeHeight="251684864" behindDoc="0" locked="0" layoutInCell="1" allowOverlap="1" wp14:anchorId="6C3ACC85" wp14:editId="280AA821">
+                <wp:simplePos x="0" y="0"/>
+                <wp:positionH relativeFrom="column">
+                  <wp:posOffset>-718065</wp:posOffset>
+                </wp:positionH>
+                <wp:positionV relativeFrom="paragraph">
+                  <wp:posOffset>399608</wp:posOffset>
+                </wp:positionV>
+                <wp:extent cx="1835077" cy="432788"/>
+                <wp:effectExtent l="57150" t="38100" r="70485" b="100965"/>
+                <wp:wrapNone/>
+                <wp:docPr id="2045719128" name="Rectangle: Diagonal Corners Snipped 5"/>
+                <wp:cNvGraphicFramePr/>
+                <a:graphic xmlns:a="http://schemas.openxmlformats.org/drawingml/2006/main">
+                  <a:graphicData uri="http://schemas.microsoft.com/office/word/2010/wordprocessingShape">
+                    <wps:wsp>
+                      <wps:cNvSpPr/>
+                      <wps:spPr>
+                        <a:xfrm>
+                          <a:off x="0" y="0"/>
+                          <a:ext cx="1835077" cy="432788"/>
+                        </a:xfrm>
+                        <a:prstGeom prst="snip2DiagRect">
+                          <a:avLst/>
+                        </a:prstGeom>
+                      </wps:spPr>
+                      <wps:style>
+                        <a:lnRef idx="1">
+                          <a:schemeClr val="accent5"/>
+                        </a:lnRef>
+                        <a:fillRef idx="2">
+                          <a:schemeClr val="accent5"/>
+                        </a:fillRef>
+                        <a:effectRef idx="1">
+                          <a:schemeClr val="accent5"/>
+                        </a:effectRef>
+                        <a:fontRef idx="minor">
+                          <a:schemeClr val="dk1"/>
+                        </a:fontRef>
+                      </wps:style>
+                      <wps:bodyPr rot="0" spcFirstLastPara="0" vertOverflow="overflow" horzOverflow="overflow" vert="horz" wrap="square" lIns="91440" tIns="45720" rIns="91440" bIns="45720" numCol="1" spcCol="0" rtlCol="0" fromWordArt="0" anchor="ctr" anchorCtr="0" forceAA="0" compatLnSpc="1">
+                        <a:prstTxWarp prst="textNoShape">
+                          <a:avLst/>
+                        </a:prstTxWarp>
+                        <a:noAutofit/>
+                      </wps:bodyPr>
+                    </wps:wsp>
+                  </a:graphicData>
+                </a:graphic>
+                <wp14:sizeRelH relativeFrom="margin">
+                  <wp14:pctWidth>0</wp14:pctWidth>
+                </wp14:sizeRelH>
+                <wp14:sizeRelV relativeFrom="margin">
+                  <wp14:pctHeight>0</wp14:pctHeight>
+                </wp14:sizeRelV>
+              </wp:anchor>
+            </w:drawing>
+          </mc:Choice>
+          <mc:Fallback>
+            <w:pict>
+              <v:shape w14:anchorId="56C47821" id="Rectangle: Diagonal Corners Snipped 5" o:spid="_x0000_s1026" style="position:absolute;margin-left:-56.55pt;margin-top:31.45pt;width:144.5pt;height:34.1pt;z-index:251684864;visibility:visible;mso-wrap-style:square;mso-width-percent:0;mso-height-percent:0;mso-wrap-distance-left:9pt;mso-wrap-distance-top:0;mso-wrap-distance-right:9pt;mso-wrap-distance-bottom:0;mso-position-horizontal:absolute;mso-position-horizontal-relative:text;mso-position-vertical:absolute;mso-position-vertical-relative:text;mso-width-percent:0;mso-height-percent:0;mso-width-relative:margin;mso-height-relative:margin;v-text-anchor:middle" coordsize="1835077,432788" o:gfxdata="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" path="m,l1762944,r72133,72133l1835077,432788r,l72133,432788,,360655,,xe" fillcolor="#a5d5e2 [1624]" strokecolor="#40a7c2 [3048]">
+                <v:fill color2="#e4f2f6 [504]" rotate="t" angle="180" colors="0 #9eeaff;22938f #bbefff;1 #e4f9ff" focus="100%" type="gradient"/>
+                <v:shadow on="t" color="black" opacity="24903f" origin=",.5" offset="0,.55556mm"/>
+                <v:path arrowok="t" o:connecttype="custom" o:connectlocs="0,0;1762944,0;1835077,72133;1835077,432788;1835077,432788;72133,432788;0,360655;0,0" o:connectangles="0,0,0,0,0,0,0,0"/>
+              </v:shape>
+            </w:pict>
+          </mc:Fallback>
+        </mc:AlternateContent>
+      </w:r>
+      <w:r>
+        <w:rPr>
+          <w:b/>
+          <w:bCs/>
+          <w:lang w:val="en-US"/>
+        </w:rPr>
+        <w:t>6.1.2 Main User’s Page</w:t>
+      </w:r>
+    </w:p>
+    <w:p>
+      <w:pPr>
+        <w:spacing w:before="240" w:after="240"/>
+        <w:jc w:val="center"/>
+        <w:rPr>
+          <w:lang w:val="en-US"/>
+        </w:rPr>
+      </w:pPr>
+      <w:r>
+        <w:rPr>
+          <w:noProof/>
+          <w:lang w:val="en-US"/>
+        </w:rPr>
+        <mc:AlternateContent>
+          <mc:Choice Requires="wps">
+            <w:drawing>
+              <wp:anchor distT="0" distB="0" distL="114300" distR="114300" simplePos="0" relativeHeight="251711488" behindDoc="0" locked="0" layoutInCell="1" allowOverlap="1" wp14:anchorId="5951D1BF" wp14:editId="3BE0C8D0">
+                <wp:simplePos x="0" y="0"/>
+                <wp:positionH relativeFrom="column">
+                  <wp:posOffset>2934182</wp:posOffset>
+                </wp:positionH>
+                <wp:positionV relativeFrom="paragraph">
+                  <wp:posOffset>6880</wp:posOffset>
+                </wp:positionV>
+                <wp:extent cx="196770" cy="285244"/>
+                <wp:effectExtent l="0" t="0" r="32385" b="19685"/>
+                <wp:wrapNone/>
+                <wp:docPr id="1712668374" name="Straight Connector 7"/>
+                <wp:cNvGraphicFramePr/>
+                <a:graphic xmlns:a="http://schemas.openxmlformats.org/drawingml/2006/main">
+                  <a:graphicData uri="http://schemas.microsoft.com/office/word/2010/wordprocessingShape">
+                    <wps:wsp>
+                      <wps:cNvCnPr/>
+                      <wps:spPr>
+                        <a:xfrm flipV="1">
+                          <a:off x="0" y="0"/>
+                          <a:ext cx="196770" cy="285244"/>
+                        </a:xfrm>
+                        <a:prstGeom prst="line">
+                          <a:avLst/>
+                        </a:prstGeom>
+                        <a:ln w="19050" cap="flat" cmpd="sng" algn="ctr">
+                          <a:solidFill>
+                            <a:schemeClr val="accent5"/>
+                          </a:solidFill>
+                          <a:prstDash val="dash"/>
+                          <a:round/>
+                          <a:headEnd type="none" w="med" len="med"/>
+                          <a:tailEnd type="none" w="med" len="med"/>
+                        </a:ln>
+                      </wps:spPr>
+                      <wps:style>
+                        <a:lnRef idx="0">
+                          <a:scrgbClr r="0" g="0" b="0"/>
+                        </a:lnRef>
+                        <a:fillRef idx="0">
+                          <a:scrgbClr r="0" g="0" b="0"/>
+                        </a:fillRef>
+                        <a:effectRef idx="0">
+                          <a:scrgbClr r="0" g="0" b="0"/>
+                        </a:effectRef>
+                        <a:fontRef idx="minor">
+                          <a:schemeClr val="tx1"/>
+                        </a:fontRef>
+                      </wps:style>
+                      <wps:bodyPr/>
+                    </wps:wsp>
+                  </a:graphicData>
+                </a:graphic>
+                <wp14:sizeRelH relativeFrom="margin">
+                  <wp14:pctWidth>0</wp14:pctWidth>
+                </wp14:sizeRelH>
+                <wp14:sizeRelV relativeFrom="margin">
+                  <wp14:pctHeight>0</wp14:pctHeight>
+                </wp14:sizeRelV>
+              </wp:anchor>
+            </w:drawing>
+          </mc:Choice>
+          <mc:Fallback>
+            <w:pict>
+              <v:line w14:anchorId="751CD3B0" id="Straight Connector 7" o:spid="_x0000_s1026" style="position:absolute;flip:y;z-index:251711488;visibility:visible;mso-wrap-style:square;mso-width-percent:0;mso-height-percent:0;mso-wrap-distance-left:9pt;mso-wrap-distance-top:0;mso-wrap-distance-right:9pt;mso-wrap-distance-bottom:0;mso-position-horizontal:absolute;mso-position-horizontal-relative:text;mso-position-vertical:absolute;mso-position-vertical-relative:text;mso-width-percent:0;mso-height-percent:0;mso-width-relative:margin;mso-height-relative:margin" from="231.05pt,.55pt" to="246.55pt,23pt" o:gfxdata="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" strokecolor="#4bacc6 [3208]" strokeweight="1.5pt">
+                <v:stroke dashstyle="dash"/>
+              </v:line>
+            </w:pict>
+          </mc:Fallback>
+        </mc:AlternateContent>
+      </w:r>
+      <w:r>
+        <w:rPr>
+          <w:noProof/>
+          <w:lang w:val="en-US"/>
+        </w:rPr>
+        <mc:AlternateContent>
+          <mc:Choice Requires="wps">
+            <w:drawing>
+              <wp:anchor distT="0" distB="0" distL="114300" distR="114300" simplePos="0" relativeHeight="251696128" behindDoc="0" locked="0" layoutInCell="1" allowOverlap="1" wp14:anchorId="48085C62" wp14:editId="3984B0B3">
+                <wp:simplePos x="0" y="0"/>
+                <wp:positionH relativeFrom="column">
+                  <wp:posOffset>1116161</wp:posOffset>
+                </wp:positionH>
+                <wp:positionV relativeFrom="paragraph">
+                  <wp:posOffset>255736</wp:posOffset>
+                </wp:positionV>
+                <wp:extent cx="463783" cy="180943"/>
+                <wp:effectExtent l="0" t="0" r="31750" b="29210"/>
+                <wp:wrapNone/>
+                <wp:docPr id="2403741" name="Straight Connector 7"/>
+                <wp:cNvGraphicFramePr/>
+                <a:graphic xmlns:a="http://schemas.openxmlformats.org/drawingml/2006/main">
+                  <a:graphicData uri="http://schemas.microsoft.com/office/word/2010/wordprocessingShape">
+                    <wps:wsp>
+                      <wps:cNvCnPr/>
+                      <wps:spPr>
+                        <a:xfrm>
+                          <a:off x="0" y="0"/>
+                          <a:ext cx="463783" cy="180943"/>
+                        </a:xfrm>
+                        <a:prstGeom prst="line">
+                          <a:avLst/>
+                        </a:prstGeom>
+                        <a:ln w="19050" cap="flat" cmpd="sng" algn="ctr">
+                          <a:solidFill>
+                            <a:schemeClr val="accent5"/>
+                          </a:solidFill>
+                          <a:prstDash val="dash"/>
+                          <a:round/>
+                          <a:headEnd type="none" w="med" len="med"/>
+                          <a:tailEnd type="none" w="med" len="med"/>
+                        </a:ln>
+                      </wps:spPr>
+                      <wps:style>
+                        <a:lnRef idx="0">
+                          <a:scrgbClr r="0" g="0" b="0"/>
+                        </a:lnRef>
+                        <a:fillRef idx="0">
+                          <a:scrgbClr r="0" g="0" b="0"/>
+                        </a:fillRef>
+                        <a:effectRef idx="0">
+                          <a:scrgbClr r="0" g="0" b="0"/>
+                        </a:effectRef>
+                        <a:fontRef idx="minor">
+                          <a:schemeClr val="tx1"/>
+                        </a:fontRef>
+                      </wps:style>
+                      <wps:bodyPr/>
+                    </wps:wsp>
+                  </a:graphicData>
+                </a:graphic>
+              </wp:anchor>
+            </w:drawing>
+          </mc:Choice>
+          <mc:Fallback>
+            <w:pict>
+              <v:line w14:anchorId="5C7F0F61" id="Straight Connector 7" o:spid="_x0000_s1026" style="position:absolute;z-index:251696128;visibility:visible;mso-wrap-style:square;mso-wrap-distance-left:9pt;mso-wrap-distance-top:0;mso-wrap-distance-right:9pt;mso-wrap-distance-bottom:0;mso-position-horizontal:absolute;mso-position-horizontal-relative:text;mso-position-vertical:absolute;mso-position-vertical-relative:text" from="87.9pt,20.15pt" to="124.4pt,34.4pt" o:gfxdata="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" strokecolor="#4bacc6 [3208]" strokeweight="1.5pt">
+                <v:stroke dashstyle="dash"/>
+              </v:line>
+            </w:pict>
+          </mc:Fallback>
+        </mc:AlternateContent>
+      </w:r>
+      <w:r>
+        <w:rPr>
+          <w:noProof/>
+          <w:lang w:val="en-US"/>
+        </w:rPr>
+        <mc:AlternateContent>
+          <mc:Choice Requires="wps">
+            <w:drawing>
+              <wp:anchor distT="45720" distB="45720" distL="114300" distR="114300" simplePos="0" relativeHeight="251685888" behindDoc="0" locked="0" layoutInCell="1" allowOverlap="1" wp14:anchorId="6C548E8D" wp14:editId="327B9467">
+                <wp:simplePos x="0" y="0"/>
+                <wp:positionH relativeFrom="column">
+                  <wp:posOffset>-752355</wp:posOffset>
+                </wp:positionH>
+                <wp:positionV relativeFrom="paragraph">
+                  <wp:posOffset>150053</wp:posOffset>
+                </wp:positionV>
+                <wp:extent cx="2360930" cy="1404620"/>
+                <wp:effectExtent l="0" t="0" r="0" b="635"/>
+                <wp:wrapNone/>
+                <wp:docPr id="1255099538" name="Text Box 2"/>
+                <wp:cNvGraphicFramePr>
+                  <a:graphicFrameLocks xmlns:a="http://schemas.openxmlformats.org/drawingml/2006/main"/>
+                </wp:cNvGraphicFramePr>
+                <a:graphic xmlns:a="http://schemas.openxmlformats.org/drawingml/2006/main">
+                  <a:graphicData uri="http://schemas.microsoft.com/office/word/2010/wordprocessingShape">
+                    <wps:wsp>
+                      <wps:cNvSpPr txBox="1">
+                        <a:spLocks noChangeArrowheads="1"/>
+                      </wps:cNvSpPr>
+                      <wps:spPr bwMode="auto">
+                        <a:xfrm>
+                          <a:off x="0" y="0"/>
+                          <a:ext cx="2360930" cy="1404620"/>
+                        </a:xfrm>
+                        <a:prstGeom prst="rect">
+                          <a:avLst/>
+                        </a:prstGeom>
+                        <a:noFill/>
+                        <a:ln w="9525">
+                          <a:noFill/>
+                          <a:miter lim="800000"/>
+                          <a:headEnd/>
+                          <a:tailEnd/>
+                        </a:ln>
+                      </wps:spPr>
+                      <wps:txbx>
+                        <w:txbxContent>
+                          <w:p>
+                            <w:pPr>
+                              <w:rPr>
+                                <w:lang w:val="en-US"/>
+                              </w:rPr>
+                            </w:pPr>
+                            <w:r>
+                              <w:rPr>
+                                <w:lang w:val="en-US"/>
+                              </w:rPr>
+                              <w:t>User Info Button</w:t>
+                            </w:r>
+                          </w:p>
+                        </w:txbxContent>
+                      </wps:txbx>
+                      <wps:bodyPr rot="0" vert="horz" wrap="square" lIns="91440" tIns="45720" rIns="91440" bIns="45720" anchor="t" anchorCtr="0">
+                        <a:spAutoFit/>
+                      </wps:bodyPr>
+                    </wps:wsp>
+                  </a:graphicData>
+                </a:graphic>
+                <wp14:sizeRelH relativeFrom="margin">
+                  <wp14:pctWidth>40000</wp14:pctWidth>
+                </wp14:sizeRelH>
+                <wp14:sizeRelV relativeFrom="margin">
+                  <wp14:pctHeight>20000</wp14:pctHeight>
+                </wp14:sizeRelV>
+              </wp:anchor>
+            </w:drawing>
+          </mc:Choice>
+          <mc:Fallback>
+            <w:pict>
+              <v:shape w14:anchorId="6C548E8D" id="_x0000_s1029" type="#_x0000_t202" style="position:absolute;left:0;text-align:left;margin-left:-59.25pt;margin-top:11.8pt;width:185.9pt;height:110.6pt;z-index:251685888;visibility:visible;mso-wrap-style:square;mso-width-percent:400;mso-height-percent:200;mso-wrap-distance-left:9pt;mso-wrap-distance-top:3.6pt;mso-wrap-distance-right:9pt;mso-wrap-distance-bottom:3.6pt;mso-position-horizontal:absolute;mso-position-horizontal-relative:text;mso-position-vertical:absolute;mso-position-vertical-relative:text;mso-width-percent:400;mso-height-percent:200;mso-width-relative:margin;mso-height-relative:margin;v-text-anchor:top" o:gfxdata="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" filled="f" stroked="f">
+                <v:textbox style="mso-fit-shape-to-text:t">
+                  <w:txbxContent>
+                    <w:p>
+                      <w:pPr>
+                        <w:rPr>
+                          <w:lang w:val="en-US"/>
+                        </w:rPr>
+                      </w:pPr>
+                      <w:r>
+                        <w:rPr>
+                          <w:lang w:val="en-US"/>
+                        </w:rPr>
+                        <w:t>User Info Button</w:t>
+                      </w:r>
+                    </w:p>
+                  </w:txbxContent>
+                </v:textbox>
+              </v:shape>
+            </w:pict>
+          </mc:Fallback>
+        </mc:AlternateContent>
+      </w:r>
+      <w:r>
+        <w:rPr>
+          <w:noProof/>
+        </w:rPr>
+        <w:drawing>
+          <wp:anchor distT="0" distB="0" distL="114300" distR="114300" simplePos="0" relativeHeight="251661312" behindDoc="0" locked="0" layoutInCell="1" allowOverlap="1" wp14:anchorId="65179783" wp14:editId="49F8F0EF">
+            <wp:simplePos x="0" y="0"/>
+            <wp:positionH relativeFrom="column">
+              <wp:posOffset>4105438</wp:posOffset>
+            </wp:positionH>
+            <wp:positionV relativeFrom="paragraph">
+              <wp:posOffset>9525</wp:posOffset>
+            </wp:positionV>
+            <wp:extent cx="1848485" cy="3439795"/>
+            <wp:effectExtent l="0" t="0" r="0" b="8255"/>
+            <wp:wrapNone/>
+            <wp:docPr id="1957557881" name="Picture 1"/>
+            <wp:cNvGraphicFramePr>
+              <a:graphicFrameLocks xmlns:a="http://schemas.openxmlformats.org/drawingml/2006/main" noChangeAspect="1"/>
+            </wp:cNvGraphicFramePr>
+            <a:graphic xmlns:a="http://schemas.openxmlformats.org/drawingml/2006/main">
+              <a:graphicData uri="http://schemas.openxmlformats.org/drawingml/2006/picture">
+                <pic:pic xmlns:pic="http://schemas.openxmlformats.org/drawingml/2006/picture">
+                  <pic:nvPicPr>
+                    <pic:cNvPr id="1957557881" name=""/>
+                    <pic:cNvPicPr/>
+                  </pic:nvPicPr>
+                  <pic:blipFill>
+                    <a:blip r:embed="rId13">
+                      <a:extLst>
+                        <a:ext uri="{28A0092B-C50C-407E-A947-70E740481C1C}">
+                          <a14:useLocalDpi xmlns:a14="http://schemas.microsoft.com/office/drawing/2010/main" val="0"/>
+                        </a:ext>
+                      </a:extLst>
+                    </a:blip>
+                    <a:stretch>
+                      <a:fillRect/>
+                    </a:stretch>
+                  </pic:blipFill>
+                  <pic:spPr>
+                    <a:xfrm>
+                      <a:off x="0" y="0"/>
+                      <a:ext cx="1848485" cy="3439795"/>
+                    </a:xfrm>
+                    <a:prstGeom prst="rect">
+                      <a:avLst/>
+                    </a:prstGeom>
+                  </pic:spPr>
+                </pic:pic>
+              </a:graphicData>
+            </a:graphic>
+            <wp14:sizeRelH relativeFrom="margin">
+              <wp14:pctWidth>0</wp14:pctWidth>
+            </wp14:sizeRelH>
+            <wp14:sizeRelV relativeFrom="margin">
+              <wp14:pctHeight>0</wp14:pctHeight>
+            </wp14:sizeRelV>
+          </wp:anchor>
+        </w:drawing>
+      </w:r>
+      <w:r>
+        <w:rPr>
+          <w:noProof/>
+        </w:rPr>
+        <w:drawing>
+          <wp:anchor distT="0" distB="0" distL="114300" distR="114300" simplePos="0" relativeHeight="251662336" behindDoc="0" locked="0" layoutInCell="1" allowOverlap="1" wp14:anchorId="0770CEE8" wp14:editId="6E3FDF88">
+            <wp:simplePos x="0" y="0"/>
+            <wp:positionH relativeFrom="margin">
+              <wp:posOffset>1372260</wp:posOffset>
+            </wp:positionH>
+            <wp:positionV relativeFrom="paragraph">
+              <wp:posOffset>30153</wp:posOffset>
+            </wp:positionV>
+            <wp:extent cx="1829801" cy="3431263"/>
+            <wp:effectExtent l="0" t="0" r="0" b="0"/>
+            <wp:wrapNone/>
+            <wp:docPr id="1513842876" name="Picture 1"/>
+            <wp:cNvGraphicFramePr>
+              <a:graphicFrameLocks xmlns:a="http://schemas.openxmlformats.org/drawingml/2006/main" noChangeAspect="1"/>
+            </wp:cNvGraphicFramePr>
+            <a:graphic xmlns:a="http://schemas.openxmlformats.org/drawingml/2006/main">
+              <a:graphicData uri="http://schemas.openxmlformats.org/drawingml/2006/picture">
+                <pic:pic xmlns:pic="http://schemas.openxmlformats.org/drawingml/2006/picture">
+                  <pic:nvPicPr>
+                    <pic:cNvPr id="1513842876" name=""/>
+                    <pic:cNvPicPr/>
+                  </pic:nvPicPr>
+                  <pic:blipFill>
+                    <a:blip r:embed="rId14" cstate="print">
+                      <a:extLst>
+                        <a:ext uri="{28A0092B-C50C-407E-A947-70E740481C1C}">
+                          <a14:useLocalDpi xmlns:a14="http://schemas.microsoft.com/office/drawing/2010/main" val="0"/>
+                        </a:ext>
+                      </a:extLst>
+                    </a:blip>
+                    <a:stretch>
+                      <a:fillRect/>
+                    </a:stretch>
+                  </pic:blipFill>
+                  <pic:spPr>
+                    <a:xfrm>
+                      <a:off x="0" y="0"/>
+                      <a:ext cx="1829801" cy="3431263"/>
+                    </a:xfrm>
+                    <a:prstGeom prst="rect">
+                      <a:avLst/>
+                    </a:prstGeom>
+                  </pic:spPr>
+                </pic:pic>
+              </a:graphicData>
+            </a:graphic>
+            <wp14:sizeRelH relativeFrom="margin">
+              <wp14:pctWidth>0</wp14:pctWidth>
+            </wp14:sizeRelH>
+            <wp14:sizeRelV relativeFrom="margin">
+              <wp14:pctHeight>0</wp14:pctHeight>
+            </wp14:sizeRelV>
+          </wp:anchor>
+        </w:drawing>
+      </w:r>
+    </w:p>
+    <w:p>
+      <w:pPr>
+        <w:spacing w:before="240" w:after="240"/>
+        <w:rPr>
+          <w:b/>
+          <w:bCs/>
+          <w:lang w:val="en-US"/>
+        </w:rPr>
+      </w:pPr>
+      <w:r>
+        <w:rPr>
+          <w:noProof/>
+        </w:rPr>
+        <mc:AlternateContent>
+          <mc:Choice Requires="wps">
+            <w:drawing>
+              <wp:anchor distT="0" distB="0" distL="114300" distR="114300" simplePos="0" relativeHeight="251687936" behindDoc="0" locked="0" layoutInCell="1" allowOverlap="1" wp14:anchorId="663BADF5" wp14:editId="236F5507">
+                <wp:simplePos x="0" y="0"/>
+                <wp:positionH relativeFrom="column">
+                  <wp:posOffset>-729639</wp:posOffset>
+                </wp:positionH>
+                <wp:positionV relativeFrom="paragraph">
+                  <wp:posOffset>341156</wp:posOffset>
+                </wp:positionV>
+                <wp:extent cx="1835077" cy="432788"/>
+                <wp:effectExtent l="57150" t="38100" r="70485" b="100965"/>
+                <wp:wrapNone/>
+                <wp:docPr id="1059715659" name="Rectangle: Diagonal Corners Snipped 5"/>
+                <wp:cNvGraphicFramePr/>
+                <a:graphic xmlns:a="http://schemas.openxmlformats.org/drawingml/2006/main">
+                  <a:graphicData uri="http://schemas.microsoft.com/office/word/2010/wordprocessingShape">
+                    <wps:wsp>
+                      <wps:cNvSpPr/>
+                      <wps:spPr>
+                        <a:xfrm>
+                          <a:off x="0" y="0"/>
+                          <a:ext cx="1835077" cy="432788"/>
+                        </a:xfrm>
+                        <a:prstGeom prst="snip2DiagRect">
+                          <a:avLst/>
+                        </a:prstGeom>
+                      </wps:spPr>
+                      <wps:style>
+                        <a:lnRef idx="1">
+                          <a:schemeClr val="accent5"/>
+                        </a:lnRef>
+                        <a:fillRef idx="2">
+                          <a:schemeClr val="accent5"/>
+                        </a:fillRef>
+                        <a:effectRef idx="1">
+                          <a:schemeClr val="accent5"/>
+                        </a:effectRef>
+                        <a:fontRef idx="minor">
+                          <a:schemeClr val="dk1"/>
+                        </a:fontRef>
+                      </wps:style>
+                      <wps:bodyPr rot="0" spcFirstLastPara="0" vertOverflow="overflow" horzOverflow="overflow" vert="horz" wrap="square" lIns="91440" tIns="45720" rIns="91440" bIns="45720" numCol="1" spcCol="0" rtlCol="0" fromWordArt="0" anchor="ctr" anchorCtr="0" forceAA="0" compatLnSpc="1">
+                        <a:prstTxWarp prst="textNoShape">
+                          <a:avLst/>
+                        </a:prstTxWarp>
+                        <a:noAutofit/>
+                      </wps:bodyPr>
+                    </wps:wsp>
+                  </a:graphicData>
+                </a:graphic>
+                <wp14:sizeRelH relativeFrom="margin">
+                  <wp14:pctWidth>0</wp14:pctWidth>
+                </wp14:sizeRelH>
+                <wp14:sizeRelV relativeFrom="margin">
+                  <wp14:pctHeight>0</wp14:pctHeight>
+                </wp14:sizeRelV>
+              </wp:anchor>
+            </w:drawing>
+          </mc:Choice>
+          <mc:Fallback>
+            <w:pict>
+              <v:shape w14:anchorId="36C7F90B" id="Rectangle: Diagonal Corners Snipped 5" o:spid="_x0000_s1026" style="position:absolute;margin-left:-57.45pt;margin-top:26.85pt;width:144.5pt;height:34.1pt;z-index:251687936;visibility:visible;mso-wrap-style:square;mso-width-percent:0;mso-height-percent:0;mso-wrap-distance-left:9pt;mso-wrap-distance-top:0;mso-wrap-distance-right:9pt;mso-wrap-distance-bottom:0;mso-position-horizontal:absolute;mso-position-horizontal-relative:text;mso-position-vertical:absolute;mso-position-vertical-relative:text;mso-width-percent:0;mso-height-percent:0;mso-width-relative:margin;mso-height-relative:margin;v-text-anchor:middle" coordsize="1835077,432788" o:gfxdata="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" path="m,l1762944,r72133,72133l1835077,432788r,l72133,432788,,360655,,xe" fillcolor="#a5d5e2 [1624]" strokecolor="#40a7c2 [3048]">
+                <v:fill color2="#e4f2f6 [504]" rotate="t" angle="180" colors="0 #9eeaff;22938f #bbefff;1 #e4f9ff" focus="100%" type="gradient"/>
+                <v:shadow on="t" color="black" opacity="24903f" origin=",.5" offset="0,.55556mm"/>
+                <v:path arrowok="t" o:connecttype="custom" o:connectlocs="0,0;1762944,0;1835077,72133;1835077,432788;1835077,432788;72133,432788;0,360655;0,0" o:connectangles="0,0,0,0,0,0,0,0"/>
+              </v:shape>
+            </w:pict>
+          </mc:Fallback>
+        </mc:AlternateContent>
+      </w:r>
+    </w:p>
+    <w:p>
+      <w:pPr>
+        <w:spacing w:before="240" w:after="240"/>
+        <w:rPr>
+          <w:b/>
+          <w:bCs/>
+          <w:lang w:val="en-US"/>
+        </w:rPr>
+      </w:pPr>
+      <w:r>
+        <w:rPr>
+          <w:noProof/>
+          <w:lang w:val="en-US"/>
+        </w:rPr>
+        <mc:AlternateContent>
+          <mc:Choice Requires="wps">
+            <w:drawing>
+              <wp:anchor distT="0" distB="0" distL="114300" distR="114300" simplePos="0" relativeHeight="251698176" behindDoc="0" locked="0" layoutInCell="1" allowOverlap="1" wp14:anchorId="4FB4D3CC" wp14:editId="011DA153">
+                <wp:simplePos x="0" y="0"/>
+                <wp:positionH relativeFrom="column">
+                  <wp:posOffset>1105381</wp:posOffset>
+                </wp:positionH>
+                <wp:positionV relativeFrom="paragraph">
+                  <wp:posOffset>1431</wp:posOffset>
+                </wp:positionV>
+                <wp:extent cx="839165" cy="251267"/>
+                <wp:effectExtent l="0" t="0" r="37465" b="34925"/>
+                <wp:wrapNone/>
+                <wp:docPr id="1120629736" name="Straight Connector 7"/>
+                <wp:cNvGraphicFramePr/>
+                <a:graphic xmlns:a="http://schemas.openxmlformats.org/drawingml/2006/main">
+                  <a:graphicData uri="http://schemas.microsoft.com/office/word/2010/wordprocessingShape">
+                    <wps:wsp>
+                      <wps:cNvCnPr/>
+                      <wps:spPr>
+                        <a:xfrm flipV="1">
+                          <a:off x="0" y="0"/>
+                          <a:ext cx="839165" cy="251267"/>
+                        </a:xfrm>
+                        <a:prstGeom prst="line">
+                          <a:avLst/>
+                        </a:prstGeom>
+                        <a:ln w="19050" cap="flat" cmpd="sng" algn="ctr">
+                          <a:solidFill>
+                            <a:schemeClr val="accent5"/>
+                          </a:solidFill>
+                          <a:prstDash val="dash"/>
+                          <a:round/>
+                          <a:headEnd type="none" w="med" len="med"/>
+                          <a:tailEnd type="none" w="med" len="med"/>
+                        </a:ln>
+                      </wps:spPr>
+                      <wps:style>
+                        <a:lnRef idx="0">
+                          <a:scrgbClr r="0" g="0" b="0"/>
+                        </a:lnRef>
+                        <a:fillRef idx="0">
+                          <a:scrgbClr r="0" g="0" b="0"/>
+                        </a:fillRef>
+                        <a:effectRef idx="0">
+                          <a:scrgbClr r="0" g="0" b="0"/>
+                        </a:effectRef>
+                        <a:fontRef idx="minor">
+                          <a:schemeClr val="tx1"/>
+                        </a:fontRef>
+                      </wps:style>
+                      <wps:bodyPr/>
+                    </wps:wsp>
+                  </a:graphicData>
+                </a:graphic>
+                <wp14:sizeRelH relativeFrom="margin">
+                  <wp14:pctWidth>0</wp14:pctWidth>
+                </wp14:sizeRelH>
+                <wp14:sizeRelV relativeFrom="margin">
+                  <wp14:pctHeight>0</wp14:pctHeight>
+                </wp14:sizeRelV>
+              </wp:anchor>
+            </w:drawing>
+          </mc:Choice>
+          <mc:Fallback>
+            <w:pict>
+              <v:line w14:anchorId="3612B6EE" id="Straight Connector 7" o:spid="_x0000_s1026" style="position:absolute;flip:y;z-index:251698176;visibility:visible;mso-wrap-style:square;mso-width-percent:0;mso-height-percent:0;mso-wrap-distance-left:9pt;mso-wrap-distance-top:0;mso-wrap-distance-right:9pt;mso-wrap-distance-bottom:0;mso-position-horizontal:absolute;mso-position-horizontal-relative:text;mso-position-vertical:absolute;mso-position-vertical-relative:text;mso-width-percent:0;mso-height-percent:0;mso-width-relative:margin;mso-height-relative:margin" from="87.05pt,.1pt" to="153.15pt,19.9pt" o:gfxdata="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" strokecolor="#4bacc6 [3208]" strokeweight="1.5pt">
+                <v:stroke dashstyle="dash"/>
+              </v:line>
+            </w:pict>
+          </mc:Fallback>
+        </mc:AlternateContent>
+      </w:r>
+      <w:r>
+        <w:rPr>
+          <w:noProof/>
+          <w:lang w:val="en-US"/>
+        </w:rPr>
+        <mc:AlternateContent>
+          <mc:Choice Requires="wps">
+            <w:drawing>
+              <wp:anchor distT="45720" distB="45720" distL="114300" distR="114300" simplePos="0" relativeHeight="251688960" behindDoc="0" locked="0" layoutInCell="1" allowOverlap="1" wp14:anchorId="423B85F0" wp14:editId="68C28DF8">
+                <wp:simplePos x="0" y="0"/>
+                <wp:positionH relativeFrom="column">
+                  <wp:posOffset>-763929</wp:posOffset>
+                </wp:positionH>
+                <wp:positionV relativeFrom="paragraph">
+                  <wp:posOffset>99221</wp:posOffset>
+                </wp:positionV>
+                <wp:extent cx="2360930" cy="1404620"/>
+                <wp:effectExtent l="0" t="0" r="0" b="6350"/>
+                <wp:wrapNone/>
+                <wp:docPr id="1866417831" name="Text Box 2"/>
+                <wp:cNvGraphicFramePr>
+                  <a:graphicFrameLocks xmlns:a="http://schemas.openxmlformats.org/drawingml/2006/main"/>
+                </wp:cNvGraphicFramePr>
+                <a:graphic xmlns:a="http://schemas.openxmlformats.org/drawingml/2006/main">
+                  <a:graphicData uri="http://schemas.microsoft.com/office/word/2010/wordprocessingShape">
+                    <wps:wsp>
+                      <wps:cNvSpPr txBox="1">
+                        <a:spLocks noChangeArrowheads="1"/>
+                      </wps:cNvSpPr>
+                      <wps:spPr bwMode="auto">
+                        <a:xfrm>
+                          <a:off x="0" y="0"/>
+                          <a:ext cx="2360930" cy="1404620"/>
+                        </a:xfrm>
+                        <a:prstGeom prst="rect">
+                          <a:avLst/>
+                        </a:prstGeom>
+                        <a:noFill/>
+                        <a:ln w="9525">
+                          <a:noFill/>
+                          <a:miter lim="800000"/>
+                          <a:headEnd/>
+                          <a:tailEnd/>
+                        </a:ln>
+                      </wps:spPr>
+                      <wps:txbx>
+                        <w:txbxContent>
+                          <w:p>
+                            <w:pPr>
+                              <w:rPr>
+                                <w:lang w:val="en-US"/>
+                              </w:rPr>
+                            </w:pPr>
+                            <w:r>
+                              <w:rPr>
+                                <w:lang w:val="en-US"/>
+                              </w:rPr>
+                              <w:t>Challenges Button</w:t>
+                            </w:r>
+                          </w:p>
+                        </w:txbxContent>
+                      </wps:txbx>
+                      <wps:bodyPr rot="0" vert="horz" wrap="square" lIns="91440" tIns="45720" rIns="91440" bIns="45720" anchor="t" anchorCtr="0">
+                        <a:spAutoFit/>
+                      </wps:bodyPr>
+                    </wps:wsp>
+                  </a:graphicData>
+                </a:graphic>
+                <wp14:sizeRelH relativeFrom="margin">
+                  <wp14:pctWidth>40000</wp14:pctWidth>
+                </wp14:sizeRelH>
+                <wp14:sizeRelV relativeFrom="margin">
+                  <wp14:pctHeight>20000</wp14:pctHeight>
+                </wp14:sizeRelV>
+              </wp:anchor>
+            </w:drawing>
+          </mc:Choice>
+          <mc:Fallback>
+            <w:pict>
+              <v:shape w14:anchorId="423B85F0" id="_x0000_s1030" type="#_x0000_t202" style="position:absolute;margin-left:-60.15pt;margin-top:7.8pt;width:185.9pt;height:110.6pt;z-index:251688960;visibility:visible;mso-wrap-style:square;mso-width-percent:400;mso-height-percent:200;mso-wrap-distance-left:9pt;mso-wrap-distance-top:3.6pt;mso-wrap-distance-right:9pt;mso-wrap-distance-bottom:3.6pt;mso-position-horizontal:absolute;mso-position-horizontal-relative:text;mso-position-vertical:absolute;mso-position-vertical-relative:text;mso-width-percent:400;mso-height-percent:200;mso-width-relative:margin;mso-height-relative:margin;v-text-anchor:top" o:gfxdata="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" filled="f" stroked="f">
+                <v:textbox style="mso-fit-shape-to-text:t">
+                  <w:txbxContent>
+                    <w:p>
+                      <w:pPr>
+                        <w:rPr>
+                          <w:lang w:val="en-US"/>
+                        </w:rPr>
+                      </w:pPr>
+                      <w:r>
+                        <w:rPr>
+                          <w:lang w:val="en-US"/>
+                        </w:rPr>
+                        <w:t>Challenges Button</w:t>
+                      </w:r>
+                    </w:p>
+                  </w:txbxContent>
+                </v:textbox>
+              </v:shape>
+            </w:pict>
+          </mc:Fallback>
+        </mc:AlternateContent>
+      </w:r>
+    </w:p>
+    <w:p>
+      <w:pPr>
+        <w:spacing w:before="240" w:after="240"/>
+        <w:rPr>
+          <w:b/>
+          <w:bCs/>
+          <w:lang w:val="en-US"/>
+        </w:rPr>
+      </w:pPr>
+      <w:r>
+        <w:rPr>
+          <w:noProof/>
+          <w:lang w:val="en-US"/>
+        </w:rPr>
+        <mc:AlternateContent>
+          <mc:Choice Requires="wps">
+            <w:drawing>
+              <wp:anchor distT="45720" distB="45720" distL="114300" distR="114300" simplePos="0" relativeHeight="251715584" behindDoc="0" locked="0" layoutInCell="1" allowOverlap="1" wp14:anchorId="75D307E4" wp14:editId="0ACD525E">
+                <wp:simplePos x="0" y="0"/>
+                <wp:positionH relativeFrom="column">
+                  <wp:posOffset>161435</wp:posOffset>
+                </wp:positionH>
+                <wp:positionV relativeFrom="paragraph">
+                  <wp:posOffset>307123</wp:posOffset>
+                </wp:positionV>
+                <wp:extent cx="2360930" cy="1404620"/>
+                <wp:effectExtent l="0" t="0" r="0" b="635"/>
+                <wp:wrapNone/>
+                <wp:docPr id="511292192" name="Text Box 2"/>
+                <wp:cNvGraphicFramePr>
+                  <a:graphicFrameLocks xmlns:a="http://schemas.openxmlformats.org/drawingml/2006/main"/>
+                </wp:cNvGraphicFramePr>
+                <a:graphic xmlns:a="http://schemas.openxmlformats.org/drawingml/2006/main">
+                  <a:graphicData uri="http://schemas.microsoft.com/office/word/2010/wordprocessingShape">
+                    <wps:wsp>
+                      <wps:cNvSpPr txBox="1">
+                        <a:spLocks noChangeArrowheads="1"/>
+                      </wps:cNvSpPr>
+                      <wps:spPr bwMode="auto">
+                        <a:xfrm>
+                          <a:off x="0" y="0"/>
+                          <a:ext cx="2360930" cy="1404620"/>
+                        </a:xfrm>
+                        <a:prstGeom prst="rect">
+                          <a:avLst/>
+                        </a:prstGeom>
+                        <a:noFill/>
+                        <a:ln w="9525">
+                          <a:noFill/>
+                          <a:miter lim="800000"/>
+                          <a:headEnd/>
+                          <a:tailEnd/>
+                        </a:ln>
+                      </wps:spPr>
+                      <wps:txbx>
+                        <w:txbxContent>
+                          <w:p>
+                            <w:pPr>
+                              <w:rPr>
+                                <w:lang w:val="en-US"/>
+                              </w:rPr>
+                            </w:pPr>
+                            <w:r>
+                              <w:rPr>
+                                <w:lang w:val="en-US"/>
+                              </w:rPr>
+                              <w:t>Swipe Area</w:t>
+                            </w:r>
+                          </w:p>
+                        </w:txbxContent>
+                      </wps:txbx>
+                      <wps:bodyPr rot="0" vert="horz" wrap="square" lIns="91440" tIns="45720" rIns="91440" bIns="45720" anchor="t" anchorCtr="0">
+                        <a:spAutoFit/>
+                      </wps:bodyPr>
+                    </wps:wsp>
+                  </a:graphicData>
+                </a:graphic>
+                <wp14:sizeRelH relativeFrom="margin">
+                  <wp14:pctWidth>40000</wp14:pctWidth>
+                </wp14:sizeRelH>
+                <wp14:sizeRelV relativeFrom="margin">
+                  <wp14:pctHeight>20000</wp14:pctHeight>
+                </wp14:sizeRelV>
+              </wp:anchor>
+            </w:drawing>
+          </mc:Choice>
+          <mc:Fallback>
+            <w:pict>
+              <v:shape w14:anchorId="75D307E4" id="_x0000_s1031" type="#_x0000_t202" style="position:absolute;margin-left:12.7pt;margin-top:24.2pt;width:185.9pt;height:110.6pt;z-index:251715584;visibility:visible;mso-wrap-style:square;mso-width-percent:400;mso-height-percent:200;mso-wrap-distance-left:9pt;mso-wrap-distance-top:3.6pt;mso-wrap-distance-right:9pt;mso-wrap-distance-bottom:3.6pt;mso-position-horizontal:absolute;mso-position-horizontal-relative:text;mso-position-vertical:absolute;mso-position-vertical-relative:text;mso-width-percent:400;mso-height-percent:200;mso-width-relative:margin;mso-height-relative:margin;v-text-anchor:top" o:gfxdata="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" filled="f" stroked="f">
+                <v:textbox style="mso-fit-shape-to-text:t">
+                  <w:txbxContent>
+                    <w:p>
+                      <w:pPr>
+                        <w:rPr>
+                          <w:lang w:val="en-US"/>
+                        </w:rPr>
+                      </w:pPr>
+                      <w:r>
+                        <w:rPr>
+                          <w:lang w:val="en-US"/>
+                        </w:rPr>
+                        <w:t>Swipe Area</w:t>
+                      </w:r>
+                    </w:p>
+                  </w:txbxContent>
+                </v:textbox>
+              </v:shape>
+            </w:pict>
+          </mc:Fallback>
+        </mc:AlternateContent>
+      </w:r>
+      <w:r>
+        <w:rPr>
+          <w:b/>
+          <w:bCs/>
+          <w:noProof/>
+          <w:lang w:val="en-US"/>
+        </w:rPr>
+        <mc:AlternateContent>
+          <mc:Choice Requires="wps">
+            <w:drawing>
+              <wp:anchor distT="0" distB="0" distL="114300" distR="114300" simplePos="0" relativeHeight="251712512" behindDoc="0" locked="0" layoutInCell="1" allowOverlap="1" wp14:anchorId="32A5F23C" wp14:editId="01DD94FA">
+                <wp:simplePos x="0" y="0"/>
+                <wp:positionH relativeFrom="column">
+                  <wp:posOffset>1574157</wp:posOffset>
+                </wp:positionH>
+                <wp:positionV relativeFrom="paragraph">
+                  <wp:posOffset>8110</wp:posOffset>
+                </wp:positionV>
+                <wp:extent cx="1446835" cy="1162758"/>
+                <wp:effectExtent l="0" t="0" r="20320" b="18415"/>
+                <wp:wrapNone/>
+                <wp:docPr id="1838324030" name="Rectangle 10"/>
+                <wp:cNvGraphicFramePr/>
+                <a:graphic xmlns:a="http://schemas.openxmlformats.org/drawingml/2006/main">
+                  <a:graphicData uri="http://schemas.microsoft.com/office/word/2010/wordprocessingShape">
+                    <wps:wsp>
+                      <wps:cNvSpPr/>
+                      <wps:spPr>
+                        <a:xfrm>
+                          <a:off x="0" y="0"/>
+                          <a:ext cx="1446835" cy="1162758"/>
+                        </a:xfrm>
+                        <a:prstGeom prst="rect">
+                          <a:avLst/>
+                        </a:prstGeom>
+                        <a:noFill/>
+                      </wps:spPr>
+                      <wps:style>
+                        <a:lnRef idx="2">
+                          <a:schemeClr val="accent5"/>
+                        </a:lnRef>
+                        <a:fillRef idx="1">
+                          <a:schemeClr val="lt1"/>
+                        </a:fillRef>
+                        <a:effectRef idx="0">
+                          <a:schemeClr val="accent5"/>
+                        </a:effectRef>
+                        <a:fontRef idx="minor">
+                          <a:schemeClr val="dk1"/>
+                        </a:fontRef>
+                      </wps:style>
+                      <wps:bodyPr rot="0" spcFirstLastPara="0" vertOverflow="overflow" horzOverflow="overflow" vert="horz" wrap="square" lIns="91440" tIns="45720" rIns="91440" bIns="45720" numCol="1" spcCol="0" rtlCol="0" fromWordArt="0" anchor="ctr" anchorCtr="0" forceAA="0" compatLnSpc="1">
+                        <a:prstTxWarp prst="textNoShape">
+                          <a:avLst/>
+                        </a:prstTxWarp>
+                        <a:noAutofit/>
+                      </wps:bodyPr>
+                    </wps:wsp>
+                  </a:graphicData>
+                </a:graphic>
+                <wp14:sizeRelH relativeFrom="margin">
+                  <wp14:pctWidth>0</wp14:pctWidth>
+                </wp14:sizeRelH>
+                <wp14:sizeRelV relativeFrom="margin">
+                  <wp14:pctHeight>0</wp14:pctHeight>
+                </wp14:sizeRelV>
+              </wp:anchor>
+            </w:drawing>
+          </mc:Choice>
+          <mc:Fallback>
+            <w:pict>
+              <v:rect w14:anchorId="2948EB5B" id="Rectangle 10" o:spid="_x0000_s1026" style="position:absolute;margin-left:123.95pt;margin-top:.65pt;width:113.9pt;height:91.55pt;z-index:251712512;visibility:visible;mso-wrap-style:square;mso-width-percent:0;mso-height-percent:0;mso-wrap-distance-left:9pt;mso-wrap-distance-top:0;mso-wrap-distance-right:9pt;mso-wrap-distance-bottom:0;mso-position-horizontal:absolute;mso-position-horizontal-relative:text;mso-position-vertical:absolute;mso-position-vertical-relative:text;mso-width-percent:0;mso-height-percent:0;mso-width-relative:margin;mso-height-relative:margin;v-text-anchor:middle" o:gfxdata="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" filled="f" strokecolor="#4bacc6 [3208]" strokeweight="2pt"/>
+            </w:pict>
+          </mc:Fallback>
+        </mc:AlternateContent>
+      </w:r>
+    </w:p>
+    <w:p>
+      <w:pPr>
+        <w:spacing w:before="240" w:after="240"/>
+        <w:rPr>
+          <w:b/>
+          <w:bCs/>
+          <w:lang w:val="en-US"/>
+        </w:rPr>
+      </w:pPr>
+      <w:r>
+        <w:rPr>
+          <w:b/>
+          <w:bCs/>
+          <w:noProof/>
+          <w:lang w:val="en-US"/>
+        </w:rPr>
+        <mc:AlternateContent>
+          <mc:Choice Requires="wps">
+            <w:drawing>
+              <wp:anchor distT="0" distB="0" distL="114300" distR="114300" simplePos="0" relativeHeight="251716608" behindDoc="0" locked="0" layoutInCell="1" allowOverlap="1" wp14:anchorId="2B53F650" wp14:editId="2CA8F078">
+                <wp:simplePos x="0" y="0"/>
+                <wp:positionH relativeFrom="column">
+                  <wp:posOffset>1030147</wp:posOffset>
+                </wp:positionH>
+                <wp:positionV relativeFrom="paragraph">
+                  <wp:posOffset>104976</wp:posOffset>
+                </wp:positionV>
+                <wp:extent cx="578734" cy="289367"/>
+                <wp:effectExtent l="0" t="0" r="12065" b="34925"/>
+                <wp:wrapNone/>
+                <wp:docPr id="1281420067" name="Connector: Elbow 11"/>
+                <wp:cNvGraphicFramePr/>
+                <a:graphic xmlns:a="http://schemas.openxmlformats.org/drawingml/2006/main">
+                  <a:graphicData uri="http://schemas.microsoft.com/office/word/2010/wordprocessingShape">
+                    <wps:wsp>
+                      <wps:cNvCnPr/>
+                      <wps:spPr>
+                        <a:xfrm flipH="1" flipV="1">
+                          <a:off x="0" y="0"/>
+                          <a:ext cx="578734" cy="289367"/>
+                        </a:xfrm>
+                        <a:prstGeom prst="bentConnector3">
+                          <a:avLst/>
+                        </a:prstGeom>
+                        <a:ln w="19050" cap="flat" cmpd="sng" algn="ctr">
+                          <a:solidFill>
+                            <a:schemeClr val="accent5"/>
+                          </a:solidFill>
+                          <a:prstDash val="dash"/>
+                          <a:round/>
+                          <a:headEnd type="none" w="med" len="med"/>
+                          <a:tailEnd type="none" w="med" len="med"/>
+                        </a:ln>
+                      </wps:spPr>
+                      <wps:style>
+                        <a:lnRef idx="0">
+                          <a:scrgbClr r="0" g="0" b="0"/>
+                        </a:lnRef>
+                        <a:fillRef idx="0">
+                          <a:scrgbClr r="0" g="0" b="0"/>
+                        </a:fillRef>
+                        <a:effectRef idx="0">
+                          <a:scrgbClr r="0" g="0" b="0"/>
+                        </a:effectRef>
+                        <a:fontRef idx="minor">
+                          <a:schemeClr val="tx1"/>
+                        </a:fontRef>
+                      </wps:style>
+                      <wps:bodyPr/>
+                    </wps:wsp>
+                  </a:graphicData>
+                </a:graphic>
+              </wp:anchor>
+            </w:drawing>
+          </mc:Choice>
+          <mc:Fallback>
+            <w:pict>
+              <v:shapetype w14:anchorId="782F1BB9" id="_x0000_t34" coordsize="21600,21600" o:spt="34" o:oned="t" adj="10800" path="m,l@0,0@0,21600,21600,21600e" filled="f">
+                <v:stroke joinstyle="miter"/>
+                <v:formulas>
+                  <v:f eqn="val #0"/>
+                </v:formulas>
+                <v:path arrowok="t" fillok="f" o:connecttype="none"/>
+                <v:handles>
+                  <v:h position="#0,center"/>
+                </v:handles>
+                <o:lock v:ext="edit" shapetype="t"/>
+              </v:shapetype>
+              <v:shape id="Connector: Elbow 11" o:spid="_x0000_s1026" type="#_x0000_t34" style="position:absolute;margin-left:81.1pt;margin-top:8.25pt;width:45.55pt;height:22.8pt;flip:x y;z-index:251716608;visibility:visible;mso-wrap-style:square;mso-wrap-distance-left:9pt;mso-wrap-distance-top:0;mso-wrap-distance-right:9pt;mso-wrap-distance-bottom:0;mso-position-horizontal:absolute;mso-position-horizontal-relative:text;mso-position-vertical:absolute;mso-position-vertical-relative:text" o:gfxdata="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" strokecolor="#4bacc6 [3208]" strokeweight="1.5pt">
+                <v:stroke dashstyle="dash" joinstyle="round"/>
+              </v:shape>
+            </w:pict>
+          </mc:Fallback>
+        </mc:AlternateContent>
+      </w:r>
+    </w:p>
+    <w:p>
+      <w:pPr>
+        <w:spacing w:before="240" w:after="240"/>
+        <w:rPr>
+          <w:b/>
+          <w:bCs/>
+          <w:lang w:val="en-US"/>
+        </w:rPr>
+      </w:pPr>
+      <w:r>
+        <w:rPr>
+          <w:noProof/>
+          <w:lang w:val="en-US"/>
+        </w:rPr>
+        <mc:AlternateContent>
+          <mc:Choice Requires="wps">
+            <w:drawing>
+              <wp:anchor distT="45720" distB="45720" distL="114300" distR="114300" simplePos="0" relativeHeight="251682816" behindDoc="0" locked="0" layoutInCell="1" allowOverlap="1" wp14:anchorId="78BACA31" wp14:editId="681E0788">
+                <wp:simplePos x="0" y="0"/>
+                <wp:positionH relativeFrom="column">
+                  <wp:posOffset>-755015</wp:posOffset>
+                </wp:positionH>
+                <wp:positionV relativeFrom="paragraph">
+                  <wp:posOffset>243840</wp:posOffset>
+                </wp:positionV>
+                <wp:extent cx="2360930" cy="1404620"/>
+                <wp:effectExtent l="0" t="0" r="0" b="635"/>
+                <wp:wrapNone/>
+                <wp:docPr id="813415351" name="Text Box 2"/>
+                <wp:cNvGraphicFramePr>
+                  <a:graphicFrameLocks xmlns:a="http://schemas.openxmlformats.org/drawingml/2006/main"/>
+                </wp:cNvGraphicFramePr>
+                <a:graphic xmlns:a="http://schemas.openxmlformats.org/drawingml/2006/main">
+                  <a:graphicData uri="http://schemas.microsoft.com/office/word/2010/wordprocessingShape">
+                    <wps:wsp>
+                      <wps:cNvSpPr txBox="1">
+                        <a:spLocks noChangeArrowheads="1"/>
+                      </wps:cNvSpPr>
+                      <wps:spPr bwMode="auto">
+                        <a:xfrm>
+                          <a:off x="0" y="0"/>
+                          <a:ext cx="2360930" cy="1404620"/>
+                        </a:xfrm>
+                        <a:prstGeom prst="rect">
+                          <a:avLst/>
+                        </a:prstGeom>
+                        <a:noFill/>
+                        <a:ln w="9525">
+                          <a:noFill/>
+                          <a:miter lim="800000"/>
+                          <a:headEnd/>
+                          <a:tailEnd/>
+                        </a:ln>
+                      </wps:spPr>
+                      <wps:txbx>
+                        <w:txbxContent>
+                          <w:p>
+                            <w:pPr>
+                              <w:rPr>
+                                <w:lang w:val="en-US"/>
+                              </w:rPr>
+                            </w:pPr>
+                            <w:r>
+                              <w:rPr>
+                                <w:lang w:val="en-US"/>
+                              </w:rPr>
+                              <w:t>Reference Images Button</w:t>
+                            </w:r>
+                          </w:p>
+                        </w:txbxContent>
+                      </wps:txbx>
+                      <wps:bodyPr rot="0" vert="horz" wrap="square" lIns="91440" tIns="45720" rIns="91440" bIns="45720" anchor="t" anchorCtr="0">
+                        <a:spAutoFit/>
+                      </wps:bodyPr>
+                    </wps:wsp>
+                  </a:graphicData>
+                </a:graphic>
+                <wp14:sizeRelH relativeFrom="margin">
+                  <wp14:pctWidth>40000</wp14:pctWidth>
+                </wp14:sizeRelH>
+                <wp14:sizeRelV relativeFrom="margin">
+                  <wp14:pctHeight>20000</wp14:pctHeight>
+                </wp14:sizeRelV>
+              </wp:anchor>
+            </w:drawing>
+          </mc:Choice>
+          <mc:Fallback>
+            <w:pict>
+              <v:shape w14:anchorId="78BACA31" id="_x0000_s1032" type="#_x0000_t202" style="position:absolute;margin-left:-59.45pt;margin-top:19.2pt;width:185.9pt;height:110.6pt;z-index:251682816;visibility:visible;mso-wrap-style:square;mso-width-percent:400;mso-height-percent:200;mso-wrap-distance-left:9pt;mso-wrap-distance-top:3.6pt;mso-wrap-distance-right:9pt;mso-wrap-distance-bottom:3.6pt;mso-position-horizontal:absolute;mso-position-horizontal-relative:text;mso-position-vertical:absolute;mso-position-vertical-relative:text;mso-width-percent:400;mso-height-percent:200;mso-width-relative:margin;mso-height-relative:margin;v-text-anchor:top" o:gfxdata="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" filled="f" stroked="f">
+                <v:textbox style="mso-fit-shape-to-text:t">
+                  <w:txbxContent>
+                    <w:p>
+                      <w:pPr>
+                        <w:rPr>
+                          <w:lang w:val="en-US"/>
+                        </w:rPr>
+                      </w:pPr>
+                      <w:r>
+                        <w:rPr>
+                          <w:lang w:val="en-US"/>
+                        </w:rPr>
+                        <w:t>Reference Images Button</w:t>
+                      </w:r>
+                    </w:p>
+                  </w:txbxContent>
+                </v:textbox>
+              </v:shape>
+            </w:pict>
+          </mc:Fallback>
+        </mc:AlternateContent>
+      </w:r>
+      <w:r>
+        <w:rPr>
+          <w:noProof/>
+        </w:rPr>
+        <mc:AlternateContent>
+          <mc:Choice Requires="wps">
+            <w:drawing>
+              <wp:anchor distT="0" distB="0" distL="114300" distR="114300" simplePos="0" relativeHeight="251681792" behindDoc="0" locked="0" layoutInCell="1" allowOverlap="1" wp14:anchorId="30A0B6E0" wp14:editId="6313D860">
+                <wp:simplePos x="0" y="0"/>
+                <wp:positionH relativeFrom="column">
+                  <wp:posOffset>-720725</wp:posOffset>
+                </wp:positionH>
+                <wp:positionV relativeFrom="paragraph">
+                  <wp:posOffset>164393</wp:posOffset>
+                </wp:positionV>
+                <wp:extent cx="1834515" cy="432435"/>
+                <wp:effectExtent l="57150" t="38100" r="70485" b="100965"/>
+                <wp:wrapNone/>
+                <wp:docPr id="1771858421" name="Rectangle: Diagonal Corners Snipped 5"/>
+                <wp:cNvGraphicFramePr/>
+                <a:graphic xmlns:a="http://schemas.openxmlformats.org/drawingml/2006/main">
+                  <a:graphicData uri="http://schemas.microsoft.com/office/word/2010/wordprocessingShape">
+                    <wps:wsp>
+                      <wps:cNvSpPr/>
+                      <wps:spPr>
+                        <a:xfrm>
+                          <a:off x="0" y="0"/>
+                          <a:ext cx="1834515" cy="432435"/>
+                        </a:xfrm>
+                        <a:prstGeom prst="snip2DiagRect">
+                          <a:avLst/>
+                        </a:prstGeom>
+                      </wps:spPr>
+                      <wps:style>
+                        <a:lnRef idx="1">
+                          <a:schemeClr val="accent5"/>
+                        </a:lnRef>
+                        <a:fillRef idx="2">
+                          <a:schemeClr val="accent5"/>
+                        </a:fillRef>
+                        <a:effectRef idx="1">
+                          <a:schemeClr val="accent5"/>
+                        </a:effectRef>
+                        <a:fontRef idx="minor">
+                          <a:schemeClr val="dk1"/>
+                        </a:fontRef>
+                      </wps:style>
+                      <wps:bodyPr rot="0" spcFirstLastPara="0" vertOverflow="overflow" horzOverflow="overflow" vert="horz" wrap="square" lIns="91440" tIns="45720" rIns="91440" bIns="45720" numCol="1" spcCol="0" rtlCol="0" fromWordArt="0" anchor="ctr" anchorCtr="0" forceAA="0" compatLnSpc="1">
+                        <a:prstTxWarp prst="textNoShape">
+                          <a:avLst/>
+                        </a:prstTxWarp>
+                        <a:noAutofit/>
+                      </wps:bodyPr>
+                    </wps:wsp>
+                  </a:graphicData>
+                </a:graphic>
+                <wp14:sizeRelH relativeFrom="margin">
+                  <wp14:pctWidth>0</wp14:pctWidth>
+                </wp14:sizeRelH>
+                <wp14:sizeRelV relativeFrom="margin">
+                  <wp14:pctHeight>0</wp14:pctHeight>
+                </wp14:sizeRelV>
+              </wp:anchor>
+            </w:drawing>
+          </mc:Choice>
+          <mc:Fallback>
+            <w:pict>
+              <v:shape w14:anchorId="3B653D7E" id="Rectangle: Diagonal Corners Snipped 5" o:spid="_x0000_s1026" style="position:absolute;margin-left:-56.75pt;margin-top:12.95pt;width:144.45pt;height:34.05pt;z-index:251681792;visibility:visible;mso-wrap-style:square;mso-width-percent:0;mso-height-percent:0;mso-wrap-distance-left:9pt;mso-wrap-distance-top:0;mso-wrap-distance-right:9pt;mso-wrap-distance-bottom:0;mso-position-horizontal:absolute;mso-position-horizontal-relative:text;mso-position-vertical:absolute;mso-position-vertical-relative:text;mso-width-percent:0;mso-height-percent:0;mso-width-relative:margin;mso-height-relative:margin;v-text-anchor:middle" coordsize="1834515,432435" o:gfxdata="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" path="m,l1762441,r72074,72074l1834515,432435r,l72074,432435,,360361,,xe" fillcolor="#a5d5e2 [1624]" strokecolor="#40a7c2 [3048]">
+                <v:fill color2="#e4f2f6 [504]" rotate="t" angle="180" colors="0 #9eeaff;22938f #bbefff;1 #e4f9ff" focus="100%" type="gradient"/>
+                <v:shadow on="t" color="black" opacity="24903f" origin=",.5" offset="0,.55556mm"/>
+                <v:path arrowok="t" o:connecttype="custom" o:connectlocs="0,0;1762441,0;1834515,72074;1834515,432435;1834515,432435;72074,432435;0,360361;0,0" o:connectangles="0,0,0,0,0,0,0,0"/>
+              </v:shape>
+            </w:pict>
+          </mc:Fallback>
+        </mc:AlternateContent>
+      </w:r>
+    </w:p>
+    <w:p>
+      <w:pPr>
+        <w:spacing w:before="240" w:after="240"/>
+        <w:rPr>
+          <w:b/>
+          <w:bCs/>
+          <w:lang w:val="en-US"/>
+        </w:rPr>
+      </w:pPr>
+      <w:r>
+        <w:rPr>
+          <w:noProof/>
+          <w:lang w:val="en-US"/>
+        </w:rPr>
+        <mc:AlternateContent>
+          <mc:Choice Requires="wps">
+            <w:drawing>
+              <wp:anchor distT="0" distB="0" distL="114300" distR="114300" simplePos="0" relativeHeight="251702272" behindDoc="0" locked="0" layoutInCell="1" allowOverlap="1" wp14:anchorId="241135D2" wp14:editId="0B60D144">
+                <wp:simplePos x="0" y="0"/>
+                <wp:positionH relativeFrom="column">
+                  <wp:posOffset>1660966</wp:posOffset>
+                </wp:positionH>
+                <wp:positionV relativeFrom="paragraph">
+                  <wp:posOffset>324180</wp:posOffset>
+                </wp:positionV>
+                <wp:extent cx="1267283" cy="435738"/>
+                <wp:effectExtent l="57150" t="19050" r="85725" b="97790"/>
+                <wp:wrapNone/>
+                <wp:docPr id="700149637" name="Rectangle 9"/>
+                <wp:cNvGraphicFramePr/>
+                <a:graphic xmlns:a="http://schemas.openxmlformats.org/drawingml/2006/main">
+                  <a:graphicData uri="http://schemas.microsoft.com/office/word/2010/wordprocessingShape">
+                    <wps:wsp>
+                      <wps:cNvSpPr/>
+                      <wps:spPr>
+                        <a:xfrm>
+                          <a:off x="0" y="0"/>
+                          <a:ext cx="1267283" cy="435738"/>
+                        </a:xfrm>
+                        <a:prstGeom prst="rect">
+                          <a:avLst/>
+                        </a:prstGeom>
+                        <a:noFill/>
+                        <a:ln>
+                          <a:solidFill>
+                            <a:srgbClr val="00B0F0"/>
+                          </a:solidFill>
+                        </a:ln>
+                      </wps:spPr>
+                      <wps:style>
+                        <a:lnRef idx="1">
+                          <a:schemeClr val="accent1"/>
+                        </a:lnRef>
+                        <a:fillRef idx="3">
+                          <a:schemeClr val="accent1"/>
+                        </a:fillRef>
+                        <a:effectRef idx="2">
+                          <a:schemeClr val="accent1"/>
+                        </a:effectRef>
+                        <a:fontRef idx="minor">
+                          <a:schemeClr val="lt1"/>
+                        </a:fontRef>
+                      </wps:style>
+                      <wps:bodyPr rot="0" spcFirstLastPara="0" vertOverflow="overflow" horzOverflow="overflow" vert="horz" wrap="square" lIns="91440" tIns="45720" rIns="91440" bIns="45720" numCol="1" spcCol="0" rtlCol="0" fromWordArt="0" anchor="ctr" anchorCtr="0" forceAA="0" compatLnSpc="1">
+                        <a:prstTxWarp prst="textNoShape">
+                          <a:avLst/>
+                        </a:prstTxWarp>
+                        <a:noAutofit/>
+                      </wps:bodyPr>
+                    </wps:wsp>
+                  </a:graphicData>
+                </a:graphic>
+                <wp14:sizeRelH relativeFrom="margin">
+                  <wp14:pctWidth>0</wp14:pctWidth>
+                </wp14:sizeRelH>
+                <wp14:sizeRelV relativeFrom="margin">
+                  <wp14:pctHeight>0</wp14:pctHeight>
+                </wp14:sizeRelV>
+              </wp:anchor>
+            </w:drawing>
+          </mc:Choice>
+          <mc:Fallback>
+            <w:pict>
+              <v:rect w14:anchorId="35142552" id="Rectangle 9" o:spid="_x0000_s1026" style="position:absolute;margin-left:130.8pt;margin-top:25.55pt;width:99.8pt;height:34.3pt;z-index:251702272;visibility:visible;mso-wrap-style:square;mso-width-percent:0;mso-height-percent:0;mso-wrap-distance-left:9pt;mso-wrap-distance-top:0;mso-wrap-distance-right:9pt;mso-wrap-distance-bottom:0;mso-position-horizontal:absolute;mso-position-horizontal-relative:text;mso-position-vertical:absolute;mso-position-vertical-relative:text;mso-width-percent:0;mso-height-percent:0;mso-width-relative:margin;mso-height-relative:margin;v-text-anchor:middle" o:gfxdata="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" filled="f" strokecolor="#00b0f0">
+                <v:shadow on="t" color="black" opacity="22937f" origin=",.5" offset="0,.63889mm"/>
+              </v:rect>
+            </w:pict>
+          </mc:Fallback>
+        </mc:AlternateContent>
+      </w:r>
+      <w:r>
+        <w:rPr>
+          <w:noProof/>
+          <w:lang w:val="en-US"/>
+        </w:rPr>
+        <mc:AlternateContent>
+          <mc:Choice Requires="wps">
+            <w:drawing>
+              <wp:anchor distT="0" distB="0" distL="114300" distR="114300" simplePos="0" relativeHeight="251700224" behindDoc="0" locked="0" layoutInCell="1" allowOverlap="1" wp14:anchorId="69573278" wp14:editId="1C48D0E2">
+                <wp:simplePos x="0" y="0"/>
+                <wp:positionH relativeFrom="column">
+                  <wp:posOffset>1093809</wp:posOffset>
+                </wp:positionH>
+                <wp:positionV relativeFrom="paragraph">
+                  <wp:posOffset>87179</wp:posOffset>
+                </wp:positionV>
+                <wp:extent cx="787078" cy="136927"/>
+                <wp:effectExtent l="0" t="0" r="32385" b="34925"/>
+                <wp:wrapNone/>
+                <wp:docPr id="304331488" name="Straight Connector 7"/>
+                <wp:cNvGraphicFramePr/>
+                <a:graphic xmlns:a="http://schemas.openxmlformats.org/drawingml/2006/main">
+                  <a:graphicData uri="http://schemas.microsoft.com/office/word/2010/wordprocessingShape">
+                    <wps:wsp>
+                      <wps:cNvCnPr/>
+                      <wps:spPr>
+                        <a:xfrm>
+                          <a:off x="0" y="0"/>
+                          <a:ext cx="787078" cy="136927"/>
+                        </a:xfrm>
+                        <a:prstGeom prst="line">
+                          <a:avLst/>
+                        </a:prstGeom>
+                        <a:ln w="19050" cap="flat" cmpd="sng" algn="ctr">
+                          <a:solidFill>
+                            <a:schemeClr val="accent5"/>
+                          </a:solidFill>
+                          <a:prstDash val="dash"/>
+                          <a:round/>
+                          <a:headEnd type="none" w="med" len="med"/>
+                          <a:tailEnd type="none" w="med" len="med"/>
+                        </a:ln>
+                      </wps:spPr>
+                      <wps:style>
+                        <a:lnRef idx="0">
+                          <a:scrgbClr r="0" g="0" b="0"/>
+                        </a:lnRef>
+                        <a:fillRef idx="0">
+                          <a:scrgbClr r="0" g="0" b="0"/>
+                        </a:fillRef>
+                        <a:effectRef idx="0">
+                          <a:scrgbClr r="0" g="0" b="0"/>
+                        </a:effectRef>
+                        <a:fontRef idx="minor">
+                          <a:schemeClr val="tx1"/>
+                        </a:fontRef>
+                      </wps:style>
+                      <wps:bodyPr/>
+                    </wps:wsp>
+                  </a:graphicData>
+                </a:graphic>
+                <wp14:sizeRelH relativeFrom="margin">
+                  <wp14:pctWidth>0</wp14:pctWidth>
+                </wp14:sizeRelH>
+                <wp14:sizeRelV relativeFrom="margin">
+                  <wp14:pctHeight>0</wp14:pctHeight>
+                </wp14:sizeRelV>
+              </wp:anchor>
+            </w:drawing>
+          </mc:Choice>
+          <mc:Fallback>
+            <w:pict>
+              <v:line w14:anchorId="02403370" id="Straight Connector 7" o:spid="_x0000_s1026" style="position:absolute;z-index:251700224;visibility:visible;mso-wrap-style:square;mso-width-percent:0;mso-height-percent:0;mso-wrap-distance-left:9pt;mso-wrap-distance-top:0;mso-wrap-distance-right:9pt;mso-wrap-distance-bottom:0;mso-position-horizontal:absolute;mso-position-horizontal-relative:text;mso-position-vertical:absolute;mso-position-vertical-relative:text;mso-width-percent:0;mso-height-percent:0;mso-width-relative:margin;mso-height-relative:margin" from="86.15pt,6.85pt" to="148.1pt,17.65pt" o:gfxdata="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" strokecolor="#4bacc6 [3208]" strokeweight="1.5pt">
+                <v:stroke dashstyle="dash"/>
+              </v:line>
+            </w:pict>
+          </mc:Fallback>
+        </mc:AlternateContent>
+      </w:r>
+      <w:r>
+        <w:rPr>
+          <w:noProof/>
+          <w:lang w:val="en-US"/>
+        </w:rPr>
+        <mc:AlternateContent>
+          <mc:Choice Requires="wps">
+            <w:drawing>
+              <wp:anchor distT="0" distB="0" distL="114300" distR="114300" simplePos="0" relativeHeight="251679744" behindDoc="0" locked="0" layoutInCell="1" allowOverlap="1" wp14:anchorId="15F458E0" wp14:editId="308223E7">
+                <wp:simplePos x="0" y="0"/>
+                <wp:positionH relativeFrom="column">
+                  <wp:posOffset>2700669</wp:posOffset>
+                </wp:positionH>
+                <wp:positionV relativeFrom="paragraph">
+                  <wp:posOffset>242142</wp:posOffset>
+                </wp:positionV>
+                <wp:extent cx="1860697" cy="138223"/>
+                <wp:effectExtent l="0" t="0" r="6350" b="33655"/>
+                <wp:wrapNone/>
+                <wp:docPr id="1434797205" name="Straight Connector 6"/>
+                <wp:cNvGraphicFramePr/>
+                <a:graphic xmlns:a="http://schemas.openxmlformats.org/drawingml/2006/main">
+                  <a:graphicData uri="http://schemas.microsoft.com/office/word/2010/wordprocessingShape">
+                    <wps:wsp>
+                      <wps:cNvCnPr/>
+                      <wps:spPr>
+                        <a:xfrm>
+                          <a:off x="0" y="0"/>
+                          <a:ext cx="1860697" cy="138223"/>
+                        </a:xfrm>
+                        <a:prstGeom prst="line">
+                          <a:avLst/>
+                        </a:prstGeom>
+                        <a:ln w="19050" cap="flat" cmpd="sng" algn="ctr">
+                          <a:solidFill>
+                            <a:schemeClr val="accent5"/>
+                          </a:solidFill>
+                          <a:prstDash val="dash"/>
+                          <a:round/>
+                          <a:headEnd type="none" w="med" len="med"/>
+                          <a:tailEnd type="none" w="med" len="med"/>
+                        </a:ln>
+                      </wps:spPr>
+                      <wps:style>
+                        <a:lnRef idx="0">
+                          <a:scrgbClr r="0" g="0" b="0"/>
+                        </a:lnRef>
+                        <a:fillRef idx="0">
+                          <a:scrgbClr r="0" g="0" b="0"/>
+                        </a:fillRef>
+                        <a:effectRef idx="0">
+                          <a:scrgbClr r="0" g="0" b="0"/>
+                        </a:effectRef>
+                        <a:fontRef idx="minor">
+                          <a:schemeClr val="tx1"/>
+                        </a:fontRef>
+                      </wps:style>
+                      <wps:bodyPr/>
+                    </wps:wsp>
+                  </a:graphicData>
+                </a:graphic>
+                <wp14:sizeRelH relativeFrom="margin">
+                  <wp14:pctWidth>0</wp14:pctWidth>
+                </wp14:sizeRelH>
+                <wp14:sizeRelV relativeFrom="margin">
+                  <wp14:pctHeight>0</wp14:pctHeight>
+                </wp14:sizeRelV>
+              </wp:anchor>
+            </w:drawing>
+          </mc:Choice>
+          <mc:Fallback>
+            <w:pict>
+              <v:line w14:anchorId="5B5CCE74" id="Straight Connector 6" o:spid="_x0000_s1026" style="position:absolute;z-index:251679744;visibility:visible;mso-wrap-style:square;mso-width-percent:0;mso-height-percent:0;mso-wrap-distance-left:9pt;mso-wrap-distance-top:0;mso-wrap-distance-right:9pt;mso-wrap-distance-bottom:0;mso-position-horizontal:absolute;mso-position-horizontal-relative:text;mso-position-vertical:absolute;mso-position-vertical-relative:text;mso-width-percent:0;mso-height-percent:0;mso-width-relative:margin;mso-height-relative:margin" from="212.65pt,19.05pt" to="359.15pt,29.95pt" o:gfxdata="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" strokecolor="#4bacc6 [3208]" strokeweight="1.5pt">
+                <v:stroke dashstyle="dash"/>
+              </v:line>
+            </w:pict>
+          </mc:Fallback>
+        </mc:AlternateContent>
+      </w:r>
+    </w:p>
+    <w:p>
+      <w:pPr>
+        <w:spacing w:before="240" w:after="240"/>
+        <w:rPr>
+          <w:b/>
+          <w:bCs/>
+          <w:lang w:val="en-US"/>
+        </w:rPr>
+      </w:pPr>
+      <w:r>
+        <w:rPr>
+          <w:noProof/>
+        </w:rPr>
+        <mc:AlternateContent>
+          <mc:Choice Requires="wps">
+            <w:drawing>
+              <wp:anchor distT="0" distB="0" distL="114300" distR="114300" simplePos="0" relativeHeight="251701248" behindDoc="0" locked="0" layoutInCell="1" allowOverlap="1" wp14:anchorId="7B78D9BD" wp14:editId="0BA8186F">
+                <wp:simplePos x="0" y="0"/>
+                <wp:positionH relativeFrom="column">
+                  <wp:posOffset>1116957</wp:posOffset>
+                </wp:positionH>
+                <wp:positionV relativeFrom="paragraph">
+                  <wp:posOffset>228374</wp:posOffset>
+                </wp:positionV>
+                <wp:extent cx="561372" cy="80774"/>
+                <wp:effectExtent l="0" t="0" r="29210" b="33655"/>
+                <wp:wrapNone/>
+                <wp:docPr id="1644196077" name="Straight Connector 8"/>
+                <wp:cNvGraphicFramePr/>
+                <a:graphic xmlns:a="http://schemas.openxmlformats.org/drawingml/2006/main">
+                  <a:graphicData uri="http://schemas.microsoft.com/office/word/2010/wordprocessingShape">
+                    <wps:wsp>
+                      <wps:cNvCnPr/>
+                      <wps:spPr>
+                        <a:xfrm flipV="1">
+                          <a:off x="0" y="0"/>
+                          <a:ext cx="561372" cy="80774"/>
+                        </a:xfrm>
+                        <a:prstGeom prst="line">
+                          <a:avLst/>
+                        </a:prstGeom>
+                        <a:ln w="19050" cap="flat" cmpd="sng" algn="ctr">
+                          <a:solidFill>
+                            <a:schemeClr val="accent5"/>
+                          </a:solidFill>
+                          <a:prstDash val="dash"/>
+                          <a:round/>
+                          <a:headEnd type="none" w="med" len="med"/>
+                          <a:tailEnd type="none" w="med" len="med"/>
+                        </a:ln>
+                      </wps:spPr>
+                      <wps:style>
+                        <a:lnRef idx="0">
+                          <a:scrgbClr r="0" g="0" b="0"/>
+                        </a:lnRef>
+                        <a:fillRef idx="0">
+                          <a:scrgbClr r="0" g="0" b="0"/>
+                        </a:fillRef>
+                        <a:effectRef idx="0">
+                          <a:scrgbClr r="0" g="0" b="0"/>
+                        </a:effectRef>
+                        <a:fontRef idx="minor">
+                          <a:schemeClr val="tx1"/>
+                        </a:fontRef>
+                      </wps:style>
+                      <wps:bodyPr/>
+                    </wps:wsp>
+                  </a:graphicData>
+                </a:graphic>
+                <wp14:sizeRelH relativeFrom="margin">
+                  <wp14:pctWidth>0</wp14:pctWidth>
+                </wp14:sizeRelH>
+                <wp14:sizeRelV relativeFrom="margin">
+                  <wp14:pctHeight>0</wp14:pctHeight>
+                </wp14:sizeRelV>
+              </wp:anchor>
+            </w:drawing>
+          </mc:Choice>
+          <mc:Fallback>
+            <w:pict>
+              <v:line w14:anchorId="0C034762" id="Straight Connector 8" o:spid="_x0000_s1026" style="position:absolute;flip:y;z-index:251701248;visibility:visible;mso-wrap-style:square;mso-width-percent:0;mso-height-percent:0;mso-wrap-distance-left:9pt;mso-wrap-distance-top:0;mso-wrap-distance-right:9pt;mso-wrap-distance-bottom:0;mso-position-horizontal:absolute;mso-position-horizontal-relative:text;mso-position-vertical:absolute;mso-position-vertical-relative:text;mso-width-percent:0;mso-height-percent:0;mso-width-relative:margin;mso-height-relative:margin" from="87.95pt,18pt" to="132.15pt,24.35pt" o:gfxdata="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" strokecolor="#4bacc6 [3208]" strokeweight="1.5pt">
+                <v:stroke dashstyle="dash"/>
+              </v:line>
+            </w:pict>
+          </mc:Fallback>
+        </mc:AlternateContent>
+      </w:r>
+      <w:r>
+        <w:rPr>
+          <w:noProof/>
+        </w:rPr>
+        <mc:AlternateContent>
+          <mc:Choice Requires="wps">
+            <w:drawing>
+              <wp:anchor distT="0" distB="0" distL="114300" distR="114300" simplePos="0" relativeHeight="251694080" behindDoc="0" locked="0" layoutInCell="1" allowOverlap="1" wp14:anchorId="431AC8D4" wp14:editId="4ABE00B0">
+                <wp:simplePos x="0" y="0"/>
+                <wp:positionH relativeFrom="column">
+                  <wp:posOffset>-707390</wp:posOffset>
+                </wp:positionH>
+                <wp:positionV relativeFrom="paragraph">
+                  <wp:posOffset>159385</wp:posOffset>
+                </wp:positionV>
+                <wp:extent cx="1834515" cy="432435"/>
+                <wp:effectExtent l="57150" t="38100" r="70485" b="100965"/>
+                <wp:wrapNone/>
+                <wp:docPr id="1234603282" name="Rectangle: Diagonal Corners Snipped 5"/>
+                <wp:cNvGraphicFramePr/>
+                <a:graphic xmlns:a="http://schemas.openxmlformats.org/drawingml/2006/main">
+                  <a:graphicData uri="http://schemas.microsoft.com/office/word/2010/wordprocessingShape">
+                    <wps:wsp>
+                      <wps:cNvSpPr/>
+                      <wps:spPr>
+                        <a:xfrm>
+                          <a:off x="0" y="0"/>
+                          <a:ext cx="1834515" cy="432435"/>
+                        </a:xfrm>
+                        <a:prstGeom prst="snip2DiagRect">
+                          <a:avLst/>
+                        </a:prstGeom>
+                      </wps:spPr>
+                      <wps:style>
+                        <a:lnRef idx="1">
+                          <a:schemeClr val="accent5"/>
+                        </a:lnRef>
+                        <a:fillRef idx="2">
+                          <a:schemeClr val="accent5"/>
+                        </a:fillRef>
+                        <a:effectRef idx="1">
+                          <a:schemeClr val="accent5"/>
+                        </a:effectRef>
+                        <a:fontRef idx="minor">
+                          <a:schemeClr val="dk1"/>
+                        </a:fontRef>
+                      </wps:style>
+                      <wps:bodyPr rot="0" spcFirstLastPara="0" vertOverflow="overflow" horzOverflow="overflow" vert="horz" wrap="square" lIns="91440" tIns="45720" rIns="91440" bIns="45720" numCol="1" spcCol="0" rtlCol="0" fromWordArt="0" anchor="ctr" anchorCtr="0" forceAA="0" compatLnSpc="1">
+                        <a:prstTxWarp prst="textNoShape">
+                          <a:avLst/>
+                        </a:prstTxWarp>
+                        <a:noAutofit/>
+                      </wps:bodyPr>
+                    </wps:wsp>
+                  </a:graphicData>
+                </a:graphic>
+                <wp14:sizeRelH relativeFrom="margin">
+                  <wp14:pctWidth>0</wp14:pctWidth>
+                </wp14:sizeRelH>
+                <wp14:sizeRelV relativeFrom="margin">
+                  <wp14:pctHeight>0</wp14:pctHeight>
+                </wp14:sizeRelV>
+              </wp:anchor>
+            </w:drawing>
+          </mc:Choice>
+          <mc:Fallback>
+            <w:pict>
+              <v:shape w14:anchorId="65FD559F" id="Rectangle: Diagonal Corners Snipped 5" o:spid="_x0000_s1026" style="position:absolute;margin-left:-55.7pt;margin-top:12.55pt;width:144.45pt;height:34.05pt;z-index:251694080;visibility:visible;mso-wrap-style:square;mso-width-percent:0;mso-height-percent:0;mso-wrap-distance-left:9pt;mso-wrap-distance-top:0;mso-wrap-distance-right:9pt;mso-wrap-distance-bottom:0;mso-position-horizontal:absolute;mso-position-horizontal-relative:text;mso-position-vertical:absolute;mso-position-vertical-relative:text;mso-width-percent:0;mso-height-percent:0;mso-width-relative:margin;mso-height-relative:margin;v-text-anchor:middle" coordsize="1834515,432435" o:gfxdata="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" path="m,l1762441,r72074,72074l1834515,432435r,l72074,432435,,360361,,xe" fillcolor="#a5d5e2 [1624]" strokecolor="#40a7c2 [3048]">
+                <v:fill color2="#e4f2f6 [504]" rotate="t" angle="180" colors="0 #9eeaff;22938f #bbefff;1 #e4f9ff" focus="100%" type="gradient"/>
+                <v:shadow on="t" color="black" opacity="24903f" origin=",.5" offset="0,.55556mm"/>
+                <v:path arrowok="t" o:connecttype="custom" o:connectlocs="0,0;1762441,0;1834515,72074;1834515,432435;1834515,432435;72074,432435;0,360361;0,0" o:connectangles="0,0,0,0,0,0,0,0"/>
+              </v:shape>
+            </w:pict>
+          </mc:Fallback>
+        </mc:AlternateContent>
+      </w:r>
+      <w:r>
+        <w:rPr>
+          <w:noProof/>
+          <w:lang w:val="en-US"/>
+        </w:rPr>
+        <mc:AlternateContent>
+          <mc:Choice Requires="wps">
+            <w:drawing>
+              <wp:anchor distT="45720" distB="45720" distL="114300" distR="114300" simplePos="0" relativeHeight="251695104" behindDoc="0" locked="0" layoutInCell="1" allowOverlap="1" wp14:anchorId="47A88FAE" wp14:editId="10ADC8FA">
+                <wp:simplePos x="0" y="0"/>
+                <wp:positionH relativeFrom="column">
+                  <wp:posOffset>-740780</wp:posOffset>
+                </wp:positionH>
+                <wp:positionV relativeFrom="paragraph">
+                  <wp:posOffset>254884</wp:posOffset>
+                </wp:positionV>
+                <wp:extent cx="2360930" cy="1404620"/>
+                <wp:effectExtent l="0" t="0" r="0" b="635"/>
+                <wp:wrapNone/>
+                <wp:docPr id="1327730019" name="Text Box 2"/>
+                <wp:cNvGraphicFramePr>
+                  <a:graphicFrameLocks xmlns:a="http://schemas.openxmlformats.org/drawingml/2006/main"/>
+                </wp:cNvGraphicFramePr>
+                <a:graphic xmlns:a="http://schemas.openxmlformats.org/drawingml/2006/main">
+                  <a:graphicData uri="http://schemas.microsoft.com/office/word/2010/wordprocessingShape">
+                    <wps:wsp>
+                      <wps:cNvSpPr txBox="1">
+                        <a:spLocks noChangeArrowheads="1"/>
+                      </wps:cNvSpPr>
+                      <wps:spPr bwMode="auto">
+                        <a:xfrm>
+                          <a:off x="0" y="0"/>
+                          <a:ext cx="2360930" cy="1404620"/>
+                        </a:xfrm>
+                        <a:prstGeom prst="rect">
+                          <a:avLst/>
+                        </a:prstGeom>
+                        <a:noFill/>
+                        <a:ln w="9525">
+                          <a:noFill/>
+                          <a:miter lim="800000"/>
+                          <a:headEnd/>
+                          <a:tailEnd/>
+                        </a:ln>
+                      </wps:spPr>
+                      <wps:txbx>
+                        <w:txbxContent>
+                          <w:p>
+                            <w:pPr>
+                              <w:rPr>
+                                <w:sz w:val="18"/>
+                                <w:szCs w:val="18"/>
+                                <w:lang w:val="en-US"/>
+                              </w:rPr>
+                            </w:pPr>
+                            <w:r>
+                              <w:rPr>
+                                <w:sz w:val="18"/>
+                                <w:szCs w:val="18"/>
+                                <w:lang w:val="en-US"/>
+                              </w:rPr>
+                              <w:t>YES/NO/DON’T KNOW/TRASH</w:t>
+                            </w:r>
+                          </w:p>
+                        </w:txbxContent>
+                      </wps:txbx>
+                      <wps:bodyPr rot="0" vert="horz" wrap="square" lIns="91440" tIns="45720" rIns="91440" bIns="45720" anchor="t" anchorCtr="0">
+                        <a:spAutoFit/>
+                      </wps:bodyPr>
+                    </wps:wsp>
+                  </a:graphicData>
+                </a:graphic>
+                <wp14:sizeRelH relativeFrom="margin">
+                  <wp14:pctWidth>40000</wp14:pctWidth>
+                </wp14:sizeRelH>
+                <wp14:sizeRelV relativeFrom="margin">
+                  <wp14:pctHeight>20000</wp14:pctHeight>
+                </wp14:sizeRelV>
+              </wp:anchor>
+            </w:drawing>
+          </mc:Choice>
+          <mc:Fallback>
+            <w:pict>
+              <v:shape w14:anchorId="47A88FAE" id="_x0000_s1033" type="#_x0000_t202" style="position:absolute;margin-left:-58.35pt;margin-top:20.05pt;width:185.9pt;height:110.6pt;z-index:251695104;visibility:visible;mso-wrap-style:square;mso-width-percent:400;mso-height-percent:200;mso-wrap-distance-left:9pt;mso-wrap-distance-top:3.6pt;mso-wrap-distance-right:9pt;mso-wrap-distance-bottom:3.6pt;mso-position-horizontal:absolute;mso-position-horizontal-relative:text;mso-position-vertical:absolute;mso-position-vertical-relative:text;mso-width-percent:400;mso-height-percent:200;mso-width-relative:margin;mso-height-relative:margin;v-text-anchor:top" o:gfxdata="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" filled="f" stroked="f">
+                <v:textbox style="mso-fit-shape-to-text:t">
+                  <w:txbxContent>
+                    <w:p>
+                      <w:pPr>
+                        <w:rPr>
+                          <w:sz w:val="18"/>
+                          <w:szCs w:val="18"/>
+                          <w:lang w:val="en-US"/>
+                        </w:rPr>
+                      </w:pPr>
+                      <w:r>
+                        <w:rPr>
+                          <w:sz w:val="18"/>
+                          <w:szCs w:val="18"/>
+                          <w:lang w:val="en-US"/>
+                        </w:rPr>
+                        <w:t>YES/NO/DON’T KNOW/TRASH</w:t>
+                      </w:r>
+                    </w:p>
+                  </w:txbxContent>
+                </v:textbox>
+              </v:shape>
+            </w:pict>
+          </mc:Fallback>
+        </mc:AlternateContent>
+      </w:r>
+    </w:p>
+    <w:p>
+      <w:pPr>
+        <w:spacing w:before="240" w:after="240"/>
+        <w:rPr>
+          <w:b/>
+          <w:bCs/>
+          <w:lang w:val="en-US"/>
+        </w:rPr>
+      </w:pPr>
+      <w:r>
+        <w:rPr>
+          <w:noProof/>
+        </w:rPr>
+        <mc:AlternateContent>
+          <mc:Choice Requires="wps">
+            <w:drawing>
+              <wp:anchor distT="0" distB="0" distL="114300" distR="114300" simplePos="0" relativeHeight="251706368" behindDoc="0" locked="0" layoutInCell="1" allowOverlap="1" wp14:anchorId="1CBE4D12" wp14:editId="1B98FE48">
+                <wp:simplePos x="0" y="0"/>
+                <wp:positionH relativeFrom="column">
+                  <wp:posOffset>1128532</wp:posOffset>
+                </wp:positionH>
+                <wp:positionV relativeFrom="paragraph">
+                  <wp:posOffset>562522</wp:posOffset>
+                </wp:positionV>
+                <wp:extent cx="445625" cy="173242"/>
+                <wp:effectExtent l="0" t="0" r="31115" b="36830"/>
+                <wp:wrapNone/>
+                <wp:docPr id="58868264" name="Straight Connector 8"/>
+                <wp:cNvGraphicFramePr/>
+                <a:graphic xmlns:a="http://schemas.openxmlformats.org/drawingml/2006/main">
+                  <a:graphicData uri="http://schemas.microsoft.com/office/word/2010/wordprocessingShape">
+                    <wps:wsp>
+                      <wps:cNvCnPr/>
+                      <wps:spPr>
+                        <a:xfrm flipV="1">
+                          <a:off x="0" y="0"/>
+                          <a:ext cx="445625" cy="173242"/>
+                        </a:xfrm>
+                        <a:prstGeom prst="line">
+                          <a:avLst/>
+                        </a:prstGeom>
+                        <a:ln w="19050" cap="flat" cmpd="sng" algn="ctr">
+                          <a:solidFill>
+                            <a:schemeClr val="accent5"/>
+                          </a:solidFill>
+                          <a:prstDash val="dash"/>
+                          <a:round/>
+                          <a:headEnd type="none" w="med" len="med"/>
+                          <a:tailEnd type="none" w="med" len="med"/>
+                        </a:ln>
+                      </wps:spPr>
+                      <wps:style>
+                        <a:lnRef idx="0">
+                          <a:scrgbClr r="0" g="0" b="0"/>
+                        </a:lnRef>
+                        <a:fillRef idx="0">
+                          <a:scrgbClr r="0" g="0" b="0"/>
+                        </a:fillRef>
+                        <a:effectRef idx="0">
+                          <a:scrgbClr r="0" g="0" b="0"/>
+                        </a:effectRef>
+                        <a:fontRef idx="minor">
+                          <a:schemeClr val="tx1"/>
+                        </a:fontRef>
+                      </wps:style>
+                      <wps:bodyPr/>
+                    </wps:wsp>
+                  </a:graphicData>
+                </a:graphic>
+                <wp14:sizeRelH relativeFrom="margin">
+                  <wp14:pctWidth>0</wp14:pctWidth>
+                </wp14:sizeRelH>
+                <wp14:sizeRelV relativeFrom="margin">
+                  <wp14:pctHeight>0</wp14:pctHeight>
+                </wp14:sizeRelV>
+              </wp:anchor>
+            </w:drawing>
+          </mc:Choice>
+          <mc:Fallback>
+            <w:pict>
+              <v:line w14:anchorId="3A02DD21" id="Straight Connector 8" o:spid="_x0000_s1026" style="position:absolute;flip:y;z-index:251706368;visibility:visible;mso-wrap-style:square;mso-width-percent:0;mso-height-percent:0;mso-wrap-distance-left:9pt;mso-wrap-distance-top:0;mso-wrap-distance-right:9pt;mso-wrap-distance-bottom:0;mso-position-horizontal:absolute;mso-position-horizontal-relative:text;mso-position-vertical:absolute;mso-position-vertical-relative:text;mso-width-percent:0;mso-height-percent:0;mso-width-relative:margin;mso-height-relative:margin" from="88.85pt,44.3pt" to="123.95pt,57.95pt" o:gfxdata="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" strokecolor="#4bacc6 [3208]" strokeweight="1.5pt">
+                <v:stroke dashstyle="dash"/>
+              </v:line>
+            </w:pict>
+          </mc:Fallback>
+        </mc:AlternateContent>
+      </w:r>
+      <w:r>
+        <w:rPr>
+          <w:noProof/>
+          <w:lang w:val="en-US"/>
+        </w:rPr>
+        <mc:AlternateContent>
+          <mc:Choice Requires="wps">
+            <w:drawing>
+              <wp:anchor distT="0" distB="0" distL="114300" distR="114300" simplePos="0" relativeHeight="251704320" behindDoc="0" locked="0" layoutInCell="1" allowOverlap="1" wp14:anchorId="009C82AE" wp14:editId="62DF6474">
+                <wp:simplePos x="0" y="0"/>
+                <wp:positionH relativeFrom="column">
+                  <wp:posOffset>1556072</wp:posOffset>
+                </wp:positionH>
+                <wp:positionV relativeFrom="paragraph">
+                  <wp:posOffset>176458</wp:posOffset>
+                </wp:positionV>
+                <wp:extent cx="1488070" cy="420788"/>
+                <wp:effectExtent l="57150" t="19050" r="74295" b="93980"/>
+                <wp:wrapNone/>
+                <wp:docPr id="1266895703" name="Rectangle 9"/>
+                <wp:cNvGraphicFramePr/>
+                <a:graphic xmlns:a="http://schemas.openxmlformats.org/drawingml/2006/main">
+                  <a:graphicData uri="http://schemas.microsoft.com/office/word/2010/wordprocessingShape">
+                    <wps:wsp>
+                      <wps:cNvSpPr/>
+                      <wps:spPr>
+                        <a:xfrm>
+                          <a:off x="0" y="0"/>
+                          <a:ext cx="1488070" cy="420788"/>
+                        </a:xfrm>
+                        <a:prstGeom prst="rect">
+                          <a:avLst/>
+                        </a:prstGeom>
+                        <a:noFill/>
+                        <a:ln>
+                          <a:solidFill>
+                            <a:srgbClr val="00B0F0"/>
+                          </a:solidFill>
+                        </a:ln>
+                      </wps:spPr>
+                      <wps:style>
+                        <a:lnRef idx="1">
+                          <a:schemeClr val="accent1"/>
+                        </a:lnRef>
+                        <a:fillRef idx="3">
+                          <a:schemeClr val="accent1"/>
+                        </a:fillRef>
+                        <a:effectRef idx="2">
+                          <a:schemeClr val="accent1"/>
+                        </a:effectRef>
+                        <a:fontRef idx="minor">
+                          <a:schemeClr val="lt1"/>
+                        </a:fontRef>
+                      </wps:style>
+                      <wps:bodyPr rot="0" spcFirstLastPara="0" vertOverflow="overflow" horzOverflow="overflow" vert="horz" wrap="square" lIns="91440" tIns="45720" rIns="91440" bIns="45720" numCol="1" spcCol="0" rtlCol="0" fromWordArt="0" anchor="ctr" anchorCtr="0" forceAA="0" compatLnSpc="1">
+                        <a:prstTxWarp prst="textNoShape">
+                          <a:avLst/>
+                        </a:prstTxWarp>
+                        <a:noAutofit/>
+                      </wps:bodyPr>
+                    </wps:wsp>
+                  </a:graphicData>
+                </a:graphic>
+                <wp14:sizeRelH relativeFrom="margin">
+                  <wp14:pctWidth>0</wp14:pctWidth>
+                </wp14:sizeRelH>
+                <wp14:sizeRelV relativeFrom="margin">
+                  <wp14:pctHeight>0</wp14:pctHeight>
+                </wp14:sizeRelV>
+              </wp:anchor>
+            </w:drawing>
+          </mc:Choice>
+          <mc:Fallback>
+            <w:pict>
+              <v:rect w14:anchorId="2B19101D" id="Rectangle 9" o:spid="_x0000_s1026" style="position:absolute;margin-left:122.55pt;margin-top:13.9pt;width:117.15pt;height:33.15pt;z-index:251704320;visibility:visible;mso-wrap-style:square;mso-width-percent:0;mso-height-percent:0;mso-wrap-distance-left:9pt;mso-wrap-distance-top:0;mso-wrap-distance-right:9pt;mso-wrap-distance-bottom:0;mso-position-horizontal:absolute;mso-position-horizontal-relative:text;mso-position-vertical:absolute;mso-position-vertical-relative:text;mso-width-percent:0;mso-height-percent:0;mso-width-relative:margin;mso-height-relative:margin;v-text-anchor:middle" o:gfxdata="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" filled="f" strokecolor="#00b0f0">
+                <v:shadow on="t" color="black" opacity="22937f" origin=",.5" offset="0,.63889mm"/>
+              </v:rect>
+            </w:pict>
+          </mc:Fallback>
+        </mc:AlternateContent>
+      </w:r>
+      <w:r>
+        <w:rPr>
+          <w:noProof/>
+        </w:rPr>
+        <mc:AlternateContent>
+          <mc:Choice Requires="wps">
+            <w:drawing>
+              <wp:anchor distT="0" distB="0" distL="114300" distR="114300" simplePos="0" relativeHeight="251691008" behindDoc="0" locked="0" layoutInCell="1" allowOverlap="1" wp14:anchorId="72A891B1" wp14:editId="5A7A0D6B">
+                <wp:simplePos x="0" y="0"/>
+                <wp:positionH relativeFrom="column">
+                  <wp:posOffset>-712470</wp:posOffset>
+                </wp:positionH>
+                <wp:positionV relativeFrom="paragraph">
+                  <wp:posOffset>609600</wp:posOffset>
+                </wp:positionV>
+                <wp:extent cx="1834515" cy="432435"/>
+                <wp:effectExtent l="57150" t="38100" r="70485" b="100965"/>
+                <wp:wrapNone/>
+                <wp:docPr id="812931825" name="Rectangle: Diagonal Corners Snipped 5"/>
+                <wp:cNvGraphicFramePr/>
+                <a:graphic xmlns:a="http://schemas.openxmlformats.org/drawingml/2006/main">
+                  <a:graphicData uri="http://schemas.microsoft.com/office/word/2010/wordprocessingShape">
+                    <wps:wsp>
+                      <wps:cNvSpPr/>
+                      <wps:spPr>
+                        <a:xfrm>
+                          <a:off x="0" y="0"/>
+                          <a:ext cx="1834515" cy="432435"/>
+                        </a:xfrm>
+                        <a:prstGeom prst="snip2DiagRect">
+                          <a:avLst/>
+                        </a:prstGeom>
+                      </wps:spPr>
+                      <wps:style>
+                        <a:lnRef idx="1">
+                          <a:schemeClr val="dk1"/>
+                        </a:lnRef>
+                        <a:fillRef idx="2">
+                          <a:schemeClr val="dk1"/>
+                        </a:fillRef>
+                        <a:effectRef idx="1">
+                          <a:schemeClr val="dk1"/>
+                        </a:effectRef>
+                        <a:fontRef idx="minor">
+                          <a:schemeClr val="dk1"/>
+                        </a:fontRef>
+                      </wps:style>
+                      <wps:bodyPr rot="0" spcFirstLastPara="0" vertOverflow="overflow" horzOverflow="overflow" vert="horz" wrap="square" lIns="91440" tIns="45720" rIns="91440" bIns="45720" numCol="1" spcCol="0" rtlCol="0" fromWordArt="0" anchor="ctr" anchorCtr="0" forceAA="0" compatLnSpc="1">
+                        <a:prstTxWarp prst="textNoShape">
+                          <a:avLst/>
+                        </a:prstTxWarp>
+                        <a:noAutofit/>
+                      </wps:bodyPr>
+                    </wps:wsp>
+                  </a:graphicData>
+                </a:graphic>
+                <wp14:sizeRelH relativeFrom="margin">
+                  <wp14:pctWidth>0</wp14:pctWidth>
+                </wp14:sizeRelH>
+                <wp14:sizeRelV relativeFrom="margin">
+                  <wp14:pctHeight>0</wp14:pctHeight>
+                </wp14:sizeRelV>
+              </wp:anchor>
+            </w:drawing>
+          </mc:Choice>
+          <mc:Fallback>
+            <w:pict>
+              <v:shape w14:anchorId="2068420B" id="Rectangle: Diagonal Corners Snipped 5" o:spid="_x0000_s1026" style="position:absolute;margin-left:-56.1pt;margin-top:48pt;width:144.45pt;height:34.05pt;z-index:251691008;visibility:visible;mso-wrap-style:square;mso-width-percent:0;mso-height-percent:0;mso-wrap-distance-left:9pt;mso-wrap-distance-top:0;mso-wrap-distance-right:9pt;mso-wrap-distance-bottom:0;mso-position-horizontal:absolute;mso-position-horizontal-relative:text;mso-position-vertical:absolute;mso-position-vertical-relative:text;mso-width-percent:0;mso-height-percent:0;mso-width-relative:margin;mso-height-relative:margin;v-text-anchor:middle" coordsize="1834515,432435" o:gfxdata="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" path="m,l1762441,r72074,72074l1834515,432435r,l72074,432435,,360361,,xe" fillcolor="gray [1616]" strokecolor="black [3040]">
+                <v:fill color2="#d9d9d9 [496]" rotate="t" angle="180" colors="0 #bcbcbc;22938f #d0d0d0;1 #ededed" focus="100%" type="gradient"/>
+                <v:shadow on="t" color="black" opacity="24903f" origin=",.5" offset="0,.55556mm"/>
+                <v:path arrowok="t" o:connecttype="custom" o:connectlocs="0,0;1762441,0;1834515,72074;1834515,432435;1834515,432435;72074,432435;0,360361;0,0" o:connectangles="0,0,0,0,0,0,0,0"/>
+              </v:shape>
+            </w:pict>
+          </mc:Fallback>
+        </mc:AlternateContent>
+      </w:r>
+      <w:r>
+        <w:rPr>
+          <w:noProof/>
+          <w:lang w:val="en-US"/>
+        </w:rPr>
+        <mc:AlternateContent>
+          <mc:Choice Requires="wps">
+            <w:drawing>
+              <wp:anchor distT="45720" distB="45720" distL="114300" distR="114300" simplePos="0" relativeHeight="251692032" behindDoc="0" locked="0" layoutInCell="1" allowOverlap="1" wp14:anchorId="7FB542F3" wp14:editId="76C40ED6">
+                <wp:simplePos x="0" y="0"/>
+                <wp:positionH relativeFrom="column">
+                  <wp:posOffset>-746567</wp:posOffset>
+                </wp:positionH>
+                <wp:positionV relativeFrom="paragraph">
+                  <wp:posOffset>697584</wp:posOffset>
+                </wp:positionV>
+                <wp:extent cx="2360930" cy="1404620"/>
+                <wp:effectExtent l="0" t="0" r="0" b="635"/>
+                <wp:wrapNone/>
+                <wp:docPr id="696713961" name="Text Box 2"/>
+                <wp:cNvGraphicFramePr>
+                  <a:graphicFrameLocks xmlns:a="http://schemas.openxmlformats.org/drawingml/2006/main"/>
+                </wp:cNvGraphicFramePr>
+                <a:graphic xmlns:a="http://schemas.openxmlformats.org/drawingml/2006/main">
+                  <a:graphicData uri="http://schemas.microsoft.com/office/word/2010/wordprocessingShape">
+                    <wps:wsp>
+                      <wps:cNvSpPr txBox="1">
+                        <a:spLocks noChangeArrowheads="1"/>
+                      </wps:cNvSpPr>
+                      <wps:spPr bwMode="auto">
+                        <a:xfrm>
+                          <a:off x="0" y="0"/>
+                          <a:ext cx="2360930" cy="1404620"/>
+                        </a:xfrm>
+                        <a:prstGeom prst="rect">
+                          <a:avLst/>
+                        </a:prstGeom>
+                        <a:noFill/>
+                        <a:ln w="9525">
+                          <a:noFill/>
+                          <a:miter lim="800000"/>
+                          <a:headEnd/>
+                          <a:tailEnd/>
+                        </a:ln>
+                      </wps:spPr>
+                      <wps:txbx>
+                        <w:txbxContent>
+                          <w:p>
+                            <w:pPr>
+                              <w:rPr>
+                                <w:lang w:val="en-US"/>
+                              </w:rPr>
+                            </w:pPr>
+                            <w:r>
+                              <w:rPr>
+                                <w:lang w:val="en-US"/>
+                              </w:rPr>
+                              <w:t>Toolbar Component</w:t>
+                            </w:r>
+                          </w:p>
+                        </w:txbxContent>
+                      </wps:txbx>
+                      <wps:bodyPr rot="0" vert="horz" wrap="square" lIns="91440" tIns="45720" rIns="91440" bIns="45720" anchor="t" anchorCtr="0">
+                        <a:spAutoFit/>
+                      </wps:bodyPr>
+                    </wps:wsp>
+                  </a:graphicData>
+                </a:graphic>
+                <wp14:sizeRelH relativeFrom="margin">
+                  <wp14:pctWidth>40000</wp14:pctWidth>
+                </wp14:sizeRelH>
+                <wp14:sizeRelV relativeFrom="margin">
+                  <wp14:pctHeight>20000</wp14:pctHeight>
+                </wp14:sizeRelV>
+              </wp:anchor>
+            </w:drawing>
+          </mc:Choice>
+          <mc:Fallback>
+            <w:pict>
+              <v:shape w14:anchorId="7FB542F3" id="_x0000_s1034" type="#_x0000_t202" style="position:absolute;margin-left:-58.8pt;margin-top:54.95pt;width:185.9pt;height:110.6pt;z-index:251692032;visibility:visible;mso-wrap-style:square;mso-width-percent:400;mso-height-percent:200;mso-wrap-distance-left:9pt;mso-wrap-distance-top:3.6pt;mso-wrap-distance-right:9pt;mso-wrap-distance-bottom:3.6pt;mso-position-horizontal:absolute;mso-position-horizontal-relative:text;mso-position-vertical:absolute;mso-position-vertical-relative:text;mso-width-percent:400;mso-height-percent:200;mso-width-relative:margin;mso-height-relative:margin;v-text-anchor:top" o:gfxdata="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" filled="f" stroked="f">
+                <v:textbox style="mso-fit-shape-to-text:t">
+                  <w:txbxContent>
+                    <w:p>
+                      <w:pPr>
+                        <w:rPr>
+                          <w:lang w:val="en-US"/>
+                        </w:rPr>
+                      </w:pPr>
+                      <w:r>
+                        <w:rPr>
+                          <w:lang w:val="en-US"/>
+                        </w:rPr>
+                        <w:t>Toolbar Component</w:t>
+                      </w:r>
+                    </w:p>
+                  </w:txbxContent>
+                </v:textbox>
+              </v:shape>
+            </w:pict>
+          </mc:Fallback>
+        </mc:AlternateContent>
+      </w:r>
+    </w:p>
+    <w:p>
+      <w:pPr>
+        <w:spacing w:before="240" w:after="240"/>
+        <w:rPr>
+          <w:b/>
+          <w:bCs/>
+          <w:lang w:val="en-US"/>
+        </w:rPr>
+      </w:pPr>
+      <w:r>
+        <w:rPr>
+          <w:b/>
+          <w:bCs/>
+          <w:lang w:val="en-US"/>
+        </w:rPr>
+        <w:lastRenderedPageBreak/>
+        <w:t>6.1.3</w:t>
+      </w:r>
+      <w:r>
+        <w:rPr>
+          <w:b/>
+          <w:bCs/>
+          <w:lang w:val="en-US"/>
+        </w:rPr>
+        <w:t xml:space="preserve"> User’s Task Page</w:t>
+      </w:r>
+    </w:p>
+    <w:p>
+      <w:pPr>
+        <w:spacing w:before="240" w:after="240"/>
+        <w:jc w:val="center"/>
+        <w:rPr>
+          <w:b/>
+          <w:bCs/>
+          <w:lang w:val="en-US"/>
+        </w:rPr>
+      </w:pPr>
+      <w:r>
+        <w:rPr>
+          <w:noProof/>
+        </w:rPr>
+        <w:drawing>
+          <wp:inline distT="0" distB="0" distL="0" distR="0" wp14:anchorId="12F31706" wp14:editId="1D775D09">
+            <wp:extent cx="1966122" cy="3684761"/>
+            <wp:effectExtent l="0" t="0" r="0" b="0"/>
+            <wp:docPr id="615727747" name="Picture 1"/>
+            <wp:cNvGraphicFramePr>
+              <a:graphicFrameLocks xmlns:a="http://schemas.openxmlformats.org/drawingml/2006/main" noChangeAspect="1"/>
+            </wp:cNvGraphicFramePr>
+            <a:graphic xmlns:a="http://schemas.openxmlformats.org/drawingml/2006/main">
+              <a:graphicData uri="http://schemas.openxmlformats.org/drawingml/2006/picture">
+                <pic:pic xmlns:pic="http://schemas.openxmlformats.org/drawingml/2006/picture">
+                  <pic:nvPicPr>
+                    <pic:cNvPr id="615727747" name=""/>
+                    <pic:cNvPicPr/>
+                  </pic:nvPicPr>
+                  <pic:blipFill>
+                    <a:blip r:embed="rId15"/>
+                    <a:stretch>
+                      <a:fillRect/>
+                    </a:stretch>
+                  </pic:blipFill>
+                  <pic:spPr>
+                    <a:xfrm>
+                      <a:off x="0" y="0"/>
+                      <a:ext cx="1982000" cy="3714519"/>
+                    </a:xfrm>
+                    <a:prstGeom prst="rect">
+                      <a:avLst/>
+                    </a:prstGeom>
+                  </pic:spPr>
+                </pic:pic>
+              </a:graphicData>
+            </a:graphic>
+          </wp:inline>
+        </w:drawing>
+      </w:r>
+    </w:p>
+    <w:p>
+      <w:pPr>
+        <w:spacing w:before="240" w:after="240"/>
+        <w:rPr>
+          <w:b/>
+          <w:bCs/>
+          <w:lang w:val="en-US"/>
+        </w:rPr>
+      </w:pPr>
+      <w:r>
+        <w:rPr>
+          <w:b/>
+          <w:bCs/>
+          <w:lang w:val="en-US"/>
+        </w:rPr>
+        <w:t>6.1.4 Leaderboard Page</w:t>
+      </w:r>
+    </w:p>
+    <w:p>
+      <w:pPr>
+        <w:spacing w:before="240" w:after="240"/>
+        <w:jc w:val="center"/>
+        <w:rPr>
+          <w:b/>
+          <w:bCs/>
+          <w:lang w:val="en-US"/>
+        </w:rPr>
+      </w:pPr>
+      <w:r>
+        <w:rPr>
+          <w:noProof/>
+        </w:rPr>
+        <w:drawing>
+          <wp:inline distT="0" distB="0" distL="0" distR="0" wp14:anchorId="4CBE4989" wp14:editId="6BAEA824">
+            <wp:extent cx="1961870" cy="3788191"/>
+            <wp:effectExtent l="0" t="0" r="635" b="3175"/>
+            <wp:docPr id="889748992" name="Picture 1"/>
+            <wp:cNvGraphicFramePr>
+              <a:graphicFrameLocks xmlns:a="http://schemas.openxmlformats.org/drawingml/2006/main" noChangeAspect="1"/>
+            </wp:cNvGraphicFramePr>
+            <a:graphic xmlns:a="http://schemas.openxmlformats.org/drawingml/2006/main">
+              <a:graphicData uri="http://schemas.openxmlformats.org/drawingml/2006/picture">
+                <pic:pic xmlns:pic="http://schemas.openxmlformats.org/drawingml/2006/picture">
+                  <pic:nvPicPr>
+                    <pic:cNvPr id="889748992" name=""/>
+                    <pic:cNvPicPr/>
+                  </pic:nvPicPr>
+                  <pic:blipFill>
+                    <a:blip r:embed="rId16"/>
+                    <a:stretch>
+                      <a:fillRect/>
+                    </a:stretch>
+                  </pic:blipFill>
+                  <pic:spPr>
+                    <a:xfrm>
+                      <a:off x="0" y="0"/>
+                      <a:ext cx="1970981" cy="3805783"/>
+                    </a:xfrm>
+                    <a:prstGeom prst="rect">
+                      <a:avLst/>
+                    </a:prstGeom>
+                  </pic:spPr>
+                </pic:pic>
+              </a:graphicData>
+            </a:graphic>
+          </wp:inline>
+        </w:drawing>
+      </w:r>
+    </w:p>
+    <w:p>
+      <w:pPr>
+        <w:spacing w:before="240" w:after="240"/>
+        <w:rPr>
+          <w:b/>
+          <w:bCs/>
+          <w:lang w:val="en-US"/>
+        </w:rPr>
+      </w:pPr>
+    </w:p>
+    <w:p>
+      <w:pPr>
+        <w:spacing w:before="240" w:after="240"/>
+        <w:rPr>
+          <w:b/>
+          <w:bCs/>
+          <w:lang w:val="en-US"/>
+        </w:rPr>
+      </w:pPr>
+      <w:r>
+        <w:rPr>
+          <w:b/>
+          <w:bCs/>
+          <w:lang w:val="en-US"/>
+        </w:rPr>
+        <w:lastRenderedPageBreak/>
+        <w:t>6.1.5 Stats Page (User’s Progression)</w:t>
+      </w:r>
+    </w:p>
+    <w:p>
+      <w:pPr>
+        <w:spacing w:before="240" w:after="240"/>
+        <w:jc w:val="center"/>
+        <w:rPr>
+          <w:b/>
+          <w:bCs/>
+          <w:lang w:val="en-US"/>
+        </w:rPr>
+      </w:pPr>
+      <w:r>
+        <w:rPr>
+          <w:noProof/>
+        </w:rPr>
+        <w:drawing>
+          <wp:inline distT="0" distB="0" distL="0" distR="0" wp14:anchorId="1B2E323F" wp14:editId="423B5CCD">
+            <wp:extent cx="1812402" cy="3467477"/>
+            <wp:effectExtent l="0" t="0" r="0" b="6350"/>
+            <wp:docPr id="724023553" name="Picture 1"/>
+            <wp:cNvGraphicFramePr>
+              <a:graphicFrameLocks xmlns:a="http://schemas.openxmlformats.org/drawingml/2006/main" noChangeAspect="1"/>
+            </wp:cNvGraphicFramePr>
+            <a:graphic xmlns:a="http://schemas.openxmlformats.org/drawingml/2006/main">
+              <a:graphicData uri="http://schemas.openxmlformats.org/drawingml/2006/picture">
+                <pic:pic xmlns:pic="http://schemas.openxmlformats.org/drawingml/2006/picture">
+                  <pic:nvPicPr>
+                    <pic:cNvPr id="724023553" name=""/>
+                    <pic:cNvPicPr/>
+                  </pic:nvPicPr>
+                  <pic:blipFill>
+                    <a:blip r:embed="rId17"/>
+                    <a:stretch>
+                      <a:fillRect/>
+                    </a:stretch>
+                  </pic:blipFill>
+                  <pic:spPr>
+                    <a:xfrm>
+                      <a:off x="0" y="0"/>
+                      <a:ext cx="1812402" cy="3467477"/>
+                    </a:xfrm>
+                    <a:prstGeom prst="rect">
+                      <a:avLst/>
+                    </a:prstGeom>
+                  </pic:spPr>
+                </pic:pic>
+              </a:graphicData>
+            </a:graphic>
+          </wp:inline>
+        </w:drawing>
+      </w:r>
+    </w:p>
+    <w:p>
+      <w:pPr>
+        <w:spacing w:before="240" w:after="240"/>
+        <w:rPr>
+          <w:b/>
+          <w:bCs/>
+          <w:lang w:val="en-US"/>
+        </w:rPr>
+      </w:pPr>
+      <w:r>
+        <w:rPr>
+          <w:b/>
+          <w:bCs/>
+          <w:lang w:val="en-US"/>
+        </w:rPr>
+        <w:t>6.1.6 Challenges Page</w:t>
+      </w:r>
+    </w:p>
+    <w:p>
+      <w:pPr>
+        <w:spacing w:before="240" w:after="240"/>
+        <w:jc w:val="center"/>
+        <w:rPr>
+          <w:b/>
+          <w:bCs/>
+          <w:lang w:val="en-US"/>
+        </w:rPr>
+      </w:pPr>
+      <w:r>
+        <w:rPr>
+          <w:noProof/>
+        </w:rPr>
+        <w:drawing>
+          <wp:inline distT="0" distB="0" distL="0" distR="0" wp14:anchorId="098DAB80" wp14:editId="736934C3">
+            <wp:extent cx="1830961" cy="3603279"/>
+            <wp:effectExtent l="0" t="0" r="0" b="0"/>
+            <wp:docPr id="1885994955" name="Picture 1"/>
+            <wp:cNvGraphicFramePr>
+              <a:graphicFrameLocks xmlns:a="http://schemas.openxmlformats.org/drawingml/2006/main" noChangeAspect="1"/>
+            </wp:cNvGraphicFramePr>
+            <a:graphic xmlns:a="http://schemas.openxmlformats.org/drawingml/2006/main">
+              <a:graphicData uri="http://schemas.openxmlformats.org/drawingml/2006/picture">
+                <pic:pic xmlns:pic="http://schemas.openxmlformats.org/drawingml/2006/picture">
+                  <pic:nvPicPr>
+                    <pic:cNvPr id="1885994955" name=""/>
+                    <pic:cNvPicPr/>
+                  </pic:nvPicPr>
+                  <pic:blipFill>
+                    <a:blip r:embed="rId18"/>
+                    <a:stretch>
+                      <a:fillRect/>
+                    </a:stretch>
+                  </pic:blipFill>
+                  <pic:spPr>
+                    <a:xfrm>
+                      <a:off x="0" y="0"/>
+                      <a:ext cx="1837742" cy="3616624"/>
+                    </a:xfrm>
+                    <a:prstGeom prst="rect">
+                      <a:avLst/>
+                    </a:prstGeom>
+                  </pic:spPr>
+                </pic:pic>
+              </a:graphicData>
+            </a:graphic>
+          </wp:inline>
+        </w:drawing>
+      </w:r>
+    </w:p>
+    <w:p>
+      <w:pPr>
+        <w:spacing w:before="240" w:after="240"/>
+        <w:rPr>
+          <w:b/>
+          <w:bCs/>
+          <w:lang w:val="en-US"/>
+        </w:rPr>
+      </w:pPr>
+    </w:p>
+    <w:p>
+      <w:pPr>
+        <w:spacing w:before="240" w:after="240"/>
+        <w:rPr>
+          <w:b/>
+          <w:bCs/>
+          <w:lang w:val="en-US"/>
+        </w:rPr>
+      </w:pPr>
+    </w:p>
+    <w:p>
+      <w:pPr>
+        <w:spacing w:before="240" w:after="240"/>
+        <w:rPr>
+          <w:b/>
+          <w:bCs/>
+          <w:lang w:val="en-US"/>
+        </w:rPr>
+      </w:pPr>
+      <w:r>
+        <w:rPr>
+          <w:b/>
+          <w:bCs/>
+          <w:lang w:val="en-US"/>
+        </w:rPr>
+        <w:lastRenderedPageBreak/>
+        <w:t>6.1.7</w:t>
+      </w:r>
+      <w:r>
+        <w:rPr>
+          <w:b/>
+          <w:bCs/>
+          <w:lang w:val="en-US"/>
+        </w:rPr>
+        <w:t xml:space="preserve"> User’s Info Page</w:t>
+      </w:r>
+    </w:p>
+    <w:p>
+      <w:pPr>
+        <w:spacing w:before="240" w:after="240"/>
+        <w:jc w:val="center"/>
+        <w:rPr>
+          <w:b/>
+          <w:bCs/>
+          <w:lang w:val="en-US"/>
+        </w:rPr>
+      </w:pPr>
+      <w:r>
+        <w:rPr>
+          <w:noProof/>
+        </w:rPr>
+        <w:drawing>
+          <wp:inline distT="0" distB="0" distL="0" distR="0" wp14:anchorId="5A89BF8D" wp14:editId="2A8F6EC3">
+            <wp:extent cx="1791863" cy="3428183"/>
+            <wp:effectExtent l="0" t="0" r="0" b="1270"/>
+            <wp:docPr id="448162240" name="Picture 1"/>
+            <wp:cNvGraphicFramePr>
+              <a:graphicFrameLocks xmlns:a="http://schemas.openxmlformats.org/drawingml/2006/main" noChangeAspect="1"/>
+            </wp:cNvGraphicFramePr>
+            <a:graphic xmlns:a="http://schemas.openxmlformats.org/drawingml/2006/main">
+              <a:graphicData uri="http://schemas.openxmlformats.org/drawingml/2006/picture">
+                <pic:pic xmlns:pic="http://schemas.openxmlformats.org/drawingml/2006/picture">
+                  <pic:nvPicPr>
+                    <pic:cNvPr id="448162240" name=""/>
+                    <pic:cNvPicPr/>
+                  </pic:nvPicPr>
+                  <pic:blipFill>
+                    <a:blip r:embed="rId19"/>
+                    <a:stretch>
+                      <a:fillRect/>
+                    </a:stretch>
+                  </pic:blipFill>
+                  <pic:spPr>
+                    <a:xfrm>
+                      <a:off x="0" y="0"/>
+                      <a:ext cx="1808140" cy="3459324"/>
+                    </a:xfrm>
+                    <a:prstGeom prst="rect">
+                      <a:avLst/>
+                    </a:prstGeom>
+                  </pic:spPr>
+                </pic:pic>
+              </a:graphicData>
+            </a:graphic>
+          </wp:inline>
+        </w:drawing>
+      </w:r>
+    </w:p>
+    <w:p>
+      <w:pPr>
+        <w:spacing w:before="240" w:after="240"/>
+        <w:rPr>
+          <w:b/>
+          <w:bCs/>
+          <w:lang w:val="en-US"/>
+        </w:rPr>
+      </w:pPr>
+      <w:r>
+        <w:rPr>
+          <w:b/>
+          <w:bCs/>
+          <w:lang w:val="en-US"/>
+        </w:rPr>
+        <w:t>6.1.8 Settings Page</w:t>
+      </w:r>
+    </w:p>
+    <w:p>
+      <w:pPr>
+        <w:spacing w:before="240" w:after="240"/>
+        <w:jc w:val="center"/>
+        <w:rPr>
+          <w:b/>
+          <w:bCs/>
+          <w:lang w:val="en-US"/>
+        </w:rPr>
+      </w:pPr>
+      <w:r>
+        <w:rPr>
+          <w:noProof/>
+        </w:rPr>
+        <w:drawing>
+          <wp:inline distT="0" distB="0" distL="0" distR="0" wp14:anchorId="3AEE4FA7" wp14:editId="458C44EB">
+            <wp:extent cx="1836062" cy="3512745"/>
+            <wp:effectExtent l="0" t="0" r="0" b="0"/>
+            <wp:docPr id="804023460" name="Picture 1"/>
+            <wp:cNvGraphicFramePr>
+              <a:graphicFrameLocks xmlns:a="http://schemas.openxmlformats.org/drawingml/2006/main" noChangeAspect="1"/>
+            </wp:cNvGraphicFramePr>
+            <a:graphic xmlns:a="http://schemas.openxmlformats.org/drawingml/2006/main">
+              <a:graphicData uri="http://schemas.openxmlformats.org/drawingml/2006/picture">
+                <pic:pic xmlns:pic="http://schemas.openxmlformats.org/drawingml/2006/picture">
+                  <pic:nvPicPr>
+                    <pic:cNvPr id="448162240" name=""/>
+                    <pic:cNvPicPr/>
+                  </pic:nvPicPr>
+                  <pic:blipFill>
+                    <a:blip r:embed="rId19"/>
+                    <a:stretch>
+                      <a:fillRect/>
+                    </a:stretch>
+                  </pic:blipFill>
+                  <pic:spPr>
+                    <a:xfrm>
+                      <a:off x="0" y="0"/>
+                      <a:ext cx="1857109" cy="3553012"/>
+                    </a:xfrm>
+                    <a:prstGeom prst="rect">
+                      <a:avLst/>
+                    </a:prstGeom>
+                  </pic:spPr>
+                </pic:pic>
+              </a:graphicData>
+            </a:graphic>
+          </wp:inline>
+        </w:drawing>
+      </w:r>
+    </w:p>
+    <w:p>
+      <w:pPr>
+        <w:spacing w:before="240" w:after="240"/>
+        <w:rPr>
+          <w:b/>
+          <w:bCs/>
+          <w:lang w:val="en-US"/>
+        </w:rPr>
+      </w:pPr>
+    </w:p>
+    <w:p>
+      <w:pPr>
+        <w:spacing w:before="240" w:after="240"/>
+        <w:rPr>
+          <w:b/>
+          <w:bCs/>
+          <w:lang w:val="en-US"/>
+        </w:rPr>
+      </w:pPr>
+    </w:p>
+    <w:p>
+      <w:pPr>
+        <w:spacing w:before="240" w:after="240"/>
+        <w:rPr>
+          <w:b/>
+          <w:bCs/>
+          <w:lang w:val="en-US"/>
+        </w:rPr>
+      </w:pPr>
+    </w:p>
+    <w:p>
+      <w:pPr>
+        <w:spacing w:before="240" w:after="240"/>
+        <w:rPr>
+          <w:b/>
+          <w:bCs/>
+          <w:lang w:val="en-US"/>
+        </w:rPr>
+      </w:pPr>
+      <w:r>
+        <w:rPr>
+          <w:b/>
+          <w:bCs/>
+          <w:sz w:val="28"/>
+          <w:szCs w:val="28"/>
+          <w:lang w:val="en-US"/>
+        </w:rPr>
+        <w:lastRenderedPageBreak/>
+        <w:t>6.2 Admin’s Interface (Manager Mode)</w:t>
+      </w:r>
+    </w:p>
+    <w:p>
+      <w:pPr>
+        <w:spacing w:before="240" w:after="240"/>
+        <w:rPr>
+          <w:lang w:val="en-US"/>
+        </w:rPr>
+      </w:pPr>
+      <w:r>
+        <w:rPr>
+          <w:lang w:val="en-US"/>
+        </w:rPr>
+        <w:t>Those screens are intended for a researcher who wants to create and manage tasks, manage users and analyze the labeling data by the SwipeLab app.</w:t>
+      </w:r>
+    </w:p>
+    <w:p>
+      <w:pPr>
+        <w:spacing w:before="240" w:after="240"/>
+        <w:rPr>
+          <w:b/>
+          <w:bCs/>
+          <w:lang w:val="en-US"/>
+        </w:rPr>
+      </w:pPr>
+      <w:r>
+        <w:rPr>
+          <w:b/>
+          <w:bCs/>
+          <w:lang w:val="en-US"/>
+        </w:rPr>
+        <w:t>6.2.1 Manger’s Dashboard (Main Page)</w:t>
+      </w:r>
+    </w:p>
+    <w:p>
+      <w:pPr>
+        <w:spacing w:before="240" w:after="240"/>
+        <w:jc w:val="center"/>
+        <w:rPr>
+          <w:lang w:val="en-US"/>
+        </w:rPr>
+      </w:pPr>
+      <w:r>
+        <w:rPr>
+          <w:noProof/>
+        </w:rPr>
+        <w:drawing>
+          <wp:inline distT="0" distB="0" distL="0" distR="0" wp14:anchorId="0C891070" wp14:editId="6D7A186E">
+            <wp:extent cx="5076556" cy="3277355"/>
+            <wp:effectExtent l="0" t="0" r="0" b="0"/>
+            <wp:docPr id="1536803824" name="Picture 1"/>
+            <wp:cNvGraphicFramePr>
+              <a:graphicFrameLocks xmlns:a="http://schemas.openxmlformats.org/drawingml/2006/main" noChangeAspect="1"/>
+            </wp:cNvGraphicFramePr>
+            <a:graphic xmlns:a="http://schemas.openxmlformats.org/drawingml/2006/main">
+              <a:graphicData uri="http://schemas.openxmlformats.org/drawingml/2006/picture">
+                <pic:pic xmlns:pic="http://schemas.openxmlformats.org/drawingml/2006/picture">
+                  <pic:nvPicPr>
+                    <pic:cNvPr id="1536803824" name=""/>
+                    <pic:cNvPicPr/>
+                  </pic:nvPicPr>
+                  <pic:blipFill>
+                    <a:blip r:embed="rId20"/>
+                    <a:stretch>
+                      <a:fillRect/>
+                    </a:stretch>
+                  </pic:blipFill>
+                  <pic:spPr>
+                    <a:xfrm>
+                      <a:off x="0" y="0"/>
+                      <a:ext cx="5098451" cy="3291490"/>
+                    </a:xfrm>
+                    <a:prstGeom prst="rect">
+                      <a:avLst/>
+                    </a:prstGeom>
+                  </pic:spPr>
+                </pic:pic>
+              </a:graphicData>
+            </a:graphic>
+          </wp:inline>
+        </w:drawing>
+      </w:r>
+    </w:p>
+    <w:p>
+      <w:pPr>
+        <w:spacing w:before="240" w:after="240"/>
+        <w:rPr>
+          <w:b/>
+          <w:bCs/>
+          <w:lang w:val="en-US"/>
+        </w:rPr>
+      </w:pPr>
+      <w:r>
+        <w:rPr>
+          <w:b/>
+          <w:bCs/>
+          <w:lang w:val="en-US"/>
+        </w:rPr>
+        <w:t>6.2.2 Tasks Management</w:t>
+      </w:r>
+      <w:r>
+        <w:rPr>
+          <w:b/>
+          <w:bCs/>
+          <w:lang w:val="en-US"/>
+        </w:rPr>
+        <w:t xml:space="preserve"> Page</w:t>
+      </w:r>
+    </w:p>
+    <w:p>
+      <w:pPr>
+        <w:spacing w:before="240" w:after="240"/>
+        <w:jc w:val="center"/>
+        <w:rPr>
+          <w:lang w:val="en-US"/>
+        </w:rPr>
+      </w:pPr>
+      <w:r>
+        <w:rPr>
+          <w:noProof/>
+        </w:rPr>
+        <w:drawing>
+          <wp:inline distT="0" distB="0" distL="0" distR="0" wp14:anchorId="0147CD47" wp14:editId="403CBBD5">
+            <wp:extent cx="4649211" cy="3576119"/>
+            <wp:effectExtent l="0" t="0" r="0" b="5715"/>
+            <wp:docPr id="523101063" name="Picture 1"/>
+            <wp:cNvGraphicFramePr>
+              <a:graphicFrameLocks xmlns:a="http://schemas.openxmlformats.org/drawingml/2006/main" noChangeAspect="1"/>
+            </wp:cNvGraphicFramePr>
+            <a:graphic xmlns:a="http://schemas.openxmlformats.org/drawingml/2006/main">
+              <a:graphicData uri="http://schemas.openxmlformats.org/drawingml/2006/picture">
+                <pic:pic xmlns:pic="http://schemas.openxmlformats.org/drawingml/2006/picture">
+                  <pic:nvPicPr>
+                    <pic:cNvPr id="523101063" name=""/>
+                    <pic:cNvPicPr/>
+                  </pic:nvPicPr>
+                  <pic:blipFill>
+                    <a:blip r:embed="rId21"/>
+                    <a:stretch>
+                      <a:fillRect/>
+                    </a:stretch>
+                  </pic:blipFill>
+                  <pic:spPr>
+                    <a:xfrm>
+                      <a:off x="0" y="0"/>
+                      <a:ext cx="4673923" cy="3595127"/>
+                    </a:xfrm>
+                    <a:prstGeom prst="rect">
+                      <a:avLst/>
+                    </a:prstGeom>
+                  </pic:spPr>
+                </pic:pic>
+              </a:graphicData>
+            </a:graphic>
+          </wp:inline>
+        </w:drawing>
+      </w:r>
+    </w:p>
+    <w:p>
+      <w:pPr>
+        <w:spacing w:before="240" w:after="240"/>
+        <w:rPr>
+          <w:b/>
+          <w:bCs/>
+          <w:lang w:val="en-US"/>
+        </w:rPr>
+      </w:pPr>
+      <w:r>
+        <w:rPr>
+          <w:b/>
+          <w:bCs/>
+          <w:lang w:val="en-US"/>
+        </w:rPr>
+        <w:lastRenderedPageBreak/>
+        <w:t>6.2.</w:t>
+      </w:r>
+      <w:r>
+        <w:rPr>
+          <w:b/>
+          <w:bCs/>
+          <w:lang w:val="en-US"/>
+        </w:rPr>
+        <w:t>3</w:t>
+      </w:r>
+      <w:r>
+        <w:rPr>
+          <w:b/>
+          <w:bCs/>
+          <w:lang w:val="en-US"/>
+        </w:rPr>
+        <w:t xml:space="preserve"> Add Task Page</w:t>
+      </w:r>
+    </w:p>
+    <w:p>
+      <w:pPr>
+        <w:spacing w:before="240" w:after="240"/>
+        <w:jc w:val="center"/>
+        <w:rPr>
+          <w:lang w:val="en-US"/>
+        </w:rPr>
+      </w:pPr>
+      <w:r>
+        <w:rPr>
+          <w:noProof/>
+        </w:rPr>
+        <w:drawing>
+          <wp:inline distT="0" distB="0" distL="0" distR="0" wp14:anchorId="070EE7D3" wp14:editId="1B33FF06">
+            <wp:extent cx="4419865" cy="3367889"/>
+            <wp:effectExtent l="0" t="0" r="0" b="4445"/>
+            <wp:docPr id="1521162741" name="Picture 1"/>
+            <wp:cNvGraphicFramePr>
+              <a:graphicFrameLocks xmlns:a="http://schemas.openxmlformats.org/drawingml/2006/main" noChangeAspect="1"/>
+            </wp:cNvGraphicFramePr>
+            <a:graphic xmlns:a="http://schemas.openxmlformats.org/drawingml/2006/main">
+              <a:graphicData uri="http://schemas.openxmlformats.org/drawingml/2006/picture">
+                <pic:pic xmlns:pic="http://schemas.openxmlformats.org/drawingml/2006/picture">
+                  <pic:nvPicPr>
+                    <pic:cNvPr id="1521162741" name=""/>
+                    <pic:cNvPicPr/>
+                  </pic:nvPicPr>
+                  <pic:blipFill>
+                    <a:blip r:embed="rId22"/>
+                    <a:stretch>
+                      <a:fillRect/>
+                    </a:stretch>
+                  </pic:blipFill>
+                  <pic:spPr>
+                    <a:xfrm>
+                      <a:off x="0" y="0"/>
+                      <a:ext cx="4431282" cy="3376588"/>
+                    </a:xfrm>
+                    <a:prstGeom prst="rect">
+                      <a:avLst/>
+                    </a:prstGeom>
+                  </pic:spPr>
+                </pic:pic>
+              </a:graphicData>
+            </a:graphic>
+          </wp:inline>
+        </w:drawing>
+      </w:r>
+    </w:p>
+    <w:p>
+      <w:pPr>
+        <w:spacing w:before="240" w:after="240"/>
+        <w:rPr>
+          <w:b/>
+          <w:bCs/>
+          <w:lang w:val="en-US"/>
+        </w:rPr>
+      </w:pPr>
+      <w:r>
+        <w:rPr>
+          <w:b/>
+          <w:bCs/>
+          <w:lang w:val="en-US"/>
+        </w:rPr>
+        <w:t>6.2.</w:t>
+      </w:r>
+      <w:r>
+        <w:rPr>
+          <w:b/>
+          <w:bCs/>
+          <w:lang w:val="en-US"/>
+        </w:rPr>
+        <w:t>4</w:t>
+      </w:r>
+      <w:r>
+        <w:rPr>
+          <w:b/>
+          <w:bCs/>
+          <w:lang w:val="en-US"/>
+        </w:rPr>
+        <w:t xml:space="preserve"> Taxonomy Info Page</w:t>
+      </w:r>
+    </w:p>
+    <w:p>
+      <w:pPr>
+        <w:spacing w:before="240" w:after="240"/>
+        <w:jc w:val="center"/>
+        <w:rPr>
+          <w:lang w:val="en-US"/>
+        </w:rPr>
+      </w:pPr>
+      <w:r>
+        <w:rPr>
+          <w:noProof/>
+        </w:rPr>
+        <w:drawing>
+          <wp:inline distT="0" distB="0" distL="0" distR="0" wp14:anchorId="7AE18F5D" wp14:editId="095E92BE">
+            <wp:extent cx="4605467" cy="3518496"/>
+            <wp:effectExtent l="0" t="0" r="5080" b="6350"/>
+            <wp:docPr id="1511808915" name="Picture 1"/>
+            <wp:cNvGraphicFramePr>
+              <a:graphicFrameLocks xmlns:a="http://schemas.openxmlformats.org/drawingml/2006/main" noChangeAspect="1"/>
+            </wp:cNvGraphicFramePr>
+            <a:graphic xmlns:a="http://schemas.openxmlformats.org/drawingml/2006/main">
+              <a:graphicData uri="http://schemas.openxmlformats.org/drawingml/2006/picture">
+                <pic:pic xmlns:pic="http://schemas.openxmlformats.org/drawingml/2006/picture">
+                  <pic:nvPicPr>
+                    <pic:cNvPr id="1511808915" name=""/>
+                    <pic:cNvPicPr/>
+                  </pic:nvPicPr>
+                  <pic:blipFill>
+                    <a:blip r:embed="rId23"/>
+                    <a:stretch>
+                      <a:fillRect/>
+                    </a:stretch>
+                  </pic:blipFill>
+                  <pic:spPr>
+                    <a:xfrm>
+                      <a:off x="0" y="0"/>
+                      <a:ext cx="4633195" cy="3539680"/>
+                    </a:xfrm>
+                    <a:prstGeom prst="rect">
+                      <a:avLst/>
+                    </a:prstGeom>
+                  </pic:spPr>
+                </pic:pic>
+              </a:graphicData>
+            </a:graphic>
+          </wp:inline>
+        </w:drawing>
+      </w:r>
+    </w:p>
+    <w:p>
+      <w:pPr>
+        <w:spacing w:before="240" w:after="240"/>
+        <w:rPr>
+          <w:lang w:val="en-US"/>
+        </w:rPr>
+      </w:pPr>
+    </w:p>
+    <w:p>
+      <w:pPr>
+        <w:spacing w:before="240" w:after="240"/>
+        <w:rPr>
+          <w:b/>
+          <w:bCs/>
+          <w:lang w:val="en-US"/>
+        </w:rPr>
+      </w:pPr>
+    </w:p>
+    <w:p>
+      <w:pPr>
+        <w:spacing w:before="240" w:after="240"/>
+        <w:rPr>
+          <w:b/>
+          <w:bCs/>
+          <w:lang w:val="en-US"/>
+        </w:rPr>
+      </w:pPr>
+    </w:p>
+    <w:p>
+      <w:pPr>
+        <w:spacing w:before="240" w:after="240"/>
+        <w:rPr>
+          <w:b/>
+          <w:bCs/>
+          <w:lang w:val="en-US"/>
+        </w:rPr>
+      </w:pPr>
+      <w:r>
+        <w:rPr>
+          <w:noProof/>
+        </w:rPr>
+        <w:lastRenderedPageBreak/>
+        <w:drawing>
+          <wp:anchor distT="0" distB="0" distL="114300" distR="114300" simplePos="0" relativeHeight="251718656" behindDoc="0" locked="0" layoutInCell="1" allowOverlap="1" wp14:anchorId="4EC71C32" wp14:editId="47919AC8">
+            <wp:simplePos x="0" y="0"/>
+            <wp:positionH relativeFrom="page">
+              <wp:posOffset>0</wp:posOffset>
+            </wp:positionH>
+            <wp:positionV relativeFrom="paragraph">
+              <wp:posOffset>325592</wp:posOffset>
+            </wp:positionV>
+            <wp:extent cx="4269662" cy="3241141"/>
+            <wp:effectExtent l="0" t="0" r="0" b="0"/>
+            <wp:wrapSquare wrapText="bothSides"/>
+            <wp:docPr id="697929864" name="Picture 1"/>
+            <wp:cNvGraphicFramePr>
+              <a:graphicFrameLocks xmlns:a="http://schemas.openxmlformats.org/drawingml/2006/main" noChangeAspect="1"/>
+            </wp:cNvGraphicFramePr>
+            <a:graphic xmlns:a="http://schemas.openxmlformats.org/drawingml/2006/main">
+              <a:graphicData uri="http://schemas.openxmlformats.org/drawingml/2006/picture">
+                <pic:pic xmlns:pic="http://schemas.openxmlformats.org/drawingml/2006/picture">
+                  <pic:nvPicPr>
+                    <pic:cNvPr id="697929864" name=""/>
+                    <pic:cNvPicPr/>
+                  </pic:nvPicPr>
+                  <pic:blipFill>
+                    <a:blip r:embed="rId24" cstate="print">
+                      <a:extLst>
+                        <a:ext uri="{28A0092B-C50C-407E-A947-70E740481C1C}">
+                          <a14:useLocalDpi xmlns:a14="http://schemas.microsoft.com/office/drawing/2010/main" val="0"/>
+                        </a:ext>
+                      </a:extLst>
+                    </a:blip>
+                    <a:stretch>
+                      <a:fillRect/>
+                    </a:stretch>
+                  </pic:blipFill>
+                  <pic:spPr>
+                    <a:xfrm>
+                      <a:off x="0" y="0"/>
+                      <a:ext cx="4269662" cy="3241141"/>
+                    </a:xfrm>
+                    <a:prstGeom prst="rect">
+                      <a:avLst/>
+                    </a:prstGeom>
+                  </pic:spPr>
+                </pic:pic>
+              </a:graphicData>
+            </a:graphic>
+          </wp:anchor>
+        </w:drawing>
+      </w:r>
+      <w:r>
+        <w:rPr>
+          <w:b/>
+          <w:bCs/>
+          <w:lang w:val="en-US"/>
+        </w:rPr>
+        <w:t>6.2.5 Users Management Page</w:t>
+      </w:r>
+    </w:p>
+    <w:p>
+      <w:pPr>
+        <w:spacing w:before="240" w:after="240"/>
+        <w:rPr>
+          <w:b/>
+          <w:bCs/>
+          <w:lang w:val="en-US"/>
+        </w:rPr>
+      </w:pPr>
+      <w:r>
+        <w:rPr>
+          <w:noProof/>
+        </w:rPr>
+        <w:drawing>
+          <wp:anchor distT="0" distB="0" distL="114300" distR="114300" simplePos="0" relativeHeight="251719680" behindDoc="0" locked="0" layoutInCell="1" allowOverlap="1" wp14:anchorId="37EBC4B9" wp14:editId="0958D864">
+            <wp:simplePos x="0" y="0"/>
+            <wp:positionH relativeFrom="column">
+              <wp:posOffset>2911475</wp:posOffset>
+            </wp:positionH>
+            <wp:positionV relativeFrom="paragraph">
+              <wp:posOffset>97155</wp:posOffset>
+            </wp:positionV>
+            <wp:extent cx="3961765" cy="3016885"/>
+            <wp:effectExtent l="133350" t="0" r="267335" b="297815"/>
+            <wp:wrapNone/>
+            <wp:docPr id="829230323" name="Picture 1"/>
+            <wp:cNvGraphicFramePr>
+              <a:graphicFrameLocks xmlns:a="http://schemas.openxmlformats.org/drawingml/2006/main" noChangeAspect="1"/>
+            </wp:cNvGraphicFramePr>
+            <a:graphic xmlns:a="http://schemas.openxmlformats.org/drawingml/2006/main">
+              <a:graphicData uri="http://schemas.openxmlformats.org/drawingml/2006/picture">
+                <pic:pic xmlns:pic="http://schemas.openxmlformats.org/drawingml/2006/picture">
+                  <pic:nvPicPr>
+                    <pic:cNvPr id="829230323" name=""/>
+                    <pic:cNvPicPr/>
+                  </pic:nvPicPr>
+                  <pic:blipFill>
+                    <a:blip r:embed="rId25" cstate="print">
+                      <a:extLst>
+                        <a:ext uri="{28A0092B-C50C-407E-A947-70E740481C1C}">
+                          <a14:useLocalDpi xmlns:a14="http://schemas.microsoft.com/office/drawing/2010/main" val="0"/>
+                        </a:ext>
+                      </a:extLst>
+                    </a:blip>
+                    <a:stretch>
+                      <a:fillRect/>
+                    </a:stretch>
+                  </pic:blipFill>
+                  <pic:spPr>
+                    <a:xfrm>
+                      <a:off x="0" y="0"/>
+                      <a:ext cx="3961765" cy="3016885"/>
+                    </a:xfrm>
+                    <a:prstGeom prst="roundRect">
+                      <a:avLst>
+                        <a:gd name="adj" fmla="val 16667"/>
+                      </a:avLst>
+                    </a:prstGeom>
+                    <a:ln>
+                      <a:noFill/>
+                    </a:ln>
+                    <a:effectLst>
+                      <a:outerShdw blurRad="152400" dist="12000" dir="900000" sy="98000" kx="110000" ky="200000" algn="tl" rotWithShape="0">
+                        <a:srgbClr val="000000">
+                          <a:alpha val="30000"/>
+                        </a:srgbClr>
+                      </a:outerShdw>
+                    </a:effectLst>
+                    <a:scene3d>
+                      <a:camera prst="perspectiveRelaxed">
+                        <a:rot lat="19800000" lon="1200000" rev="20820000"/>
+                      </a:camera>
+                      <a:lightRig rig="threePt" dir="t"/>
+                    </a:scene3d>
+                    <a:sp3d contourW="6350" prstMaterial="matte">
+                      <a:bevelT w="101600" h="101600"/>
+                      <a:contourClr>
+                        <a:srgbClr val="969696"/>
+                      </a:contourClr>
+                    </a:sp3d>
+                  </pic:spPr>
+                </pic:pic>
+              </a:graphicData>
+            </a:graphic>
+            <wp14:sizeRelH relativeFrom="margin">
+              <wp14:pctWidth>0</wp14:pctWidth>
+            </wp14:sizeRelH>
+            <wp14:sizeRelV relativeFrom="margin">
+              <wp14:pctHeight>0</wp14:pctHeight>
+            </wp14:sizeRelV>
+          </wp:anchor>
+        </w:drawing>
+      </w:r>
+    </w:p>
+    <w:p>
+      <w:pPr>
+        <w:spacing w:before="240" w:after="240"/>
+        <w:rPr>
+          <w:b/>
+          <w:bCs/>
+          <w:lang w:val="en-US"/>
+        </w:rPr>
+      </w:pPr>
+    </w:p>
+    <w:p>
+      <w:pPr>
+        <w:spacing w:before="240" w:after="240"/>
+        <w:rPr>
+          <w:b/>
+          <w:bCs/>
+          <w:lang w:val="en-US"/>
+        </w:rPr>
+      </w:pPr>
+      <w:r>
+        <w:rPr>
+          <w:b/>
+          <w:bCs/>
+          <w:noProof/>
+          <w:lang w:val="en-US"/>
+        </w:rPr>
+        <mc:AlternateContent>
+          <mc:Choice Requires="wps">
+            <w:drawing>
+              <wp:anchor distT="0" distB="0" distL="114300" distR="114300" simplePos="0" relativeHeight="251720704" behindDoc="0" locked="0" layoutInCell="1" allowOverlap="1" wp14:anchorId="2E97D543" wp14:editId="2554282F">
+                <wp:simplePos x="0" y="0"/>
+                <wp:positionH relativeFrom="column">
+                  <wp:posOffset>524510</wp:posOffset>
+                </wp:positionH>
+                <wp:positionV relativeFrom="paragraph">
+                  <wp:posOffset>272415</wp:posOffset>
+                </wp:positionV>
+                <wp:extent cx="2752090" cy="506730"/>
+                <wp:effectExtent l="57150" t="38100" r="48260" b="121920"/>
+                <wp:wrapNone/>
+                <wp:docPr id="1037736456" name="Straight Arrow Connector 4"/>
+                <wp:cNvGraphicFramePr/>
+                <a:graphic xmlns:a="http://schemas.openxmlformats.org/drawingml/2006/main">
+                  <a:graphicData uri="http://schemas.microsoft.com/office/word/2010/wordprocessingShape">
+                    <wps:wsp>
+                      <wps:cNvCnPr/>
+                      <wps:spPr>
+                        <a:xfrm>
+                          <a:off x="0" y="0"/>
+                          <a:ext cx="2752090" cy="506730"/>
+                        </a:xfrm>
+                        <a:prstGeom prst="straightConnector1">
+                          <a:avLst/>
+                        </a:prstGeom>
+                        <a:ln>
+                          <a:tailEnd type="triangle"/>
+                        </a:ln>
+                      </wps:spPr>
+                      <wps:style>
+                        <a:lnRef idx="3">
+                          <a:schemeClr val="accent6"/>
+                        </a:lnRef>
+                        <a:fillRef idx="0">
+                          <a:schemeClr val="accent6"/>
+                        </a:fillRef>
+                        <a:effectRef idx="2">
+                          <a:schemeClr val="accent6"/>
+                        </a:effectRef>
+                        <a:fontRef idx="minor">
+                          <a:schemeClr val="tx1"/>
+                        </a:fontRef>
+                      </wps:style>
+                      <wps:bodyPr/>
+                    </wps:wsp>
+                  </a:graphicData>
+                </a:graphic>
+              </wp:anchor>
+            </w:drawing>
+          </mc:Choice>
+          <mc:Fallback>
+            <w:pict>
+              <v:shapetype w14:anchorId="43F6F079" id="_x0000_t32" coordsize="21600,21600" o:spt="32" o:oned="t" path="m,l21600,21600e" filled="f">
+                <v:path arrowok="t" fillok="f" o:connecttype="none"/>
+                <o:lock v:ext="edit" shapetype="t"/>
+              </v:shapetype>
+              <v:shape id="Straight Arrow Connector 4" o:spid="_x0000_s1026" type="#_x0000_t32" style="position:absolute;margin-left:41.3pt;margin-top:21.45pt;width:216.7pt;height:39.9pt;z-index:251720704;visibility:visible;mso-wrap-style:square;mso-wrap-distance-left:9pt;mso-wrap-distance-top:0;mso-wrap-distance-right:9pt;mso-wrap-distance-bottom:0;mso-position-horizontal:absolute;mso-position-horizontal-relative:text;mso-position-vertical:absolute;mso-position-vertical-relative:text" o:gfxdata="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" strokecolor="#f79646 [3209]" strokeweight="3pt">
+                <v:stroke endarrow="block"/>
+                <v:shadow on="t" color="black" opacity="22937f" origin=",.5" offset="0,.63889mm"/>
+              </v:shape>
+            </w:pict>
+          </mc:Fallback>
+        </mc:AlternateContent>
+      </w:r>
+    </w:p>
+    <w:p>
+      <w:pPr>
+        <w:spacing w:before="240" w:after="240"/>
+        <w:rPr>
+          <w:b/>
+          <w:bCs/>
+          <w:lang w:val="en-US"/>
+        </w:rPr>
+      </w:pPr>
+    </w:p>
+    <w:p>
+      <w:pPr>
+        <w:spacing w:before="240" w:after="240"/>
+        <w:rPr>
+          <w:b/>
+          <w:bCs/>
+          <w:lang w:val="en-US"/>
+        </w:rPr>
+      </w:pPr>
+    </w:p>
+    <w:p>
+      <w:pPr>
+        <w:spacing w:before="240" w:after="240"/>
+        <w:rPr>
+          <w:b/>
+          <w:bCs/>
+          <w:lang w:val="en-US"/>
+        </w:rPr>
+      </w:pPr>
+    </w:p>
+    <w:p>
+      <w:pPr>
+        <w:spacing w:before="240" w:after="240"/>
+        <w:rPr>
+          <w:b/>
+          <w:bCs/>
+          <w:lang w:val="en-US"/>
+        </w:rPr>
+      </w:pPr>
+    </w:p>
+    <w:p>
+      <w:pPr>
+        <w:spacing w:before="240" w:after="240"/>
+        <w:rPr>
+          <w:b/>
+          <w:bCs/>
+          <w:lang w:val="en-US"/>
+        </w:rPr>
+      </w:pPr>
+    </w:p>
+    <w:p>
+      <w:pPr>
+        <w:spacing w:before="240" w:after="240"/>
+        <w:jc w:val="center"/>
+        <w:rPr>
+          <w:b/>
+          <w:bCs/>
+          <w:lang w:val="en-US"/>
+        </w:rPr>
+      </w:pPr>
+    </w:p>
+    <w:p>
+      <w:pPr>
+        <w:spacing w:before="240" w:after="240"/>
+        <w:rPr>
+          <w:b/>
+          <w:bCs/>
+          <w:lang w:val="en-US"/>
+        </w:rPr>
+      </w:pPr>
+    </w:p>
+    <w:p>
+      <w:pPr>
+        <w:spacing w:before="240" w:after="240"/>
+        <w:rPr>
+          <w:b/>
+          <w:bCs/>
+          <w:lang w:val="en-US"/>
+        </w:rPr>
+      </w:pPr>
+      <w:r>
+        <w:rPr>
+          <w:noProof/>
+        </w:rPr>
+        <mc:AlternateContent>
+          <mc:Choice Requires="wps">
+            <w:drawing>
+              <wp:anchor distT="0" distB="0" distL="114300" distR="114300" simplePos="0" relativeHeight="251665408" behindDoc="0" locked="0" layoutInCell="1" allowOverlap="1" wp14:anchorId="65580D07" wp14:editId="61955AA2">
+                <wp:simplePos x="0" y="0"/>
+                <wp:positionH relativeFrom="column">
+                  <wp:posOffset>470780</wp:posOffset>
+                </wp:positionH>
+                <wp:positionV relativeFrom="paragraph">
+                  <wp:posOffset>1475715</wp:posOffset>
+                </wp:positionV>
+                <wp:extent cx="2607398" cy="407406"/>
+                <wp:effectExtent l="57150" t="38100" r="40640" b="126365"/>
+                <wp:wrapNone/>
+                <wp:docPr id="1537526628" name="Straight Arrow Connector 3"/>
+                <wp:cNvGraphicFramePr/>
+                <a:graphic xmlns:a="http://schemas.openxmlformats.org/drawingml/2006/main">
+                  <a:graphicData uri="http://schemas.microsoft.com/office/word/2010/wordprocessingShape">
+                    <wps:wsp>
+                      <wps:cNvCnPr/>
+                      <wps:spPr>
+                        <a:xfrm>
+                          <a:off x="0" y="0"/>
+                          <a:ext cx="2607398" cy="407406"/>
+                        </a:xfrm>
+                        <a:prstGeom prst="straightConnector1">
+                          <a:avLst/>
+                        </a:prstGeom>
+                        <a:ln>
+                          <a:tailEnd type="triangle"/>
+                        </a:ln>
+                      </wps:spPr>
+                      <wps:style>
+                        <a:lnRef idx="3">
+                          <a:schemeClr val="accent6"/>
+                        </a:lnRef>
+                        <a:fillRef idx="0">
+                          <a:schemeClr val="accent6"/>
+                        </a:fillRef>
+                        <a:effectRef idx="2">
+                          <a:schemeClr val="accent6"/>
+                        </a:effectRef>
+                        <a:fontRef idx="minor">
+                          <a:schemeClr val="tx1"/>
+                        </a:fontRef>
+                      </wps:style>
+                      <wps:bodyPr/>
+                    </wps:wsp>
+                  </a:graphicData>
+                </a:graphic>
+              </wp:anchor>
+            </w:drawing>
+          </mc:Choice>
+          <mc:Fallback>
+            <w:pict>
+              <v:shape w14:anchorId="48730C2E" id="Straight Arrow Connector 3" o:spid="_x0000_s1026" type="#_x0000_t32" style="position:absolute;margin-left:37.05pt;margin-top:116.2pt;width:205.3pt;height:32.1pt;z-index:251665408;visibility:visible;mso-wrap-style:square;mso-wrap-distance-left:9pt;mso-wrap-distance-top:0;mso-wrap-distance-right:9pt;mso-wrap-distance-bottom:0;mso-position-horizontal:absolute;mso-position-horizontal-relative:text;mso-position-vertical:absolute;mso-position-vertical-relative:text" o:gfxdata="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" strokecolor="#f79646 [3209]" strokeweight="3pt">
+                <v:stroke endarrow="block"/>
+                <v:shadow on="t" color="black" opacity="22937f" origin=",.5" offset="0,.63889mm"/>
+              </v:shape>
+            </w:pict>
+          </mc:Fallback>
+        </mc:AlternateContent>
+      </w:r>
+      <w:r>
+        <w:rPr>
+          <w:noProof/>
+        </w:rPr>
+        <w:drawing>
+          <wp:anchor distT="0" distB="0" distL="114300" distR="114300" simplePos="0" relativeHeight="251664384" behindDoc="0" locked="0" layoutInCell="1" allowOverlap="1" wp14:anchorId="664DDB8C" wp14:editId="5BC30749">
+            <wp:simplePos x="0" y="0"/>
+            <wp:positionH relativeFrom="page">
+              <wp:posOffset>3575226</wp:posOffset>
+            </wp:positionH>
+            <wp:positionV relativeFrom="paragraph">
+              <wp:posOffset>587432</wp:posOffset>
+            </wp:positionV>
+            <wp:extent cx="4121929" cy="3168713"/>
+            <wp:effectExtent l="133350" t="0" r="259715" b="317500"/>
+            <wp:wrapNone/>
+            <wp:docPr id="1642758651" name="Picture 1"/>
+            <wp:cNvGraphicFramePr>
+              <a:graphicFrameLocks xmlns:a="http://schemas.openxmlformats.org/drawingml/2006/main" noChangeAspect="1"/>
+            </wp:cNvGraphicFramePr>
+            <a:graphic xmlns:a="http://schemas.openxmlformats.org/drawingml/2006/main">
+              <a:graphicData uri="http://schemas.openxmlformats.org/drawingml/2006/picture">
+                <pic:pic xmlns:pic="http://schemas.openxmlformats.org/drawingml/2006/picture">
+                  <pic:nvPicPr>
+                    <pic:cNvPr id="1642758651" name=""/>
+                    <pic:cNvPicPr/>
+                  </pic:nvPicPr>
+                  <pic:blipFill>
+                    <a:blip r:embed="rId26" cstate="print">
+                      <a:extLst>
+                        <a:ext uri="{28A0092B-C50C-407E-A947-70E740481C1C}">
+                          <a14:useLocalDpi xmlns:a14="http://schemas.microsoft.com/office/drawing/2010/main" val="0"/>
+                        </a:ext>
+                      </a:extLst>
+                    </a:blip>
+                    <a:stretch>
+                      <a:fillRect/>
+                    </a:stretch>
+                  </pic:blipFill>
+                  <pic:spPr>
+                    <a:xfrm>
+                      <a:off x="0" y="0"/>
+                      <a:ext cx="4121929" cy="3168713"/>
+                    </a:xfrm>
+                    <a:prstGeom prst="roundRect">
+                      <a:avLst>
+                        <a:gd name="adj" fmla="val 16667"/>
+                      </a:avLst>
+                    </a:prstGeom>
+                    <a:ln>
+                      <a:noFill/>
+                    </a:ln>
+                    <a:effectLst>
+                      <a:outerShdw blurRad="152400" dist="12000" dir="900000" sy="98000" kx="110000" ky="200000" algn="tl" rotWithShape="0">
+                        <a:srgbClr val="000000">
+                          <a:alpha val="30000"/>
+                        </a:srgbClr>
+                      </a:outerShdw>
+                    </a:effectLst>
+                    <a:scene3d>
+                      <a:camera prst="perspectiveRelaxed">
+                        <a:rot lat="19800000" lon="1200000" rev="20820000"/>
+                      </a:camera>
+                      <a:lightRig rig="threePt" dir="t"/>
+                    </a:scene3d>
+                    <a:sp3d contourW="6350" prstMaterial="matte">
+                      <a:bevelT w="101600" h="101600"/>
+                      <a:contourClr>
+                        <a:srgbClr val="969696"/>
+                      </a:contourClr>
+                    </a:sp3d>
+                  </pic:spPr>
+                </pic:pic>
+              </a:graphicData>
+            </a:graphic>
+            <wp14:sizeRelH relativeFrom="margin">
+              <wp14:pctWidth>0</wp14:pctWidth>
+            </wp14:sizeRelH>
+            <wp14:sizeRelV relativeFrom="margin">
+              <wp14:pctHeight>0</wp14:pctHeight>
+            </wp14:sizeRelV>
+          </wp:anchor>
+        </w:drawing>
+      </w:r>
+      <w:r>
+        <w:rPr>
+          <w:noProof/>
+        </w:rPr>
+        <w:drawing>
+          <wp:anchor distT="0" distB="0" distL="114300" distR="114300" simplePos="0" relativeHeight="251663360" behindDoc="0" locked="0" layoutInCell="1" allowOverlap="1" wp14:anchorId="683C6A4A" wp14:editId="32A414E9">
+            <wp:simplePos x="0" y="0"/>
+            <wp:positionH relativeFrom="page">
+              <wp:posOffset>-163</wp:posOffset>
+            </wp:positionH>
+            <wp:positionV relativeFrom="paragraph">
+              <wp:posOffset>461645</wp:posOffset>
+            </wp:positionV>
+            <wp:extent cx="4508626" cy="3465984"/>
+            <wp:effectExtent l="0" t="0" r="6350" b="1270"/>
+            <wp:wrapTopAndBottom/>
+            <wp:docPr id="612393683" name="Picture 1"/>
+            <wp:cNvGraphicFramePr>
+              <a:graphicFrameLocks xmlns:a="http://schemas.openxmlformats.org/drawingml/2006/main" noChangeAspect="1"/>
+            </wp:cNvGraphicFramePr>
+            <a:graphic xmlns:a="http://schemas.openxmlformats.org/drawingml/2006/main">
+              <a:graphicData uri="http://schemas.openxmlformats.org/drawingml/2006/picture">
+                <pic:pic xmlns:pic="http://schemas.openxmlformats.org/drawingml/2006/picture">
+                  <pic:nvPicPr>
+                    <pic:cNvPr id="612393683" name=""/>
+                    <pic:cNvPicPr/>
+                  </pic:nvPicPr>
+                  <pic:blipFill>
+                    <a:blip r:embed="rId27" cstate="print">
+                      <a:extLst>
+                        <a:ext uri="{28A0092B-C50C-407E-A947-70E740481C1C}">
+                          <a14:useLocalDpi xmlns:a14="http://schemas.microsoft.com/office/drawing/2010/main" val="0"/>
+                        </a:ext>
+                      </a:extLst>
+                    </a:blip>
+                    <a:stretch>
+                      <a:fillRect/>
+                    </a:stretch>
+                  </pic:blipFill>
+                  <pic:spPr>
+                    <a:xfrm>
+                      <a:off x="0" y="0"/>
+                      <a:ext cx="4508626" cy="3465984"/>
+                    </a:xfrm>
+                    <a:prstGeom prst="rect">
+                      <a:avLst/>
+                    </a:prstGeom>
+                  </pic:spPr>
+                </pic:pic>
+              </a:graphicData>
+            </a:graphic>
+          </wp:anchor>
+        </w:drawing>
+      </w:r>
+      <w:r>
+        <w:rPr>
+          <w:b/>
+          <w:bCs/>
+          <w:lang w:val="en-US"/>
+        </w:rPr>
+        <w:t>6.2.</w:t>
+      </w:r>
       <w:r>
         <w:rPr>
           <w:b/>
@@ -16813,40 +21155,272 @@
           <w:bCs/>
           <w:lang w:val="en-US"/>
         </w:rPr>
-        <w:t xml:space="preserve">. </w:t>
-      </w:r>
-      <w:r>
-        <w:rPr>
-          <w:b/>
-          <w:bCs/>
-          <w:lang w:val="en-US"/>
-        </w:rPr>
-        <w:t>User Interface Draft</w:t>
-      </w:r>
-      <w:bookmarkEnd w:id="25"/>
+        <w:t xml:space="preserve"> Recipients Management Page</w:t>
+      </w:r>
     </w:p>
     <w:p>
       <w:pPr>
         <w:spacing w:before="240" w:after="240"/>
-        <w:rPr>
-          <w:lang w:val="en-US"/>
-        </w:rPr>
-      </w:pPr>
-      <w:proofErr w:type="gramStart"/>
-      <w:r>
-        <w:rPr>
-          <w:lang w:val="en-US"/>
-        </w:rPr>
-        <w:t>TODO !</w:t>
-      </w:r>
-      <w:proofErr w:type="gramEnd"/>
+        <w:jc w:val="center"/>
+        <w:rPr>
+          <w:lang w:val="en-US"/>
+        </w:rPr>
+      </w:pPr>
+    </w:p>
+    <w:p>
+      <w:pPr>
+        <w:spacing w:before="240" w:after="240"/>
+        <w:jc w:val="center"/>
+        <w:rPr>
+          <w:lang w:val="en-US"/>
+        </w:rPr>
+      </w:pPr>
+    </w:p>
+    <w:p>
+      <w:pPr>
+        <w:spacing w:before="240" w:after="240"/>
+        <w:jc w:val="center"/>
+        <w:rPr>
+          <w:lang w:val="en-US"/>
+        </w:rPr>
+      </w:pPr>
+    </w:p>
+    <w:p>
+      <w:pPr>
+        <w:spacing w:before="240" w:after="240"/>
+        <w:jc w:val="center"/>
+        <w:rPr>
+          <w:lang w:val="en-US"/>
+        </w:rPr>
+      </w:pPr>
+    </w:p>
+    <w:p>
+      <w:pPr>
+        <w:spacing w:before="240" w:after="240"/>
+        <w:rPr>
+          <w:b/>
+          <w:bCs/>
+          <w:lang w:val="en-US"/>
+        </w:rPr>
+      </w:pPr>
+      <w:r>
+        <w:rPr>
+          <w:b/>
+          <w:bCs/>
+          <w:lang w:val="en-US"/>
+        </w:rPr>
+        <w:lastRenderedPageBreak/>
+        <w:t>6.2.</w:t>
+      </w:r>
+      <w:r>
+        <w:rPr>
+          <w:b/>
+          <w:bCs/>
+          <w:lang w:val="en-US"/>
+        </w:rPr>
+        <w:t>7</w:t>
+      </w:r>
+      <w:r>
+        <w:rPr>
+          <w:b/>
+          <w:bCs/>
+          <w:lang w:val="en-US"/>
+        </w:rPr>
+        <w:t xml:space="preserve"> </w:t>
+      </w:r>
+      <w:r>
+        <w:rPr>
+          <w:b/>
+          <w:bCs/>
+          <w:lang w:val="en-US"/>
+        </w:rPr>
+        <w:t>Gold Images</w:t>
+      </w:r>
+      <w:r>
+        <w:rPr>
+          <w:b/>
+          <w:bCs/>
+          <w:lang w:val="en-US"/>
+        </w:rPr>
+        <w:t xml:space="preserve"> Management Page</w:t>
+      </w:r>
+    </w:p>
+    <w:p>
+      <w:pPr>
+        <w:spacing w:before="240" w:after="240"/>
+        <w:jc w:val="center"/>
+        <w:rPr>
+          <w:b/>
+          <w:bCs/>
+          <w:lang w:val="en-US"/>
+        </w:rPr>
+      </w:pPr>
+      <w:r>
+        <w:rPr>
+          <w:noProof/>
+        </w:rPr>
+        <w:drawing>
+          <wp:inline distT="0" distB="0" distL="0" distR="0" wp14:anchorId="1A99CFEF" wp14:editId="7982F3B3">
+            <wp:extent cx="3947311" cy="3003436"/>
+            <wp:effectExtent l="0" t="0" r="0" b="6985"/>
+            <wp:docPr id="1121722406" name="Picture 1"/>
+            <wp:cNvGraphicFramePr>
+              <a:graphicFrameLocks xmlns:a="http://schemas.openxmlformats.org/drawingml/2006/main" noChangeAspect="1"/>
+            </wp:cNvGraphicFramePr>
+            <a:graphic xmlns:a="http://schemas.openxmlformats.org/drawingml/2006/main">
+              <a:graphicData uri="http://schemas.openxmlformats.org/drawingml/2006/picture">
+                <pic:pic xmlns:pic="http://schemas.openxmlformats.org/drawingml/2006/picture">
+                  <pic:nvPicPr>
+                    <pic:cNvPr id="1121722406" name=""/>
+                    <pic:cNvPicPr/>
+                  </pic:nvPicPr>
+                  <pic:blipFill>
+                    <a:blip r:embed="rId28"/>
+                    <a:stretch>
+                      <a:fillRect/>
+                    </a:stretch>
+                  </pic:blipFill>
+                  <pic:spPr>
+                    <a:xfrm>
+                      <a:off x="0" y="0"/>
+                      <a:ext cx="3951122" cy="3006336"/>
+                    </a:xfrm>
+                    <a:prstGeom prst="rect">
+                      <a:avLst/>
+                    </a:prstGeom>
+                  </pic:spPr>
+                </pic:pic>
+              </a:graphicData>
+            </a:graphic>
+          </wp:inline>
+        </w:drawing>
+      </w:r>
+    </w:p>
+    <w:p>
+      <w:pPr>
+        <w:spacing w:before="240" w:after="240"/>
+        <w:rPr>
+          <w:b/>
+          <w:bCs/>
+          <w:lang w:val="en-US"/>
+        </w:rPr>
+      </w:pPr>
+      <w:r>
+        <w:rPr>
+          <w:b/>
+          <w:bCs/>
+          <w:lang w:val="en-US"/>
+        </w:rPr>
+        <w:t>6.2.8 Add Gold Image Page</w:t>
+      </w:r>
+    </w:p>
+    <w:p>
+      <w:pPr>
+        <w:spacing w:before="240" w:after="240"/>
+        <w:jc w:val="center"/>
+        <w:rPr>
+          <w:b/>
+          <w:bCs/>
+          <w:lang w:val="en-US"/>
+        </w:rPr>
+      </w:pPr>
+      <w:r>
+        <w:rPr>
+          <w:noProof/>
+        </w:rPr>
+        <w:drawing>
+          <wp:inline distT="0" distB="0" distL="0" distR="0" wp14:anchorId="22439D31" wp14:editId="218DCD94">
+            <wp:extent cx="4203379" cy="3214568"/>
+            <wp:effectExtent l="0" t="0" r="6985" b="5080"/>
+            <wp:docPr id="1012532730" name="Picture 1"/>
+            <wp:cNvGraphicFramePr>
+              <a:graphicFrameLocks xmlns:a="http://schemas.openxmlformats.org/drawingml/2006/main" noChangeAspect="1"/>
+            </wp:cNvGraphicFramePr>
+            <a:graphic xmlns:a="http://schemas.openxmlformats.org/drawingml/2006/main">
+              <a:graphicData uri="http://schemas.openxmlformats.org/drawingml/2006/picture">
+                <pic:pic xmlns:pic="http://schemas.openxmlformats.org/drawingml/2006/picture">
+                  <pic:nvPicPr>
+                    <pic:cNvPr id="1012532730" name=""/>
+                    <pic:cNvPicPr/>
+                  </pic:nvPicPr>
+                  <pic:blipFill>
+                    <a:blip r:embed="rId29"/>
+                    <a:stretch>
+                      <a:fillRect/>
+                    </a:stretch>
+                  </pic:blipFill>
+                  <pic:spPr>
+                    <a:xfrm>
+                      <a:off x="0" y="0"/>
+                      <a:ext cx="4225112" cy="3231188"/>
+                    </a:xfrm>
+                    <a:prstGeom prst="rect">
+                      <a:avLst/>
+                    </a:prstGeom>
+                  </pic:spPr>
+                </pic:pic>
+              </a:graphicData>
+            </a:graphic>
+          </wp:inline>
+        </w:drawing>
+      </w:r>
     </w:p>
     <w:p>
       <w:r>
         <w:pict w14:anchorId="5D8DB635">
-          <v:rect id="_x0000_i1092" style="width:0;height:1.5pt" o:hralign="center" o:hrstd="t" o:hr="t" fillcolor="#a0a0a0" stroked="f"/>
+          <v:rect id="_x0000_i1033" style="width:0;height:1.5pt" o:hralign="center" o:hrstd="t" o:hr="t" fillcolor="#a0a0a0" stroked="f"/>
         </w:pict>
       </w:r>
+    </w:p>
+    <w:p>
+      <w:pPr>
+        <w:rPr>
+          <w:lang w:val="en-US"/>
+        </w:rPr>
+      </w:pPr>
+      <w:bookmarkStart w:id="25" w:name="_Toc219474142"/>
+    </w:p>
+    <w:p>
+      <w:pPr>
+        <w:rPr>
+          <w:lang w:val="en-US"/>
+        </w:rPr>
+      </w:pPr>
+    </w:p>
+    <w:p>
+      <w:pPr>
+        <w:rPr>
+          <w:lang w:val="en-US"/>
+        </w:rPr>
+      </w:pPr>
+    </w:p>
+    <w:p>
+      <w:pPr>
+        <w:rPr>
+          <w:lang w:val="en-US"/>
+        </w:rPr>
+      </w:pPr>
+    </w:p>
+    <w:p>
+      <w:pPr>
+        <w:rPr>
+          <w:lang w:val="en-US"/>
+        </w:rPr>
+      </w:pPr>
+    </w:p>
+    <w:p>
+      <w:pPr>
+        <w:rPr>
+          <w:lang w:val="en-US"/>
+        </w:rPr>
+      </w:pPr>
+    </w:p>
+    <w:p>
+      <w:pPr>
+        <w:rPr>
+          <w:lang w:val="en-US"/>
+        </w:rPr>
+      </w:pPr>
     </w:p>
     <w:p>
       <w:pPr>
@@ -16858,7 +21432,6 @@
           <w:lang w:val="en-US"/>
         </w:rPr>
       </w:pPr>
-      <w:bookmarkStart w:id="26" w:name="_Toc219474142"/>
       <w:r>
         <w:rPr>
           <w:b/>
@@ -16866,25 +21439,9 @@
           <w:lang w:val="en-US"/>
         </w:rPr>
         <w:lastRenderedPageBreak/>
-        <w:t>7</w:t>
-      </w:r>
-      <w:r>
-        <w:rPr>
-          <w:b/>
-          <w:bCs/>
-          <w:lang w:val="en-US"/>
-        </w:rPr>
-        <w:t xml:space="preserve">. </w:t>
-      </w:r>
-      <w:r>
-        <w:rPr>
-          <w:b/>
-          <w:bCs/>
-          <w:lang w:val="en-US"/>
-        </w:rPr>
-        <w:t>Testing</w:t>
-      </w:r>
-      <w:bookmarkEnd w:id="26"/>
+        <w:t>7. Testing</w:t>
+      </w:r>
+      <w:bookmarkEnd w:id="25"/>
     </w:p>
     <w:p>
       <w:pPr>
@@ -16905,7 +21462,7 @@
     <w:p>
       <w:r>
         <w:pict w14:anchorId="343B31F3">
-          <v:rect id="_x0000_i1370" style="width:0;height:1.5pt" o:hralign="center" o:hrstd="t" o:hr="t" fillcolor="#a0a0a0" stroked="f"/>
+          <v:rect id="_x0000_i1034" style="width:0;height:1.5pt" o:hralign="center" o:hrstd="t" o:hr="t" fillcolor="#a0a0a0" stroked="f"/>
         </w:pict>
       </w:r>
     </w:p>
@@ -17097,6 +21654,36 @@
     </w:p>
     <w:p>
       <w:pPr>
+        <w:spacing w:before="240" w:after="240"/>
+        <w:rPr>
+          <w:b/>
+          <w:bCs/>
+          <w:lang w:val="en-US"/>
+        </w:rPr>
+      </w:pPr>
+    </w:p>
+    <w:p>
+      <w:pPr>
+        <w:spacing w:before="240" w:after="240"/>
+        <w:rPr>
+          <w:b/>
+          <w:bCs/>
+          <w:lang w:val="en-US"/>
+        </w:rPr>
+      </w:pPr>
+    </w:p>
+    <w:p>
+      <w:pPr>
+        <w:spacing w:before="240" w:after="240"/>
+        <w:rPr>
+          <w:b/>
+          <w:bCs/>
+          <w:lang w:val="en-US"/>
+        </w:rPr>
+      </w:pPr>
+    </w:p>
+    <w:p>
+      <w:pPr>
         <w:pStyle w:val="Heading1"/>
         <w:spacing w:before="240" w:after="240"/>
         <w:rPr>
@@ -17105,13 +21692,14 @@
           <w:lang w:val="en-US"/>
         </w:rPr>
       </w:pPr>
-      <w:bookmarkStart w:id="27" w:name="_Toc219474143"/>
-      <w:r>
-        <w:rPr>
-          <w:b/>
-          <w:bCs/>
-          <w:lang w:val="en-US"/>
-        </w:rPr>
+      <w:bookmarkStart w:id="26" w:name="_Toc219474143"/>
+      <w:r>
+        <w:rPr>
+          <w:b/>
+          <w:bCs/>
+          <w:lang w:val="en-US"/>
+        </w:rPr>
+        <w:lastRenderedPageBreak/>
         <w:t xml:space="preserve">8. </w:t>
       </w:r>
       <w:r>
@@ -17122,7 +21710,7 @@
         </w:rPr>
         <w:t>Appendices</w:t>
       </w:r>
-      <w:bookmarkEnd w:id="27"/>
+      <w:bookmarkEnd w:id="26"/>
     </w:p>
     <w:p>
       <w:pPr>
@@ -17140,9 +21728,8 @@
     </w:p>
     <w:p>
       <w:r>
-        <w:lastRenderedPageBreak/>
         <w:pict w14:anchorId="0AB02BC3">
-          <v:rect id="_x0000_i1057" style="width:0;height:1.5pt" o:hralign="center" o:hrstd="t" o:hr="t" fillcolor="#a0a0a0" stroked="f"/>
+          <v:rect id="_x0000_i1035" style="width:0;height:1.5pt" o:hralign="center" o:hrstd="t" o:hr="t" fillcolor="#a0a0a0" stroked="f"/>
         </w:pict>
       </w:r>
     </w:p>
@@ -17199,7 +21786,7 @@
     <w:p>
       <w:r>
         <w:pict w14:anchorId="238B8B51">
-          <v:rect id="_x0000_i1058" style="width:0;height:1.5pt" o:hralign="center" o:hrstd="t" o:hr="t" fillcolor="#a0a0a0" stroked="f"/>
+          <v:rect id="_x0000_i1036" style="width:0;height:1.5pt" o:hralign="center" o:hrstd="t" o:hr="t" fillcolor="#a0a0a0" stroked="f"/>
         </w:pict>
       </w:r>
     </w:p>
@@ -17769,6 +22356,7 @@
         <w:rPr>
           <w:lang w:val="en-US"/>
         </w:rPr>
+        <w:lastRenderedPageBreak/>
         <w:t>The prototype will initially use a simplified mocked structure.</w:t>
       </w:r>
       <w:r>
@@ -17781,7 +22369,7 @@
     <w:p>
       <w:r>
         <w:pict w14:anchorId="3B6C7419">
-          <v:rect id="_x0000_i1059" style="width:0;height:1.5pt" o:hralign="center" o:hrstd="t" o:hr="t" fillcolor="#a0a0a0" stroked="f"/>
+          <v:rect id="_x0000_i1037" style="width:0;height:1.5pt" o:hralign="center" o:hrstd="t" o:hr="t" fillcolor="#a0a0a0" stroked="f"/>
         </w:pict>
       </w:r>
     </w:p>
@@ -17835,7 +22423,6 @@
           <w:color w:val="188038"/>
           <w:lang w:val="en-US"/>
         </w:rPr>
-        <w:lastRenderedPageBreak/>
         <w:t>{</w:t>
       </w:r>
     </w:p>
@@ -18135,7 +22722,7 @@
     <w:p>
       <w:r>
         <w:pict w14:anchorId="4AAEBC79">
-          <v:rect id="_x0000_i1060" style="width:0;height:1.5pt" o:hralign="center" o:hrstd="t" o:hr="t" fillcolor="#a0a0a0" stroked="f"/>
+          <v:rect id="_x0000_i1038" style="width:0;height:1.5pt" o:hralign="center" o:hrstd="t" o:hr="t" fillcolor="#a0a0a0" stroked="f"/>
         </w:pict>
       </w:r>
     </w:p>
@@ -18457,6 +23044,7 @@
         <w:rPr>
           <w:rFonts w:ascii="Roboto Mono" w:eastAsia="Roboto Mono" w:hAnsi="Roboto Mono" w:cs="Roboto Mono"/>
           <w:color w:val="188038"/>
+          <w:lang w:val="en-US"/>
         </w:rPr>
       </w:pPr>
       <w:r>
@@ -18471,21 +23059,50 @@
         <w:rPr>
           <w:rFonts w:ascii="Roboto Mono" w:eastAsia="Roboto Mono" w:hAnsi="Roboto Mono" w:cs="Roboto Mono"/>
           <w:color w:val="188038"/>
-        </w:rPr>
-        <w:t>"num_users": 21</w:t>
-      </w:r>
-    </w:p>
-    <w:p>
-      <w:pPr>
+          <w:lang w:val="en-US"/>
+        </w:rPr>
+        <w:t>"</w:t>
+      </w:r>
+      <w:proofErr w:type="spellStart"/>
+      <w:proofErr w:type="gramStart"/>
+      <w:r>
         <w:rPr>
           <w:rFonts w:ascii="Roboto Mono" w:eastAsia="Roboto Mono" w:hAnsi="Roboto Mono" w:cs="Roboto Mono"/>
           <w:color w:val="188038"/>
-        </w:rPr>
-      </w:pPr>
+          <w:lang w:val="en-US"/>
+        </w:rPr>
+        <w:t>num</w:t>
+      </w:r>
+      <w:proofErr w:type="gramEnd"/>
       <w:r>
         <w:rPr>
           <w:rFonts w:ascii="Roboto Mono" w:eastAsia="Roboto Mono" w:hAnsi="Roboto Mono" w:cs="Roboto Mono"/>
           <w:color w:val="188038"/>
+          <w:lang w:val="en-US"/>
+        </w:rPr>
+        <w:t>_users</w:t>
+      </w:r>
+      <w:proofErr w:type="spellEnd"/>
+      <w:r>
+        <w:rPr>
+          <w:rFonts w:ascii="Roboto Mono" w:eastAsia="Roboto Mono" w:hAnsi="Roboto Mono" w:cs="Roboto Mono"/>
+          <w:color w:val="188038"/>
+          <w:lang w:val="en-US"/>
+        </w:rPr>
+        <w:t>": 21</w:t>
+      </w:r>
+    </w:p>
+    <w:p>
+      <w:pPr>
+        <w:rPr>
+          <w:rFonts w:ascii="Roboto Mono" w:eastAsia="Roboto Mono" w:hAnsi="Roboto Mono" w:cs="Roboto Mono"/>
+          <w:color w:val="188038"/>
+        </w:rPr>
+      </w:pPr>
+      <w:r>
+        <w:rPr>
+          <w:rFonts w:ascii="Roboto Mono" w:eastAsia="Roboto Mono" w:hAnsi="Roboto Mono" w:cs="Roboto Mono"/>
+          <w:color w:val="188038"/>
         </w:rPr>
         <w:t>}</w:t>
       </w:r>
@@ -18494,7 +23111,7 @@
     <w:p>
       <w:r>
         <w:pict w14:anchorId="2C813C2F">
-          <v:rect id="_x0000_i1061" style="width:0;height:1.5pt" o:hralign="center" o:hrstd="t" o:hr="t" fillcolor="#a0a0a0" stroked="f"/>
+          <v:rect id="_x0000_i1039" style="width:0;height:1.5pt" o:hralign="center" o:hrstd="t" o:hr="t" fillcolor="#a0a0a0" stroked="f"/>
         </w:pict>
       </w:r>
     </w:p>
@@ -18537,7 +23154,7 @@
     <w:p>
       <w:r>
         <w:pict w14:anchorId="74EEA2D3">
-          <v:rect id="_x0000_i1062" style="width:0;height:1.5pt" o:hralign="center" o:hrstd="t" o:hr="t" fillcolor="#a0a0a0" stroked="f"/>
+          <v:rect id="_x0000_i1040" style="width:0;height:1.5pt" o:hralign="center" o:hrstd="t" o:hr="t" fillcolor="#a0a0a0" stroked="f"/>
         </w:pict>
       </w:r>
     </w:p>
@@ -18596,6 +23213,7 @@
         <w:rPr>
           <w:lang w:val="en-US"/>
         </w:rPr>
+        <w:lastRenderedPageBreak/>
         <w:t xml:space="preserve">SwipeLab is part of the larger </w:t>
       </w:r>
       <w:proofErr w:type="spellStart"/>
@@ -18670,7 +23288,6 @@
           <w:b/>
           <w:bCs/>
         </w:rPr>
-        <w:lastRenderedPageBreak/>
         <w:t>350,000+ insect images</w:t>
       </w:r>
       <w:r>
@@ -18764,7 +23381,7 @@
     <w:p>
       <w:r>
         <w:pict w14:anchorId="01E96AFF">
-          <v:rect id="_x0000_i1063" style="width:0;height:1.5pt" o:hralign="center" o:hrstd="t" o:hr="t" fillcolor="#a0a0a0" stroked="f"/>
+          <v:rect id="_x0000_i1041" style="width:0;height:1.5pt" o:hralign="center" o:hrstd="t" o:hr="t" fillcolor="#a0a0a0" stroked="f"/>
         </w:pict>
       </w:r>
     </w:p>
@@ -18939,7 +23556,7 @@
     <w:p>
       <w:r>
         <w:pict w14:anchorId="72BA734E">
-          <v:rect id="_x0000_i1064" style="width:0;height:1.5pt" o:hralign="center" o:hrstd="t" o:hr="t" fillcolor="#a0a0a0" stroked="f"/>
+          <v:rect id="_x0000_i1042" style="width:0;height:1.5pt" o:hralign="center" o:hrstd="t" o:hr="t" fillcolor="#a0a0a0" stroked="f"/>
         </w:pict>
       </w:r>
     </w:p>
@@ -19077,6 +23694,7 @@
         <w:rPr>
           <w:lang w:val="en-US"/>
         </w:rPr>
+        <w:lastRenderedPageBreak/>
         <w:t>However, SwipeLab is unique in:</w:t>
       </w:r>
     </w:p>
@@ -19141,7 +23759,6 @@
         <w:rPr>
           <w:lang w:val="en-US"/>
         </w:rPr>
-        <w:lastRenderedPageBreak/>
         <w:t xml:space="preserve">Its scientific integration with </w:t>
       </w:r>
       <w:proofErr w:type="spellStart"/>
@@ -19200,7 +23817,7 @@
     <w:p>
       <w:r>
         <w:pict w14:anchorId="75E659CB">
-          <v:rect id="_x0000_i1065" style="width:0;height:1.5pt" o:hralign="center" o:hrstd="t" o:hr="t" fillcolor="#a0a0a0" stroked="f"/>
+          <v:rect id="_x0000_i1043" style="width:0;height:1.5pt" o:hralign="center" o:hrstd="t" o:hr="t" fillcolor="#a0a0a0" stroked="f"/>
         </w:pict>
       </w:r>
     </w:p>
@@ -19365,7 +23982,7 @@
     <w:p>
       <w:r>
         <w:pict w14:anchorId="210FA53A">
-          <v:rect id="_x0000_i1066" style="width:0;height:1.5pt" o:hralign="center" o:hrstd="t" o:hr="t" fillcolor="#a0a0a0" stroked="f"/>
+          <v:rect id="_x0000_i1044" style="width:0;height:1.5pt" o:hralign="center" o:hrstd="t" o:hr="t" fillcolor="#a0a0a0" stroked="f"/>
         </w:pict>
       </w:r>
     </w:p>
@@ -19408,7 +24025,7 @@
     <w:p>
       <w:r>
         <w:pict w14:anchorId="70426BDF">
-          <v:rect id="_x0000_i1067" style="width:0;height:1.5pt" o:hralign="center" o:hrstd="t" o:hr="t" fillcolor="#a0a0a0" stroked="f"/>
+          <v:rect id="_x0000_i1045" style="width:0;height:1.5pt" o:hralign="center" o:hrstd="t" o:hr="t" fillcolor="#a0a0a0" stroked="f"/>
         </w:pict>
       </w:r>
     </w:p>
@@ -19503,6 +24120,7 @@
           <w:szCs w:val="26"/>
           <w:lang w:val="en-US"/>
         </w:rPr>
+        <w:lastRenderedPageBreak/>
         <w:t>Citizen Science</w:t>
       </w:r>
     </w:p>
@@ -19553,7 +24171,6 @@
         <w:rPr>
           <w:lang w:val="en-US"/>
         </w:rPr>
-        <w:lastRenderedPageBreak/>
         <w:t>The scientific study of insects.</w:t>
       </w:r>
     </w:p>
@@ -19850,7 +24467,7 @@
     <w:p>
       <w:r>
         <w:pict w14:anchorId="3F3146FE">
-          <v:rect id="_x0000_i1068" style="width:0;height:1.5pt" o:hralign="center" o:hrstd="t" o:hr="t" fillcolor="#a0a0a0" stroked="f"/>
+          <v:rect id="_x0000_i1046" style="width:0;height:1.5pt" o:hralign="center" o:hrstd="t" o:hr="t" fillcolor="#a0a0a0" stroked="f"/>
         </w:pict>
       </w:r>
     </w:p>
@@ -19873,6 +24490,7 @@
           <w:szCs w:val="40"/>
           <w:lang w:val="en-US"/>
         </w:rPr>
+        <w:lastRenderedPageBreak/>
         <w:t>Appendix E — Potential Extensions (Future Work)</w:t>
       </w:r>
     </w:p>
@@ -19928,7 +24546,6 @@
         <w:rPr>
           <w:lang w:val="en-US"/>
         </w:rPr>
-        <w:lastRenderedPageBreak/>
         <w:t>Image segmentation to isolate insects automatically</w:t>
       </w:r>
       <w:r>
@@ -20071,7 +24688,7 @@
     <w:p>
       <w:r>
         <w:pict w14:anchorId="607D5736">
-          <v:rect id="_x0000_i1069" style="width:0;height:1.5pt" o:hralign="center" o:hrstd="t" o:hr="t" fillcolor="#a0a0a0" stroked="f"/>
+          <v:rect id="_x0000_i1047" style="width:0;height:1.5pt" o:hralign="center" o:hrstd="t" o:hr="t" fillcolor="#a0a0a0" stroked="f"/>
         </w:pict>
       </w:r>
     </w:p>
@@ -20120,7 +24737,7 @@
         </w:rPr>
         <w:t xml:space="preserve"> official site:</w:t>
       </w:r>
-      <w:hyperlink r:id="rId12">
+      <w:hyperlink r:id="rId30">
         <w:r>
           <w:rPr>
             <w:lang w:val="en-US"/>
@@ -20128,7 +24745,7 @@
           <w:t xml:space="preserve"> </w:t>
         </w:r>
       </w:hyperlink>
-      <w:hyperlink r:id="rId13">
+      <w:hyperlink r:id="rId31">
         <w:r>
           <w:rPr>
             <w:color w:val="1155CC"/>
@@ -20219,7 +24836,7 @@
       </w:pPr>
     </w:p>
     <w:sectPr>
-      <w:footerReference w:type="default" r:id="rId14"/>
+      <w:footerReference w:type="default" r:id="rId32"/>
       <w:pgSz w:w="11909" w:h="16834"/>
       <w:pgMar w:top="1440" w:right="1440" w:bottom="1440" w:left="1440" w:header="720" w:footer="720" w:gutter="0"/>
       <w:pgNumType w:start="1"/>
@@ -36477,15 +41094,6 @@
   </w:num>
   <w:num w:numId="76" w16cid:durableId="1294600886">
     <w:abstractNumId w:val="69"/>
-    <w:lvlOverride w:ilvl="0"/>
-    <w:lvlOverride w:ilvl="1"/>
-    <w:lvlOverride w:ilvl="2"/>
-    <w:lvlOverride w:ilvl="3"/>
-    <w:lvlOverride w:ilvl="4"/>
-    <w:lvlOverride w:ilvl="5"/>
-    <w:lvlOverride w:ilvl="6"/>
-    <w:lvlOverride w:ilvl="7"/>
-    <w:lvlOverride w:ilvl="8"/>
   </w:num>
   <w:num w:numId="77" w16cid:durableId="688679471">
     <w:abstractNumId w:val="66"/>
@@ -36591,15 +41199,6 @@
   </w:num>
   <w:num w:numId="81" w16cid:durableId="2081561441">
     <w:abstractNumId w:val="76"/>
-    <w:lvlOverride w:ilvl="0"/>
-    <w:lvlOverride w:ilvl="1"/>
-    <w:lvlOverride w:ilvl="2"/>
-    <w:lvlOverride w:ilvl="3"/>
-    <w:lvlOverride w:ilvl="4"/>
-    <w:lvlOverride w:ilvl="5"/>
-    <w:lvlOverride w:ilvl="6"/>
-    <w:lvlOverride w:ilvl="7"/>
-    <w:lvlOverride w:ilvl="8"/>
   </w:num>
   <w:num w:numId="82" w16cid:durableId="2003389728">
     <w:abstractNumId w:val="18"/>
@@ -36691,15 +41290,6 @@
   </w:num>
   <w:num w:numId="85" w16cid:durableId="613249308">
     <w:abstractNumId w:val="52"/>
-    <w:lvlOverride w:ilvl="0"/>
-    <w:lvlOverride w:ilvl="1"/>
-    <w:lvlOverride w:ilvl="2"/>
-    <w:lvlOverride w:ilvl="3"/>
-    <w:lvlOverride w:ilvl="4"/>
-    <w:lvlOverride w:ilvl="5"/>
-    <w:lvlOverride w:ilvl="6"/>
-    <w:lvlOverride w:ilvl="7"/>
-    <w:lvlOverride w:ilvl="8"/>
   </w:num>
   <w:num w:numId="86" w16cid:durableId="1254388882">
     <w:abstractNumId w:val="103"/>
@@ -36717,15 +41307,6 @@
   </w:num>
   <w:num w:numId="87" w16cid:durableId="1504541331">
     <w:abstractNumId w:val="67"/>
-    <w:lvlOverride w:ilvl="0"/>
-    <w:lvlOverride w:ilvl="1"/>
-    <w:lvlOverride w:ilvl="2"/>
-    <w:lvlOverride w:ilvl="3"/>
-    <w:lvlOverride w:ilvl="4"/>
-    <w:lvlOverride w:ilvl="5"/>
-    <w:lvlOverride w:ilvl="6"/>
-    <w:lvlOverride w:ilvl="7"/>
-    <w:lvlOverride w:ilvl="8"/>
   </w:num>
   <w:num w:numId="88" w16cid:durableId="194003025">
     <w:abstractNumId w:val="36"/>
@@ -36757,195 +41338,51 @@
   </w:num>
   <w:num w:numId="90" w16cid:durableId="1655911005">
     <w:abstractNumId w:val="116"/>
-    <w:lvlOverride w:ilvl="0"/>
-    <w:lvlOverride w:ilvl="1"/>
-    <w:lvlOverride w:ilvl="2"/>
-    <w:lvlOverride w:ilvl="3"/>
-    <w:lvlOverride w:ilvl="4"/>
-    <w:lvlOverride w:ilvl="5"/>
-    <w:lvlOverride w:ilvl="6"/>
-    <w:lvlOverride w:ilvl="7"/>
-    <w:lvlOverride w:ilvl="8"/>
   </w:num>
   <w:num w:numId="91" w16cid:durableId="529925398">
     <w:abstractNumId w:val="65"/>
-    <w:lvlOverride w:ilvl="0"/>
-    <w:lvlOverride w:ilvl="1"/>
-    <w:lvlOverride w:ilvl="2"/>
-    <w:lvlOverride w:ilvl="3"/>
-    <w:lvlOverride w:ilvl="4"/>
-    <w:lvlOverride w:ilvl="5"/>
-    <w:lvlOverride w:ilvl="6"/>
-    <w:lvlOverride w:ilvl="7"/>
-    <w:lvlOverride w:ilvl="8"/>
   </w:num>
   <w:num w:numId="92" w16cid:durableId="1899971126">
     <w:abstractNumId w:val="39"/>
-    <w:lvlOverride w:ilvl="0"/>
-    <w:lvlOverride w:ilvl="1"/>
-    <w:lvlOverride w:ilvl="2"/>
-    <w:lvlOverride w:ilvl="3"/>
-    <w:lvlOverride w:ilvl="4"/>
-    <w:lvlOverride w:ilvl="5"/>
-    <w:lvlOverride w:ilvl="6"/>
-    <w:lvlOverride w:ilvl="7"/>
-    <w:lvlOverride w:ilvl="8"/>
   </w:num>
   <w:num w:numId="93" w16cid:durableId="1770538743">
     <w:abstractNumId w:val="100"/>
-    <w:lvlOverride w:ilvl="0"/>
-    <w:lvlOverride w:ilvl="1"/>
-    <w:lvlOverride w:ilvl="2"/>
-    <w:lvlOverride w:ilvl="3"/>
-    <w:lvlOverride w:ilvl="4"/>
-    <w:lvlOverride w:ilvl="5"/>
-    <w:lvlOverride w:ilvl="6"/>
-    <w:lvlOverride w:ilvl="7"/>
-    <w:lvlOverride w:ilvl="8"/>
   </w:num>
   <w:num w:numId="94" w16cid:durableId="1061440747">
     <w:abstractNumId w:val="48"/>
-    <w:lvlOverride w:ilvl="0"/>
-    <w:lvlOverride w:ilvl="1"/>
-    <w:lvlOverride w:ilvl="2"/>
-    <w:lvlOverride w:ilvl="3"/>
-    <w:lvlOverride w:ilvl="4"/>
-    <w:lvlOverride w:ilvl="5"/>
-    <w:lvlOverride w:ilvl="6"/>
-    <w:lvlOverride w:ilvl="7"/>
-    <w:lvlOverride w:ilvl="8"/>
   </w:num>
   <w:num w:numId="95" w16cid:durableId="1091583629">
     <w:abstractNumId w:val="120"/>
-    <w:lvlOverride w:ilvl="0"/>
-    <w:lvlOverride w:ilvl="1"/>
-    <w:lvlOverride w:ilvl="2"/>
-    <w:lvlOverride w:ilvl="3"/>
-    <w:lvlOverride w:ilvl="4"/>
-    <w:lvlOverride w:ilvl="5"/>
-    <w:lvlOverride w:ilvl="6"/>
-    <w:lvlOverride w:ilvl="7"/>
-    <w:lvlOverride w:ilvl="8"/>
   </w:num>
   <w:num w:numId="96" w16cid:durableId="1422985957">
     <w:abstractNumId w:val="56"/>
-    <w:lvlOverride w:ilvl="0"/>
-    <w:lvlOverride w:ilvl="1"/>
-    <w:lvlOverride w:ilvl="2"/>
-    <w:lvlOverride w:ilvl="3"/>
-    <w:lvlOverride w:ilvl="4"/>
-    <w:lvlOverride w:ilvl="5"/>
-    <w:lvlOverride w:ilvl="6"/>
-    <w:lvlOverride w:ilvl="7"/>
-    <w:lvlOverride w:ilvl="8"/>
   </w:num>
   <w:num w:numId="97" w16cid:durableId="1257009640">
     <w:abstractNumId w:val="41"/>
-    <w:lvlOverride w:ilvl="0"/>
-    <w:lvlOverride w:ilvl="1"/>
-    <w:lvlOverride w:ilvl="2"/>
-    <w:lvlOverride w:ilvl="3"/>
-    <w:lvlOverride w:ilvl="4"/>
-    <w:lvlOverride w:ilvl="5"/>
-    <w:lvlOverride w:ilvl="6"/>
-    <w:lvlOverride w:ilvl="7"/>
-    <w:lvlOverride w:ilvl="8"/>
   </w:num>
   <w:num w:numId="98" w16cid:durableId="1087652339">
     <w:abstractNumId w:val="89"/>
-    <w:lvlOverride w:ilvl="0"/>
-    <w:lvlOverride w:ilvl="1"/>
-    <w:lvlOverride w:ilvl="2"/>
-    <w:lvlOverride w:ilvl="3"/>
-    <w:lvlOverride w:ilvl="4"/>
-    <w:lvlOverride w:ilvl="5"/>
-    <w:lvlOverride w:ilvl="6"/>
-    <w:lvlOverride w:ilvl="7"/>
-    <w:lvlOverride w:ilvl="8"/>
   </w:num>
   <w:num w:numId="99" w16cid:durableId="2139760816">
     <w:abstractNumId w:val="44"/>
-    <w:lvlOverride w:ilvl="0"/>
-    <w:lvlOverride w:ilvl="1"/>
-    <w:lvlOverride w:ilvl="2"/>
-    <w:lvlOverride w:ilvl="3"/>
-    <w:lvlOverride w:ilvl="4"/>
-    <w:lvlOverride w:ilvl="5"/>
-    <w:lvlOverride w:ilvl="6"/>
-    <w:lvlOverride w:ilvl="7"/>
-    <w:lvlOverride w:ilvl="8"/>
   </w:num>
   <w:num w:numId="100" w16cid:durableId="754859991">
     <w:abstractNumId w:val="106"/>
-    <w:lvlOverride w:ilvl="0"/>
-    <w:lvlOverride w:ilvl="1"/>
-    <w:lvlOverride w:ilvl="2"/>
-    <w:lvlOverride w:ilvl="3"/>
-    <w:lvlOverride w:ilvl="4"/>
-    <w:lvlOverride w:ilvl="5"/>
-    <w:lvlOverride w:ilvl="6"/>
-    <w:lvlOverride w:ilvl="7"/>
-    <w:lvlOverride w:ilvl="8"/>
   </w:num>
   <w:num w:numId="101" w16cid:durableId="471169615">
     <w:abstractNumId w:val="1"/>
-    <w:lvlOverride w:ilvl="0"/>
-    <w:lvlOverride w:ilvl="1"/>
-    <w:lvlOverride w:ilvl="2"/>
-    <w:lvlOverride w:ilvl="3"/>
-    <w:lvlOverride w:ilvl="4"/>
-    <w:lvlOverride w:ilvl="5"/>
-    <w:lvlOverride w:ilvl="6"/>
-    <w:lvlOverride w:ilvl="7"/>
-    <w:lvlOverride w:ilvl="8"/>
   </w:num>
   <w:num w:numId="102" w16cid:durableId="1722366367">
     <w:abstractNumId w:val="81"/>
-    <w:lvlOverride w:ilvl="0"/>
-    <w:lvlOverride w:ilvl="1"/>
-    <w:lvlOverride w:ilvl="2"/>
-    <w:lvlOverride w:ilvl="3"/>
-    <w:lvlOverride w:ilvl="4"/>
-    <w:lvlOverride w:ilvl="5"/>
-    <w:lvlOverride w:ilvl="6"/>
-    <w:lvlOverride w:ilvl="7"/>
-    <w:lvlOverride w:ilvl="8"/>
   </w:num>
   <w:num w:numId="103" w16cid:durableId="1078479818">
     <w:abstractNumId w:val="35"/>
-    <w:lvlOverride w:ilvl="0"/>
-    <w:lvlOverride w:ilvl="1"/>
-    <w:lvlOverride w:ilvl="2"/>
-    <w:lvlOverride w:ilvl="3"/>
-    <w:lvlOverride w:ilvl="4"/>
-    <w:lvlOverride w:ilvl="5"/>
-    <w:lvlOverride w:ilvl="6"/>
-    <w:lvlOverride w:ilvl="7"/>
-    <w:lvlOverride w:ilvl="8"/>
   </w:num>
   <w:num w:numId="104" w16cid:durableId="1951277310">
     <w:abstractNumId w:val="113"/>
-    <w:lvlOverride w:ilvl="0"/>
-    <w:lvlOverride w:ilvl="1"/>
-    <w:lvlOverride w:ilvl="2"/>
-    <w:lvlOverride w:ilvl="3"/>
-    <w:lvlOverride w:ilvl="4"/>
-    <w:lvlOverride w:ilvl="5"/>
-    <w:lvlOverride w:ilvl="6"/>
-    <w:lvlOverride w:ilvl="7"/>
-    <w:lvlOverride w:ilvl="8"/>
   </w:num>
   <w:num w:numId="105" w16cid:durableId="1807968111">
     <w:abstractNumId w:val="5"/>
-    <w:lvlOverride w:ilvl="0"/>
-    <w:lvlOverride w:ilvl="1"/>
-    <w:lvlOverride w:ilvl="2"/>
-    <w:lvlOverride w:ilvl="3"/>
-    <w:lvlOverride w:ilvl="4"/>
-    <w:lvlOverride w:ilvl="5"/>
-    <w:lvlOverride w:ilvl="6"/>
-    <w:lvlOverride w:ilvl="7"/>
-    <w:lvlOverride w:ilvl="8"/>
   </w:num>
   <w:num w:numId="106" w16cid:durableId="1623026762">
     <w:abstractNumId w:val="92"/>
@@ -37039,27 +41476,9 @@
   </w:num>
   <w:num w:numId="109" w16cid:durableId="145319112">
     <w:abstractNumId w:val="16"/>
-    <w:lvlOverride w:ilvl="0"/>
-    <w:lvlOverride w:ilvl="1"/>
-    <w:lvlOverride w:ilvl="2"/>
-    <w:lvlOverride w:ilvl="3"/>
-    <w:lvlOverride w:ilvl="4"/>
-    <w:lvlOverride w:ilvl="5"/>
-    <w:lvlOverride w:ilvl="6"/>
-    <w:lvlOverride w:ilvl="7"/>
-    <w:lvlOverride w:ilvl="8"/>
   </w:num>
   <w:num w:numId="110" w16cid:durableId="1726832155">
     <w:abstractNumId w:val="85"/>
-    <w:lvlOverride w:ilvl="0"/>
-    <w:lvlOverride w:ilvl="1"/>
-    <w:lvlOverride w:ilvl="2"/>
-    <w:lvlOverride w:ilvl="3"/>
-    <w:lvlOverride w:ilvl="4"/>
-    <w:lvlOverride w:ilvl="5"/>
-    <w:lvlOverride w:ilvl="6"/>
-    <w:lvlOverride w:ilvl="7"/>
-    <w:lvlOverride w:ilvl="8"/>
   </w:num>
   <w:num w:numId="111" w16cid:durableId="1139375425">
     <w:abstractNumId w:val="115"/>
@@ -37147,150 +41566,42 @@
   </w:num>
   <w:num w:numId="117" w16cid:durableId="1100100753">
     <w:abstractNumId w:val="40"/>
-    <w:lvlOverride w:ilvl="0"/>
-    <w:lvlOverride w:ilvl="1"/>
-    <w:lvlOverride w:ilvl="2"/>
-    <w:lvlOverride w:ilvl="3"/>
-    <w:lvlOverride w:ilvl="4"/>
-    <w:lvlOverride w:ilvl="5"/>
-    <w:lvlOverride w:ilvl="6"/>
-    <w:lvlOverride w:ilvl="7"/>
-    <w:lvlOverride w:ilvl="8"/>
   </w:num>
   <w:num w:numId="118" w16cid:durableId="1581524982">
     <w:abstractNumId w:val="2"/>
-    <w:lvlOverride w:ilvl="0"/>
-    <w:lvlOverride w:ilvl="1"/>
-    <w:lvlOverride w:ilvl="2"/>
-    <w:lvlOverride w:ilvl="3"/>
-    <w:lvlOverride w:ilvl="4"/>
-    <w:lvlOverride w:ilvl="5"/>
-    <w:lvlOverride w:ilvl="6"/>
-    <w:lvlOverride w:ilvl="7"/>
-    <w:lvlOverride w:ilvl="8"/>
   </w:num>
   <w:num w:numId="119" w16cid:durableId="964846651">
     <w:abstractNumId w:val="94"/>
-    <w:lvlOverride w:ilvl="0"/>
-    <w:lvlOverride w:ilvl="1"/>
-    <w:lvlOverride w:ilvl="2"/>
-    <w:lvlOverride w:ilvl="3"/>
-    <w:lvlOverride w:ilvl="4"/>
-    <w:lvlOverride w:ilvl="5"/>
-    <w:lvlOverride w:ilvl="6"/>
-    <w:lvlOverride w:ilvl="7"/>
-    <w:lvlOverride w:ilvl="8"/>
   </w:num>
   <w:num w:numId="120" w16cid:durableId="1527795054">
     <w:abstractNumId w:val="122"/>
-    <w:lvlOverride w:ilvl="0"/>
-    <w:lvlOverride w:ilvl="1"/>
-    <w:lvlOverride w:ilvl="2"/>
-    <w:lvlOverride w:ilvl="3"/>
-    <w:lvlOverride w:ilvl="4"/>
-    <w:lvlOverride w:ilvl="5"/>
-    <w:lvlOverride w:ilvl="6"/>
-    <w:lvlOverride w:ilvl="7"/>
-    <w:lvlOverride w:ilvl="8"/>
   </w:num>
   <w:num w:numId="121" w16cid:durableId="2007589095">
     <w:abstractNumId w:val="123"/>
-    <w:lvlOverride w:ilvl="0"/>
-    <w:lvlOverride w:ilvl="1"/>
-    <w:lvlOverride w:ilvl="2"/>
-    <w:lvlOverride w:ilvl="3"/>
-    <w:lvlOverride w:ilvl="4"/>
-    <w:lvlOverride w:ilvl="5"/>
-    <w:lvlOverride w:ilvl="6"/>
-    <w:lvlOverride w:ilvl="7"/>
-    <w:lvlOverride w:ilvl="8"/>
   </w:num>
   <w:num w:numId="122" w16cid:durableId="1250578420">
     <w:abstractNumId w:val="12"/>
-    <w:lvlOverride w:ilvl="0"/>
-    <w:lvlOverride w:ilvl="1"/>
-    <w:lvlOverride w:ilvl="2"/>
-    <w:lvlOverride w:ilvl="3"/>
-    <w:lvlOverride w:ilvl="4"/>
-    <w:lvlOverride w:ilvl="5"/>
-    <w:lvlOverride w:ilvl="6"/>
-    <w:lvlOverride w:ilvl="7"/>
-    <w:lvlOverride w:ilvl="8"/>
   </w:num>
   <w:num w:numId="123" w16cid:durableId="345863123">
     <w:abstractNumId w:val="59"/>
   </w:num>
   <w:num w:numId="124" w16cid:durableId="930160692">
     <w:abstractNumId w:val="60"/>
-    <w:lvlOverride w:ilvl="0"/>
-    <w:lvlOverride w:ilvl="1"/>
-    <w:lvlOverride w:ilvl="2"/>
-    <w:lvlOverride w:ilvl="3"/>
-    <w:lvlOverride w:ilvl="4"/>
-    <w:lvlOverride w:ilvl="5"/>
-    <w:lvlOverride w:ilvl="6"/>
-    <w:lvlOverride w:ilvl="7"/>
-    <w:lvlOverride w:ilvl="8"/>
   </w:num>
   <w:num w:numId="125" w16cid:durableId="104273223">
     <w:abstractNumId w:val="68"/>
-    <w:lvlOverride w:ilvl="0"/>
-    <w:lvlOverride w:ilvl="1"/>
-    <w:lvlOverride w:ilvl="2"/>
-    <w:lvlOverride w:ilvl="3"/>
-    <w:lvlOverride w:ilvl="4"/>
-    <w:lvlOverride w:ilvl="5"/>
-    <w:lvlOverride w:ilvl="6"/>
-    <w:lvlOverride w:ilvl="7"/>
-    <w:lvlOverride w:ilvl="8"/>
   </w:num>
   <w:num w:numId="126" w16cid:durableId="984241048">
     <w:abstractNumId w:val="96"/>
-    <w:lvlOverride w:ilvl="0"/>
-    <w:lvlOverride w:ilvl="1"/>
-    <w:lvlOverride w:ilvl="2"/>
-    <w:lvlOverride w:ilvl="3"/>
-    <w:lvlOverride w:ilvl="4"/>
-    <w:lvlOverride w:ilvl="5"/>
-    <w:lvlOverride w:ilvl="6"/>
-    <w:lvlOverride w:ilvl="7"/>
-    <w:lvlOverride w:ilvl="8"/>
   </w:num>
   <w:num w:numId="127" w16cid:durableId="848787604">
     <w:abstractNumId w:val="19"/>
-    <w:lvlOverride w:ilvl="0"/>
-    <w:lvlOverride w:ilvl="1"/>
-    <w:lvlOverride w:ilvl="2"/>
-    <w:lvlOverride w:ilvl="3"/>
-    <w:lvlOverride w:ilvl="4"/>
-    <w:lvlOverride w:ilvl="5"/>
-    <w:lvlOverride w:ilvl="6"/>
-    <w:lvlOverride w:ilvl="7"/>
-    <w:lvlOverride w:ilvl="8"/>
   </w:num>
   <w:num w:numId="128" w16cid:durableId="962611004">
     <w:abstractNumId w:val="58"/>
-    <w:lvlOverride w:ilvl="0"/>
-    <w:lvlOverride w:ilvl="1"/>
-    <w:lvlOverride w:ilvl="2"/>
-    <w:lvlOverride w:ilvl="3"/>
-    <w:lvlOverride w:ilvl="4"/>
-    <w:lvlOverride w:ilvl="5"/>
-    <w:lvlOverride w:ilvl="6"/>
-    <w:lvlOverride w:ilvl="7"/>
-    <w:lvlOverride w:ilvl="8"/>
   </w:num>
   <w:num w:numId="129" w16cid:durableId="65955225">
     <w:abstractNumId w:val="86"/>
-    <w:lvlOverride w:ilvl="0"/>
-    <w:lvlOverride w:ilvl="1"/>
-    <w:lvlOverride w:ilvl="2"/>
-    <w:lvlOverride w:ilvl="3"/>
-    <w:lvlOverride w:ilvl="4"/>
-    <w:lvlOverride w:ilvl="5"/>
-    <w:lvlOverride w:ilvl="6"/>
-    <w:lvlOverride w:ilvl="7"/>
-    <w:lvlOverride w:ilvl="8"/>
   </w:num>
 </w:numbering>
 </file>
@@ -37809,6 +42120,7 @@
   <w:style w:type="character" w:default="1" w:styleId="DefaultParagraphFont">
     <w:name w:val="Default Paragraph Font"/>
     <w:uiPriority w:val="1"/>
+    <w:semiHidden/>
     <w:unhideWhenUsed/>
   </w:style>
   <w:style w:type="table" w:default="1" w:styleId="TableNormal">
